--- a/实验作业封面.docx
+++ b/实验作业封面.docx
@@ -1021,6 +1021,69 @@
         <w:spacing w:line="360" w:lineRule="auto"/>
         <w:textAlignment w:val="auto"/>
         <w:rPr>
+          <w:rFonts w:hint="eastAsia" w:ascii="宋体" w:hAnsi="宋体" w:cs="宋体"/>
+          <w:i w:val="0"/>
+          <w:iCs w:val="0"/>
+          <w:caps w:val="0"/>
+          <w:color w:val="0D0D0D" w:themeColor="text1" w:themeTint="F2"/>
+          <w:spacing w:val="0"/>
+          <w:sz w:val="27"/>
+          <w:szCs w:val="27"/>
+          <w:shd w:val="clear" w:fill="FFFFFF"/>
+          <w:lang w:val="en-US" w:eastAsia="zh-CN"/>
+          <w14:textFill>
+            <w14:solidFill>
+              <w14:schemeClr w14:val="tx1">
+                <w14:lumMod w14:val="95000"/>
+                <w14:lumOff w14:val="5000"/>
+              </w14:schemeClr>
+            </w14:solidFill>
+          </w14:textFill>
+        </w:rPr>
+      </w:pPr>
+      <w:r>
+        <w:rPr>
+          <w:rFonts w:hint="eastAsia" w:ascii="宋体" w:hAnsi="宋体" w:cs="宋体"/>
+          <w:i w:val="0"/>
+          <w:iCs w:val="0"/>
+          <w:caps w:val="0"/>
+          <w:color w:val="0D0D0D" w:themeColor="text1" w:themeTint="F2"/>
+          <w:spacing w:val="0"/>
+          <w:sz w:val="27"/>
+          <w:szCs w:val="27"/>
+          <w:shd w:val="clear" w:fill="FFFFFF"/>
+          <w:lang w:val="en-US" w:eastAsia="zh-CN"/>
+          <w14:textFill>
+            <w14:solidFill>
+              <w14:schemeClr w14:val="tx1">
+                <w14:lumMod w14:val="95000"/>
+                <w14:lumOff w14:val="5000"/>
+              </w14:schemeClr>
+            </w14:solidFill>
+          </w14:textFill>
+        </w:rPr>
+        <w:t>2.1 功能模块分解</w:t>
+      </w:r>
+    </w:p>
+    <w:p>
+      <w:pPr>
+        <w:keepNext w:val="0"/>
+        <w:keepLines w:val="0"/>
+        <w:pageBreakBefore w:val="0"/>
+        <w:widowControl w:val="0"/>
+        <w:kinsoku/>
+        <w:wordWrap/>
+        <w:overflowPunct/>
+        <w:topLinePunct w:val="0"/>
+        <w:autoSpaceDE/>
+        <w:autoSpaceDN/>
+        <w:bidi w:val="0"/>
+        <w:adjustRightInd/>
+        <w:snapToGrid/>
+        <w:spacing w:line="360" w:lineRule="auto"/>
+        <w:ind w:firstLine="420" w:firstLineChars="0"/>
+        <w:textAlignment w:val="auto"/>
+        <w:rPr>
           <w:rFonts w:hint="eastAsia"/>
           <w:sz w:val="24"/>
           <w:szCs w:val="24"/>
@@ -1028,14 +1091,73 @@
       </w:pPr>
       <w:r>
         <w:rPr>
-          <w:rFonts w:hint="eastAsia"/>
-          <w:sz w:val="24"/>
-          <w:szCs w:val="24"/>
-        </w:rPr>
-        <w:t>2.1 功能模块分解</w:t>
-      </w:r>
-      <w:bookmarkStart w:id="0" w:name="_GoBack"/>
-      <w:bookmarkEnd w:id="0"/>
+          <w:rFonts w:hint="eastAsia" w:ascii="宋体" w:hAnsi="宋体" w:cs="宋体"/>
+          <w:i w:val="0"/>
+          <w:iCs w:val="0"/>
+          <w:caps w:val="0"/>
+          <w:color w:val="0D0D0D" w:themeColor="text1" w:themeTint="F2"/>
+          <w:spacing w:val="0"/>
+          <w:sz w:val="27"/>
+          <w:szCs w:val="27"/>
+          <w:shd w:val="clear" w:fill="FFFFFF"/>
+          <w:lang w:val="en-US" w:eastAsia="zh-CN"/>
+          <w14:textFill>
+            <w14:solidFill>
+              <w14:schemeClr w14:val="tx1">
+                <w14:lumMod w14:val="95000"/>
+                <w14:lumOff w14:val="5000"/>
+              </w14:schemeClr>
+            </w14:solidFill>
+          </w14:textFill>
+        </w:rPr>
+        <w:t>本系统功能模块包括客户端模块、管理员端模块（如图</w:t>
+      </w:r>
+      <w:r>
+        <w:rPr>
+          <w:rFonts w:hint="default" w:ascii="宋体" w:hAnsi="宋体" w:cs="宋体"/>
+          <w:i w:val="0"/>
+          <w:iCs w:val="0"/>
+          <w:caps w:val="0"/>
+          <w:color w:val="0D0D0D" w:themeColor="text1" w:themeTint="F2"/>
+          <w:spacing w:val="0"/>
+          <w:sz w:val="27"/>
+          <w:szCs w:val="27"/>
+          <w:shd w:val="clear" w:fill="FFFFFF"/>
+          <w:lang w:val="en-US" w:eastAsia="zh-CN"/>
+          <w14:textFill>
+            <w14:solidFill>
+              <w14:schemeClr w14:val="tx1">
+                <w14:lumMod w14:val="95000"/>
+                <w14:lumOff w14:val="5000"/>
+              </w14:schemeClr>
+            </w14:solidFill>
+          </w14:textFill>
+        </w:rPr>
+        <w:t>1</w:t>
+      </w:r>
+      <w:r>
+        <w:rPr>
+          <w:rFonts w:hint="eastAsia" w:ascii="宋体" w:hAnsi="宋体" w:cs="宋体"/>
+          <w:i w:val="0"/>
+          <w:iCs w:val="0"/>
+          <w:caps w:val="0"/>
+          <w:color w:val="0D0D0D" w:themeColor="text1" w:themeTint="F2"/>
+          <w:spacing w:val="0"/>
+          <w:sz w:val="27"/>
+          <w:szCs w:val="27"/>
+          <w:shd w:val="clear" w:fill="FFFFFF"/>
+          <w:lang w:val="en-US" w:eastAsia="zh-CN"/>
+          <w14:textFill>
+            <w14:solidFill>
+              <w14:schemeClr w14:val="tx1">
+                <w14:lumMod w14:val="95000"/>
+                <w14:lumOff w14:val="5000"/>
+              </w14:schemeClr>
+            </w14:solidFill>
+          </w14:textFill>
+        </w:rPr>
+        <w:t>）。其中客户模块包括留言查看、几何测量、地图切换、类别统计展示等基础功能；管理员端模块包括数据录入、数据删除、数据编辑、数据查询</w:t>
+      </w:r>
     </w:p>
     <w:p>
       <w:pPr>
@@ -1055,11 +1177,79 @@
         <w:spacing w:line="360" w:lineRule="auto"/>
         <w:textAlignment w:val="auto"/>
         <w:rPr>
-          <w:rFonts w:hint="eastAsia"/>
+          <w:rFonts w:hint="eastAsia" w:eastAsia="宋体"/>
           <w:sz w:val="24"/>
           <w:szCs w:val="24"/>
-        </w:rPr>
-      </w:pPr>
+          <w:lang w:eastAsia="zh-CN"/>
+        </w:rPr>
+      </w:pPr>
+      <w:r>
+        <w:rPr>
+          <w:rFonts w:hint="eastAsia" w:eastAsia="宋体"/>
+          <w:sz w:val="24"/>
+          <w:szCs w:val="24"/>
+          <w:lang w:eastAsia="zh-CN"/>
+        </w:rPr>
+        <w:drawing>
+          <wp:inline distT="0" distB="0" distL="114300" distR="114300">
+            <wp:extent cx="5268595" cy="2760980"/>
+            <wp:effectExtent l="0" t="0" r="0" b="0"/>
+            <wp:docPr id="3" name="ECB019B1-382A-4266-B25C-5B523AA43C14-1" descr="wps"/>
+            <wp:cNvGraphicFramePr>
+              <a:graphicFrameLocks xmlns:a="http://schemas.openxmlformats.org/drawingml/2006/main" noChangeAspect="1"/>
+            </wp:cNvGraphicFramePr>
+            <a:graphic xmlns:a="http://schemas.openxmlformats.org/drawingml/2006/main">
+              <a:graphicData uri="http://schemas.openxmlformats.org/drawingml/2006/picture">
+                <pic:pic xmlns:pic="http://schemas.openxmlformats.org/drawingml/2006/picture">
+                  <pic:nvPicPr>
+                    <pic:cNvPr id="3" name="ECB019B1-382A-4266-B25C-5B523AA43C14-1" descr="wps"/>
+                    <pic:cNvPicPr>
+                      <a:picLocks noChangeAspect="1"/>
+                    </pic:cNvPicPr>
+                  </pic:nvPicPr>
+                  <pic:blipFill>
+                    <a:blip r:embed="rId6"/>
+                    <a:stretch>
+                      <a:fillRect/>
+                    </a:stretch>
+                  </pic:blipFill>
+                  <pic:spPr>
+                    <a:xfrm>
+                      <a:off x="0" y="0"/>
+                      <a:ext cx="5268595" cy="2760980"/>
+                    </a:xfrm>
+                    <a:prstGeom prst="rect">
+                      <a:avLst/>
+                    </a:prstGeom>
+                  </pic:spPr>
+                </pic:pic>
+              </a:graphicData>
+            </a:graphic>
+          </wp:inline>
+        </w:drawing>
+      </w:r>
+    </w:p>
+    <w:p>
+      <w:pPr>
+        <w:keepNext w:val="0"/>
+        <w:keepLines w:val="0"/>
+        <w:widowControl/>
+        <w:suppressLineNumbers w:val="0"/>
+        <w:jc w:val="center"/>
+      </w:pPr>
+      <w:r>
+        <w:rPr>
+          <w:rFonts w:hint="eastAsia" w:ascii="宋体" w:hAnsi="宋体" w:eastAsia="宋体" w:cs="宋体"/>
+          <w:b/>
+          <w:bCs/>
+          <w:color w:val="000000"/>
+          <w:kern w:val="0"/>
+          <w:sz w:val="21"/>
+          <w:szCs w:val="21"/>
+          <w:lang w:val="en-US" w:eastAsia="zh-CN" w:bidi="ar"/>
+        </w:rPr>
+        <w:t>图 1 系统功能模块</w:t>
+      </w:r>
     </w:p>
     <w:p>
       <w:pPr>
@@ -1103,11 +1293,49 @@
         <w:spacing w:line="360" w:lineRule="auto"/>
         <w:textAlignment w:val="auto"/>
         <w:rPr>
-          <w:rFonts w:hint="eastAsia"/>
-          <w:sz w:val="24"/>
-          <w:szCs w:val="24"/>
-        </w:rPr>
-      </w:pPr>
+          <w:rFonts w:hint="eastAsia" w:ascii="宋体" w:hAnsi="宋体" w:cs="宋体"/>
+          <w:i w:val="0"/>
+          <w:iCs w:val="0"/>
+          <w:caps w:val="0"/>
+          <w:color w:val="0D0D0D" w:themeColor="text1" w:themeTint="F2"/>
+          <w:spacing w:val="0"/>
+          <w:sz w:val="27"/>
+          <w:szCs w:val="27"/>
+          <w:shd w:val="clear" w:fill="FFFFFF"/>
+          <w:lang w:val="en-US" w:eastAsia="zh-CN"/>
+          <w14:textFill>
+            <w14:solidFill>
+              <w14:schemeClr w14:val="tx1">
+                <w14:lumMod w14:val="95000"/>
+                <w14:lumOff w14:val="5000"/>
+              </w14:schemeClr>
+            </w14:solidFill>
+          </w14:textFill>
+        </w:rPr>
+      </w:pPr>
+      <w:r>
+        <w:rPr>
+          <w:rFonts w:hint="eastAsia" w:ascii="宋体" w:hAnsi="宋体" w:cs="宋体"/>
+          <w:i w:val="0"/>
+          <w:iCs w:val="0"/>
+          <w:caps w:val="0"/>
+          <w:color w:val="0D0D0D" w:themeColor="text1" w:themeTint="F2"/>
+          <w:spacing w:val="0"/>
+          <w:sz w:val="27"/>
+          <w:szCs w:val="27"/>
+          <w:shd w:val="clear" w:fill="FFFFFF"/>
+          <w:lang w:val="en-US" w:eastAsia="zh-CN"/>
+          <w14:textFill>
+            <w14:solidFill>
+              <w14:schemeClr w14:val="tx1">
+                <w14:lumMod w14:val="95000"/>
+                <w14:lumOff w14:val="5000"/>
+              </w14:schemeClr>
+            </w14:solidFill>
+          </w14:textFill>
+        </w:rPr>
+        <w:t>2.2 模块层次结构与调用关系</w:t>
+      </w:r>
     </w:p>
     <w:p>
       <w:pPr>
@@ -1125,20 +1353,51 @@
         <w:adjustRightInd/>
         <w:snapToGrid/>
         <w:spacing w:line="360" w:lineRule="auto"/>
+        <w:ind w:firstLine="420" w:firstLineChars="0"/>
         <w:textAlignment w:val="auto"/>
         <w:rPr>
-          <w:rFonts w:hint="eastAsia"/>
-          <w:sz w:val="24"/>
-          <w:szCs w:val="24"/>
-        </w:rPr>
-      </w:pPr>
-      <w:r>
-        <w:rPr>
-          <w:rFonts w:hint="eastAsia"/>
-          <w:sz w:val="24"/>
-          <w:szCs w:val="24"/>
-        </w:rPr>
-        <w:t>实现的过程</w:t>
+          <w:rFonts w:hint="eastAsia" w:ascii="宋体" w:hAnsi="宋体" w:cs="宋体"/>
+          <w:i w:val="0"/>
+          <w:iCs w:val="0"/>
+          <w:caps w:val="0"/>
+          <w:color w:val="0D0D0D" w:themeColor="text1" w:themeTint="F2"/>
+          <w:spacing w:val="0"/>
+          <w:sz w:val="27"/>
+          <w:szCs w:val="27"/>
+          <w:shd w:val="clear" w:fill="FFFFFF"/>
+          <w:lang w:val="en-US" w:eastAsia="zh-CN"/>
+          <w14:textFill>
+            <w14:solidFill>
+              <w14:schemeClr w14:val="tx1">
+                <w14:lumMod w14:val="95000"/>
+                <w14:lumOff w14:val="5000"/>
+              </w14:schemeClr>
+            </w14:solidFill>
+          </w14:textFill>
+        </w:rPr>
+      </w:pPr>
+      <w:r>
+        <w:rPr>
+          <w:rFonts w:hint="eastAsia" w:ascii="宋体" w:hAnsi="宋体" w:cs="宋体"/>
+          <w:i w:val="0"/>
+          <w:iCs w:val="0"/>
+          <w:caps w:val="0"/>
+          <w:color w:val="0D0D0D" w:themeColor="text1" w:themeTint="F2"/>
+          <w:spacing w:val="0"/>
+          <w:sz w:val="27"/>
+          <w:szCs w:val="27"/>
+          <w:shd w:val="clear" w:fill="FFFFFF"/>
+          <w:lang w:val="en-US" w:eastAsia="zh-CN"/>
+          <w14:textFill>
+            <w14:solidFill>
+              <w14:schemeClr w14:val="tx1">
+                <w14:lumMod w14:val="95000"/>
+                <w14:lumOff w14:val="5000"/>
+              </w14:schemeClr>
+            </w14:solidFill>
+          </w14:textFill>
+        </w:rPr>
+        <w:t>本系统采用 B/S（浏览器/服务器）架构，实现了数据的高效获取、处理与可视化展示。系统整体分为前端组件层、数据交互层、应用实现层、应用支撑层和数据库层（如图 2 所示）。各层次模块划分如下：</w:t>
       </w:r>
     </w:p>
     <w:p>
@@ -1148,7 +1407,402 @@
         <w:pageBreakBefore w:val="0"/>
         <w:widowControl w:val="0"/>
         <w:kinsoku/>
-        <w:wordWrap/>
+        <w:wordWrap w:val="0"/>
+        <w:overflowPunct/>
+        <w:topLinePunct w:val="0"/>
+        <w:autoSpaceDE/>
+        <w:autoSpaceDN/>
+        <w:bidi w:val="0"/>
+        <w:adjustRightInd/>
+        <w:snapToGrid/>
+        <w:spacing w:line="360" w:lineRule="auto"/>
+        <w:ind w:firstLine="420" w:firstLineChars="0"/>
+        <w:textAlignment w:val="auto"/>
+        <w:rPr>
+          <w:rFonts w:hint="eastAsia" w:ascii="宋体" w:hAnsi="宋体" w:cs="宋体"/>
+          <w:i w:val="0"/>
+          <w:iCs w:val="0"/>
+          <w:caps w:val="0"/>
+          <w:color w:val="0D0D0D" w:themeColor="text1" w:themeTint="F2"/>
+          <w:spacing w:val="0"/>
+          <w:sz w:val="27"/>
+          <w:szCs w:val="27"/>
+          <w:shd w:val="clear" w:fill="FFFFFF"/>
+          <w:lang w:val="en-US" w:eastAsia="zh-CN"/>
+          <w14:textFill>
+            <w14:solidFill>
+              <w14:schemeClr w14:val="tx1">
+                <w14:lumMod w14:val="95000"/>
+                <w14:lumOff w14:val="5000"/>
+              </w14:schemeClr>
+            </w14:solidFill>
+          </w14:textFill>
+        </w:rPr>
+      </w:pPr>
+      <w:r>
+        <w:rPr>
+          <w:rFonts w:hint="eastAsia" w:ascii="宋体" w:hAnsi="宋体" w:cs="宋体"/>
+          <w:i w:val="0"/>
+          <w:iCs w:val="0"/>
+          <w:caps w:val="0"/>
+          <w:color w:val="0D0D0D" w:themeColor="text1" w:themeTint="F2"/>
+          <w:spacing w:val="0"/>
+          <w:sz w:val="27"/>
+          <w:szCs w:val="27"/>
+          <w:shd w:val="clear" w:fill="FFFFFF"/>
+          <w:lang w:val="en-US" w:eastAsia="zh-CN"/>
+          <w14:textFill>
+            <w14:solidFill>
+              <w14:schemeClr w14:val="tx1">
+                <w14:lumMod w14:val="95000"/>
+                <w14:lumOff w14:val="5000"/>
+              </w14:schemeClr>
+            </w14:solidFill>
+          </w14:textFill>
+        </w:rPr>
+        <w:t>前端组件层：采用 Vue3 框架，主要负责用户界面的构建与交互。该层包括 App.vue、views 目录下的 AdminLogin.vue、AdminPanel.vue、MapView.vue 以及 components 目录下的 HelloWorld.vue 等模块，实现了系统的页面展示、用户登录、管理面板和地图可视化等功能。</w:t>
+      </w:r>
+    </w:p>
+    <w:p>
+      <w:pPr>
+        <w:keepNext w:val="0"/>
+        <w:keepLines w:val="0"/>
+        <w:pageBreakBefore w:val="0"/>
+        <w:widowControl w:val="0"/>
+        <w:kinsoku/>
+        <w:wordWrap w:val="0"/>
+        <w:overflowPunct/>
+        <w:topLinePunct w:val="0"/>
+        <w:autoSpaceDE/>
+        <w:autoSpaceDN/>
+        <w:bidi w:val="0"/>
+        <w:adjustRightInd/>
+        <w:snapToGrid/>
+        <w:spacing w:line="360" w:lineRule="auto"/>
+        <w:ind w:firstLine="420" w:firstLineChars="0"/>
+        <w:textAlignment w:val="auto"/>
+        <w:rPr>
+          <w:rFonts w:hint="eastAsia" w:ascii="宋体" w:hAnsi="宋体" w:cs="宋体"/>
+          <w:i w:val="0"/>
+          <w:iCs w:val="0"/>
+          <w:caps w:val="0"/>
+          <w:color w:val="0D0D0D" w:themeColor="text1" w:themeTint="F2"/>
+          <w:spacing w:val="0"/>
+          <w:sz w:val="27"/>
+          <w:szCs w:val="27"/>
+          <w:shd w:val="clear" w:fill="FFFFFF"/>
+          <w:lang w:val="en-US" w:eastAsia="zh-CN"/>
+          <w14:textFill>
+            <w14:solidFill>
+              <w14:schemeClr w14:val="tx1">
+                <w14:lumMod w14:val="95000"/>
+                <w14:lumOff w14:val="5000"/>
+              </w14:schemeClr>
+            </w14:solidFill>
+          </w14:textFill>
+        </w:rPr>
+      </w:pPr>
+      <w:r>
+        <w:rPr>
+          <w:rFonts w:hint="eastAsia" w:ascii="宋体" w:hAnsi="宋体" w:cs="宋体"/>
+          <w:i w:val="0"/>
+          <w:iCs w:val="0"/>
+          <w:caps w:val="0"/>
+          <w:color w:val="0D0D0D" w:themeColor="text1" w:themeTint="F2"/>
+          <w:spacing w:val="0"/>
+          <w:sz w:val="27"/>
+          <w:szCs w:val="27"/>
+          <w:shd w:val="clear" w:fill="FFFFFF"/>
+          <w:lang w:val="en-US" w:eastAsia="zh-CN"/>
+          <w14:textFill>
+            <w14:solidFill>
+              <w14:schemeClr w14:val="tx1">
+                <w14:lumMod w14:val="95000"/>
+                <w14:lumOff w14:val="5000"/>
+              </w14:schemeClr>
+            </w14:solidFill>
+          </w14:textFill>
+        </w:rPr>
+        <w:t>数据交互层：通过 axios实现前后端的数据通信。该层负责将前端用户的操作请求发送到后端，并接收后端返回的数据，实现数据的动态交互。</w:t>
+      </w:r>
+    </w:p>
+    <w:p>
+      <w:pPr>
+        <w:keepNext w:val="0"/>
+        <w:keepLines w:val="0"/>
+        <w:pageBreakBefore w:val="0"/>
+        <w:widowControl w:val="0"/>
+        <w:kinsoku/>
+        <w:wordWrap w:val="0"/>
+        <w:overflowPunct/>
+        <w:topLinePunct w:val="0"/>
+        <w:autoSpaceDE/>
+        <w:autoSpaceDN/>
+        <w:bidi w:val="0"/>
+        <w:adjustRightInd/>
+        <w:snapToGrid/>
+        <w:spacing w:line="360" w:lineRule="auto"/>
+        <w:ind w:firstLine="420" w:firstLineChars="0"/>
+        <w:textAlignment w:val="auto"/>
+        <w:rPr>
+          <w:rFonts w:hint="eastAsia" w:ascii="宋体" w:hAnsi="宋体" w:cs="宋体"/>
+          <w:i w:val="0"/>
+          <w:iCs w:val="0"/>
+          <w:caps w:val="0"/>
+          <w:color w:val="0D0D0D" w:themeColor="text1" w:themeTint="F2"/>
+          <w:spacing w:val="0"/>
+          <w:sz w:val="27"/>
+          <w:szCs w:val="27"/>
+          <w:shd w:val="clear" w:fill="FFFFFF"/>
+          <w:lang w:val="en-US" w:eastAsia="zh-CN"/>
+          <w14:textFill>
+            <w14:solidFill>
+              <w14:schemeClr w14:val="tx1">
+                <w14:lumMod w14:val="95000"/>
+                <w14:lumOff w14:val="5000"/>
+              </w14:schemeClr>
+            </w14:solidFill>
+          </w14:textFill>
+        </w:rPr>
+      </w:pPr>
+      <w:r>
+        <w:rPr>
+          <w:rFonts w:hint="eastAsia" w:ascii="宋体" w:hAnsi="宋体" w:cs="宋体"/>
+          <w:i w:val="0"/>
+          <w:iCs w:val="0"/>
+          <w:caps w:val="0"/>
+          <w:color w:val="0D0D0D" w:themeColor="text1" w:themeTint="F2"/>
+          <w:spacing w:val="0"/>
+          <w:sz w:val="27"/>
+          <w:szCs w:val="27"/>
+          <w:shd w:val="clear" w:fill="FFFFFF"/>
+          <w:lang w:val="en-US" w:eastAsia="zh-CN"/>
+          <w14:textFill>
+            <w14:solidFill>
+              <w14:schemeClr w14:val="tx1">
+                <w14:lumMod w14:val="95000"/>
+                <w14:lumOff w14:val="5000"/>
+              </w14:schemeClr>
+            </w14:solidFill>
+          </w14:textFill>
+        </w:rPr>
+        <w:t>应用实现层：基于 Node.js 和 Express 框架，后端主要由 server/src/routes 目录下的 geoRoutes.ts、messagesRoutes.ts、statsRoutes.ts 等路由模块组成，负责处理前端请求、业务逻辑分发和接口响应。</w:t>
+      </w:r>
+    </w:p>
+    <w:p>
+      <w:pPr>
+        <w:keepNext w:val="0"/>
+        <w:keepLines w:val="0"/>
+        <w:pageBreakBefore w:val="0"/>
+        <w:widowControl w:val="0"/>
+        <w:kinsoku/>
+        <w:wordWrap w:val="0"/>
+        <w:overflowPunct/>
+        <w:topLinePunct w:val="0"/>
+        <w:autoSpaceDE/>
+        <w:autoSpaceDN/>
+        <w:bidi w:val="0"/>
+        <w:adjustRightInd/>
+        <w:snapToGrid/>
+        <w:spacing w:line="360" w:lineRule="auto"/>
+        <w:ind w:firstLine="420" w:firstLineChars="0"/>
+        <w:textAlignment w:val="auto"/>
+        <w:rPr>
+          <w:rFonts w:hint="eastAsia" w:ascii="宋体" w:hAnsi="宋体" w:cs="宋体"/>
+          <w:i w:val="0"/>
+          <w:iCs w:val="0"/>
+          <w:caps w:val="0"/>
+          <w:color w:val="0D0D0D" w:themeColor="text1" w:themeTint="F2"/>
+          <w:spacing w:val="0"/>
+          <w:sz w:val="27"/>
+          <w:szCs w:val="27"/>
+          <w:shd w:val="clear" w:fill="FFFFFF"/>
+          <w:lang w:val="en-US" w:eastAsia="zh-CN"/>
+          <w14:textFill>
+            <w14:solidFill>
+              <w14:schemeClr w14:val="tx1">
+                <w14:lumMod w14:val="95000"/>
+                <w14:lumOff w14:val="5000"/>
+              </w14:schemeClr>
+            </w14:solidFill>
+          </w14:textFill>
+        </w:rPr>
+      </w:pPr>
+      <w:r>
+        <w:rPr>
+          <w:rFonts w:hint="eastAsia" w:ascii="宋体" w:hAnsi="宋体" w:cs="宋体"/>
+          <w:i w:val="0"/>
+          <w:iCs w:val="0"/>
+          <w:caps w:val="0"/>
+          <w:color w:val="0D0D0D" w:themeColor="text1" w:themeTint="F2"/>
+          <w:spacing w:val="0"/>
+          <w:sz w:val="27"/>
+          <w:szCs w:val="27"/>
+          <w:shd w:val="clear" w:fill="FFFFFF"/>
+          <w:lang w:val="en-US" w:eastAsia="zh-CN"/>
+          <w14:textFill>
+            <w14:solidFill>
+              <w14:schemeClr w14:val="tx1">
+                <w14:lumMod w14:val="95000"/>
+                <w14:lumOff w14:val="5000"/>
+              </w14:schemeClr>
+            </w14:solidFill>
+          </w14:textFill>
+        </w:rPr>
+        <w:t>应用支撑层：该层为业务逻辑的具体实现，包含 server/src/services 目录下的 geoService.ts、messagesService.ts、statsService.ts 等服务模块，负责具体的数据处理、分析和业务实现。</w:t>
+      </w:r>
+    </w:p>
+    <w:p>
+      <w:pPr>
+        <w:keepNext w:val="0"/>
+        <w:keepLines w:val="0"/>
+        <w:pageBreakBefore w:val="0"/>
+        <w:widowControl w:val="0"/>
+        <w:kinsoku/>
+        <w:wordWrap w:val="0"/>
+        <w:overflowPunct/>
+        <w:topLinePunct w:val="0"/>
+        <w:autoSpaceDE/>
+        <w:autoSpaceDN/>
+        <w:bidi w:val="0"/>
+        <w:adjustRightInd/>
+        <w:snapToGrid/>
+        <w:spacing w:line="360" w:lineRule="auto"/>
+        <w:ind w:firstLine="420" w:firstLineChars="0"/>
+        <w:textAlignment w:val="auto"/>
+        <w:rPr>
+          <w:rFonts w:hint="eastAsia" w:ascii="宋体" w:hAnsi="宋体" w:cs="宋体"/>
+          <w:i w:val="0"/>
+          <w:iCs w:val="0"/>
+          <w:caps w:val="0"/>
+          <w:color w:val="0D0D0D" w:themeColor="text1" w:themeTint="F2"/>
+          <w:spacing w:val="0"/>
+          <w:sz w:val="27"/>
+          <w:szCs w:val="27"/>
+          <w:shd w:val="clear" w:fill="FFFFFF"/>
+          <w:lang w:val="en-US" w:eastAsia="zh-CN"/>
+          <w14:textFill>
+            <w14:solidFill>
+              <w14:schemeClr w14:val="tx1">
+                <w14:lumMod w14:val="95000"/>
+                <w14:lumOff w14:val="5000"/>
+              </w14:schemeClr>
+            </w14:solidFill>
+          </w14:textFill>
+        </w:rPr>
+      </w:pPr>
+      <w:r>
+        <w:rPr>
+          <w:rFonts w:hint="eastAsia" w:ascii="宋体" w:hAnsi="宋体" w:cs="宋体"/>
+          <w:i w:val="0"/>
+          <w:iCs w:val="0"/>
+          <w:caps w:val="0"/>
+          <w:color w:val="0D0D0D" w:themeColor="text1" w:themeTint="F2"/>
+          <w:spacing w:val="0"/>
+          <w:sz w:val="27"/>
+          <w:szCs w:val="27"/>
+          <w:shd w:val="clear" w:fill="FFFFFF"/>
+          <w:lang w:val="en-US" w:eastAsia="zh-CN"/>
+          <w14:textFill>
+            <w14:solidFill>
+              <w14:schemeClr w14:val="tx1">
+                <w14:lumMod w14:val="95000"/>
+                <w14:lumOff w14:val="5000"/>
+              </w14:schemeClr>
+            </w14:solidFill>
+          </w14:textFill>
+        </w:rPr>
+        <w:t>数据库层：采用 SQL 数据库，相关配置在 server/src/config/db.ts，数据库备份文件为 database/GongTongDiZaoDB.sql。该层负责数据的存储、查询与管理，为上层业务提供数据支撑。</w:t>
+      </w:r>
+    </w:p>
+    <w:p>
+      <w:pPr>
+        <w:keepNext w:val="0"/>
+        <w:keepLines w:val="0"/>
+        <w:pageBreakBefore w:val="0"/>
+        <w:widowControl w:val="0"/>
+        <w:kinsoku/>
+        <w:wordWrap w:val="0"/>
+        <w:overflowPunct/>
+        <w:topLinePunct w:val="0"/>
+        <w:autoSpaceDE/>
+        <w:autoSpaceDN/>
+        <w:bidi w:val="0"/>
+        <w:adjustRightInd/>
+        <w:snapToGrid/>
+        <w:spacing w:line="360" w:lineRule="auto"/>
+        <w:ind w:firstLine="420" w:firstLineChars="0"/>
+        <w:textAlignment w:val="auto"/>
+        <w:rPr>
+          <w:rFonts w:hint="eastAsia" w:ascii="宋体" w:hAnsi="宋体" w:cs="宋体"/>
+          <w:i w:val="0"/>
+          <w:iCs w:val="0"/>
+          <w:caps w:val="0"/>
+          <w:color w:val="0D0D0D" w:themeColor="text1" w:themeTint="F2"/>
+          <w:spacing w:val="0"/>
+          <w:sz w:val="27"/>
+          <w:szCs w:val="27"/>
+          <w:shd w:val="clear" w:fill="FFFFFF"/>
+          <w:lang w:val="en-US" w:eastAsia="zh-CN"/>
+          <w14:textFill>
+            <w14:solidFill>
+              <w14:schemeClr w14:val="tx1">
+                <w14:lumMod w14:val="95000"/>
+                <w14:lumOff w14:val="5000"/>
+              </w14:schemeClr>
+            </w14:solidFill>
+          </w14:textFill>
+        </w:rPr>
+      </w:pPr>
+    </w:p>
+    <w:p>
+      <w:pPr>
+        <w:keepNext w:val="0"/>
+        <w:keepLines w:val="0"/>
+        <w:pageBreakBefore w:val="0"/>
+        <w:widowControl w:val="0"/>
+        <w:kinsoku/>
+        <w:wordWrap w:val="0"/>
+        <w:overflowPunct/>
+        <w:topLinePunct w:val="0"/>
+        <w:autoSpaceDE/>
+        <w:autoSpaceDN/>
+        <w:bidi w:val="0"/>
+        <w:adjustRightInd/>
+        <w:snapToGrid/>
+        <w:spacing w:line="360" w:lineRule="auto"/>
+        <w:ind w:firstLine="420" w:firstLineChars="0"/>
+        <w:textAlignment w:val="auto"/>
+        <w:rPr>
+          <w:rFonts w:hint="eastAsia" w:ascii="宋体" w:hAnsi="宋体" w:cs="宋体"/>
+          <w:i w:val="0"/>
+          <w:iCs w:val="0"/>
+          <w:caps w:val="0"/>
+          <w:color w:val="0D0D0D" w:themeColor="text1" w:themeTint="F2"/>
+          <w:spacing w:val="0"/>
+          <w:sz w:val="27"/>
+          <w:szCs w:val="27"/>
+          <w:shd w:val="clear" w:fill="FFFFFF"/>
+          <w:lang w:val="en-US" w:eastAsia="zh-CN"/>
+          <w14:textFill>
+            <w14:solidFill>
+              <w14:schemeClr w14:val="tx1">
+                <w14:lumMod w14:val="95000"/>
+                <w14:lumOff w14:val="5000"/>
+              </w14:schemeClr>
+            </w14:solidFill>
+          </w14:textFill>
+        </w:rPr>
+      </w:pPr>
+    </w:p>
+    <w:p>
+      <w:pPr>
+        <w:keepNext w:val="0"/>
+        <w:keepLines w:val="0"/>
+        <w:pageBreakBefore w:val="0"/>
+        <w:widowControl w:val="0"/>
+        <w:kinsoku/>
+        <w:wordWrap w:val="0"/>
         <w:overflowPunct/>
         <w:topLinePunct w:val="0"/>
         <w:autoSpaceDE/>
@@ -1159,11 +1813,49 @@
         <w:spacing w:line="360" w:lineRule="auto"/>
         <w:textAlignment w:val="auto"/>
         <w:rPr>
-          <w:rFonts w:hint="eastAsia"/>
-          <w:sz w:val="24"/>
-          <w:szCs w:val="24"/>
-        </w:rPr>
-      </w:pPr>
+          <w:rFonts w:hint="eastAsia" w:ascii="宋体" w:hAnsi="宋体" w:cs="宋体"/>
+          <w:i w:val="0"/>
+          <w:iCs w:val="0"/>
+          <w:caps w:val="0"/>
+          <w:color w:val="0D0D0D" w:themeColor="text1" w:themeTint="F2"/>
+          <w:spacing w:val="0"/>
+          <w:sz w:val="27"/>
+          <w:szCs w:val="27"/>
+          <w:shd w:val="clear" w:fill="FFFFFF"/>
+          <w:lang w:val="en-US" w:eastAsia="zh-CN"/>
+          <w14:textFill>
+            <w14:solidFill>
+              <w14:schemeClr w14:val="tx1">
+                <w14:lumMod w14:val="95000"/>
+                <w14:lumOff w14:val="5000"/>
+              </w14:schemeClr>
+            </w14:solidFill>
+          </w14:textFill>
+        </w:rPr>
+      </w:pPr>
+      <w:r>
+        <w:rPr>
+          <w:rFonts w:hint="eastAsia" w:ascii="宋体" w:hAnsi="宋体" w:cs="宋体"/>
+          <w:i w:val="0"/>
+          <w:iCs w:val="0"/>
+          <w:caps w:val="0"/>
+          <w:color w:val="0D0D0D" w:themeColor="text1" w:themeTint="F2"/>
+          <w:spacing w:val="0"/>
+          <w:sz w:val="27"/>
+          <w:szCs w:val="27"/>
+          <w:shd w:val="clear" w:fill="FFFFFF"/>
+          <w:lang w:val="en-US" w:eastAsia="zh-CN"/>
+          <w14:textFill>
+            <w14:solidFill>
+              <w14:schemeClr w14:val="tx1">
+                <w14:lumMod w14:val="95000"/>
+                <w14:lumOff w14:val="5000"/>
+              </w14:schemeClr>
+            </w14:solidFill>
+          </w14:textFill>
+        </w:rPr>
+        <w:t>2.3 模块间接口</w:t>
+      </w:r>
     </w:p>
     <w:p>
       <w:pPr>
@@ -1172,7 +1864,7 @@
         <w:pageBreakBefore w:val="0"/>
         <w:widowControl w:val="0"/>
         <w:kinsoku/>
-        <w:wordWrap/>
+        <w:wordWrap w:val="0"/>
         <w:overflowPunct/>
         <w:topLinePunct w:val="0"/>
         <w:autoSpaceDE/>
@@ -1181,14 +1873,1969 @@
         <w:adjustRightInd/>
         <w:snapToGrid/>
         <w:spacing w:line="360" w:lineRule="auto"/>
+        <w:ind w:firstLine="420" w:firstLineChars="0"/>
         <w:textAlignment w:val="auto"/>
         <w:rPr>
-          <w:rFonts w:hint="eastAsia"/>
-          <w:sz w:val="24"/>
-          <w:szCs w:val="24"/>
-        </w:rPr>
-      </w:pPr>
-    </w:p>
+          <w:rFonts w:hint="eastAsia" w:ascii="宋体" w:hAnsi="宋体" w:cs="宋体"/>
+          <w:i w:val="0"/>
+          <w:iCs w:val="0"/>
+          <w:caps w:val="0"/>
+          <w:color w:val="0D0D0D" w:themeColor="text1" w:themeTint="F2"/>
+          <w:spacing w:val="0"/>
+          <w:sz w:val="27"/>
+          <w:szCs w:val="27"/>
+          <w:shd w:val="clear" w:fill="FFFFFF"/>
+          <w:lang w:val="en-US" w:eastAsia="zh-CN"/>
+          <w14:textFill>
+            <w14:solidFill>
+              <w14:schemeClr w14:val="tx1">
+                <w14:lumMod w14:val="95000"/>
+                <w14:lumOff w14:val="5000"/>
+              </w14:schemeClr>
+            </w14:solidFill>
+          </w14:textFill>
+        </w:rPr>
+      </w:pPr>
+      <w:r>
+        <w:rPr>
+          <w:rFonts w:hint="eastAsia" w:ascii="宋体" w:hAnsi="宋体" w:cs="宋体"/>
+          <w:i w:val="0"/>
+          <w:iCs w:val="0"/>
+          <w:caps w:val="0"/>
+          <w:color w:val="0D0D0D" w:themeColor="text1" w:themeTint="F2"/>
+          <w:spacing w:val="0"/>
+          <w:sz w:val="27"/>
+          <w:szCs w:val="27"/>
+          <w:shd w:val="clear" w:fill="FFFFFF"/>
+          <w:lang w:val="en-US" w:eastAsia="zh-CN"/>
+          <w14:textFill>
+            <w14:solidFill>
+              <w14:schemeClr w14:val="tx1">
+                <w14:lumMod w14:val="95000"/>
+                <w14:lumOff w14:val="5000"/>
+              </w14:schemeClr>
+            </w14:solidFill>
+          </w14:textFill>
+        </w:rPr>
+        <w:t xml:space="preserve">系统采用 </w:t>
+      </w:r>
+      <w:r>
+        <w:rPr>
+          <w:rFonts w:hint="default" w:ascii="宋体" w:hAnsi="宋体" w:cs="宋体"/>
+          <w:i w:val="0"/>
+          <w:iCs w:val="0"/>
+          <w:caps w:val="0"/>
+          <w:color w:val="0D0D0D" w:themeColor="text1" w:themeTint="F2"/>
+          <w:spacing w:val="0"/>
+          <w:sz w:val="27"/>
+          <w:szCs w:val="27"/>
+          <w:shd w:val="clear" w:fill="FFFFFF"/>
+          <w:lang w:val="en-US" w:eastAsia="zh-CN"/>
+          <w14:textFill>
+            <w14:solidFill>
+              <w14:schemeClr w14:val="tx1">
+                <w14:lumMod w14:val="95000"/>
+                <w14:lumOff w14:val="5000"/>
+              </w14:schemeClr>
+            </w14:solidFill>
+          </w14:textFill>
+        </w:rPr>
+        <w:t xml:space="preserve">RESTful </w:t>
+      </w:r>
+      <w:r>
+        <w:rPr>
+          <w:rFonts w:hint="eastAsia" w:ascii="宋体" w:hAnsi="宋体" w:cs="宋体"/>
+          <w:i w:val="0"/>
+          <w:iCs w:val="0"/>
+          <w:caps w:val="0"/>
+          <w:color w:val="0D0D0D" w:themeColor="text1" w:themeTint="F2"/>
+          <w:spacing w:val="0"/>
+          <w:sz w:val="27"/>
+          <w:szCs w:val="27"/>
+          <w:shd w:val="clear" w:fill="FFFFFF"/>
+          <w:lang w:val="en-US" w:eastAsia="zh-CN"/>
+          <w14:textFill>
+            <w14:solidFill>
+              <w14:schemeClr w14:val="tx1">
+                <w14:lumMod w14:val="95000"/>
+                <w14:lumOff w14:val="5000"/>
+              </w14:schemeClr>
+            </w14:solidFill>
+          </w14:textFill>
+        </w:rPr>
+        <w:t xml:space="preserve">风格接口，使用 </w:t>
+      </w:r>
+      <w:r>
+        <w:rPr>
+          <w:rFonts w:hint="default" w:ascii="宋体" w:hAnsi="宋体" w:cs="宋体"/>
+          <w:i w:val="0"/>
+          <w:iCs w:val="0"/>
+          <w:caps w:val="0"/>
+          <w:color w:val="0D0D0D" w:themeColor="text1" w:themeTint="F2"/>
+          <w:spacing w:val="0"/>
+          <w:sz w:val="27"/>
+          <w:szCs w:val="27"/>
+          <w:shd w:val="clear" w:fill="FFFFFF"/>
+          <w:lang w:val="en-US" w:eastAsia="zh-CN"/>
+          <w14:textFill>
+            <w14:solidFill>
+              <w14:schemeClr w14:val="tx1">
+                <w14:lumMod w14:val="95000"/>
+                <w14:lumOff w14:val="5000"/>
+              </w14:schemeClr>
+            </w14:solidFill>
+          </w14:textFill>
+        </w:rPr>
+        <w:t xml:space="preserve">HTTPS </w:t>
+      </w:r>
+      <w:r>
+        <w:rPr>
+          <w:rFonts w:hint="eastAsia" w:ascii="宋体" w:hAnsi="宋体" w:cs="宋体"/>
+          <w:i w:val="0"/>
+          <w:iCs w:val="0"/>
+          <w:caps w:val="0"/>
+          <w:color w:val="0D0D0D" w:themeColor="text1" w:themeTint="F2"/>
+          <w:spacing w:val="0"/>
+          <w:sz w:val="27"/>
+          <w:szCs w:val="27"/>
+          <w:shd w:val="clear" w:fill="FFFFFF"/>
+          <w:lang w:val="en-US" w:eastAsia="zh-CN"/>
+          <w14:textFill>
+            <w14:solidFill>
+              <w14:schemeClr w14:val="tx1">
+                <w14:lumMod w14:val="95000"/>
+                <w14:lumOff w14:val="5000"/>
+              </w14:schemeClr>
+            </w14:solidFill>
+          </w14:textFill>
+        </w:rPr>
+        <w:t xml:space="preserve">协议和 </w:t>
+      </w:r>
+      <w:r>
+        <w:rPr>
+          <w:rFonts w:hint="default" w:ascii="宋体" w:hAnsi="宋体" w:cs="宋体"/>
+          <w:i w:val="0"/>
+          <w:iCs w:val="0"/>
+          <w:caps w:val="0"/>
+          <w:color w:val="0D0D0D" w:themeColor="text1" w:themeTint="F2"/>
+          <w:spacing w:val="0"/>
+          <w:sz w:val="27"/>
+          <w:szCs w:val="27"/>
+          <w:shd w:val="clear" w:fill="FFFFFF"/>
+          <w:lang w:val="en-US" w:eastAsia="zh-CN"/>
+          <w14:textFill>
+            <w14:solidFill>
+              <w14:schemeClr w14:val="tx1">
+                <w14:lumMod w14:val="95000"/>
+                <w14:lumOff w14:val="5000"/>
+              </w14:schemeClr>
+            </w14:solidFill>
+          </w14:textFill>
+        </w:rPr>
+        <w:t xml:space="preserve">JSON </w:t>
+      </w:r>
+      <w:r>
+        <w:rPr>
+          <w:rFonts w:hint="eastAsia" w:ascii="宋体" w:hAnsi="宋体" w:cs="宋体"/>
+          <w:i w:val="0"/>
+          <w:iCs w:val="0"/>
+          <w:caps w:val="0"/>
+          <w:color w:val="0D0D0D" w:themeColor="text1" w:themeTint="F2"/>
+          <w:spacing w:val="0"/>
+          <w:sz w:val="27"/>
+          <w:szCs w:val="27"/>
+          <w:shd w:val="clear" w:fill="FFFFFF"/>
+          <w:lang w:val="en-US" w:eastAsia="zh-CN"/>
+          <w14:textFill>
+            <w14:solidFill>
+              <w14:schemeClr w14:val="tx1">
+                <w14:lumMod w14:val="95000"/>
+                <w14:lumOff w14:val="5000"/>
+              </w14:schemeClr>
+            </w14:solidFill>
+          </w14:textFill>
+        </w:rPr>
+        <w:t>格式数据交换。主要接口如下：</w:t>
+      </w:r>
+    </w:p>
+    <w:tbl>
+      <w:tblPr>
+        <w:tblStyle w:val="6"/>
+        <w:tblW w:w="0" w:type="auto"/>
+        <w:tblInd w:w="0" w:type="dxa"/>
+        <w:tblBorders>
+          <w:top w:val="single" w:color="auto" w:sz="4" w:space="0"/>
+          <w:left w:val="single" w:color="auto" w:sz="4" w:space="0"/>
+          <w:bottom w:val="single" w:color="auto" w:sz="4" w:space="0"/>
+          <w:right w:val="single" w:color="auto" w:sz="4" w:space="0"/>
+          <w:insideH w:val="single" w:color="auto" w:sz="4" w:space="0"/>
+          <w:insideV w:val="single" w:color="auto" w:sz="4" w:space="0"/>
+        </w:tblBorders>
+        <w:tblLayout w:type="autofit"/>
+        <w:tblCellMar>
+          <w:left w:w="108" w:type="dxa"/>
+          <w:right w:w="108" w:type="dxa"/>
+        </w:tblCellMar>
+      </w:tblPr>
+      <w:tblGrid>
+        <w:gridCol w:w="1249"/>
+        <w:gridCol w:w="867"/>
+        <w:gridCol w:w="2647"/>
+        <w:gridCol w:w="3759"/>
+      </w:tblGrid>
+      <w:tr>
+        <w:tblPrEx>
+          <w:tblBorders>
+            <w:top w:val="single" w:color="auto" w:sz="4" w:space="0"/>
+            <w:left w:val="single" w:color="auto" w:sz="4" w:space="0"/>
+            <w:bottom w:val="single" w:color="auto" w:sz="4" w:space="0"/>
+            <w:right w:val="single" w:color="auto" w:sz="4" w:space="0"/>
+            <w:insideH w:val="single" w:color="auto" w:sz="4" w:space="0"/>
+            <w:insideV w:val="single" w:color="auto" w:sz="4" w:space="0"/>
+          </w:tblBorders>
+          <w:tblCellMar>
+            <w:left w:w="108" w:type="dxa"/>
+            <w:right w:w="108" w:type="dxa"/>
+          </w:tblCellMar>
+        </w:tblPrEx>
+        <w:tc>
+          <w:tcPr>
+            <w:tcW w:w="0" w:type="auto"/>
+          </w:tcPr>
+          <w:p>
+            <w:pPr>
+              <w:keepNext w:val="0"/>
+              <w:keepLines w:val="0"/>
+              <w:pageBreakBefore w:val="0"/>
+              <w:widowControl w:val="0"/>
+              <w:kinsoku/>
+              <w:wordWrap w:val="0"/>
+              <w:overflowPunct/>
+              <w:topLinePunct w:val="0"/>
+              <w:autoSpaceDE/>
+              <w:autoSpaceDN/>
+              <w:bidi w:val="0"/>
+              <w:adjustRightInd/>
+              <w:snapToGrid/>
+              <w:spacing w:line="360" w:lineRule="auto"/>
+              <w:textAlignment w:val="auto"/>
+              <w:rPr>
+                <w:rFonts w:hint="default" w:ascii="宋体" w:hAnsi="宋体" w:cs="宋体"/>
+                <w:i w:val="0"/>
+                <w:iCs w:val="0"/>
+                <w:caps w:val="0"/>
+                <w:color w:val="0D0D0D" w:themeColor="text1" w:themeTint="F2"/>
+                <w:spacing w:val="0"/>
+                <w:sz w:val="27"/>
+                <w:szCs w:val="27"/>
+                <w:shd w:val="clear" w:fill="FFFFFF"/>
+                <w:vertAlign w:val="baseline"/>
+                <w:lang w:val="en-US" w:eastAsia="zh-CN"/>
+                <w14:textFill>
+                  <w14:solidFill>
+                    <w14:schemeClr w14:val="tx1">
+                      <w14:lumMod w14:val="95000"/>
+                      <w14:lumOff w14:val="5000"/>
+                    </w14:schemeClr>
+                  </w14:solidFill>
+                </w14:textFill>
+              </w:rPr>
+            </w:pPr>
+            <w:r>
+              <w:rPr>
+                <w:rFonts w:hint="eastAsia" w:ascii="宋体" w:hAnsi="宋体" w:cs="宋体"/>
+                <w:i w:val="0"/>
+                <w:iCs w:val="0"/>
+                <w:caps w:val="0"/>
+                <w:color w:val="0D0D0D" w:themeColor="text1" w:themeTint="F2"/>
+                <w:spacing w:val="0"/>
+                <w:sz w:val="27"/>
+                <w:szCs w:val="27"/>
+                <w:shd w:val="clear" w:fill="FFFFFF"/>
+                <w:vertAlign w:val="baseline"/>
+                <w:lang w:val="en-US" w:eastAsia="zh-CN"/>
+                <w14:textFill>
+                  <w14:solidFill>
+                    <w14:schemeClr w14:val="tx1">
+                      <w14:lumMod w14:val="95000"/>
+                      <w14:lumOff w14:val="5000"/>
+                    </w14:schemeClr>
+                  </w14:solidFill>
+                </w14:textFill>
+              </w:rPr>
+              <w:t>接口名称</w:t>
+            </w:r>
+          </w:p>
+        </w:tc>
+        <w:tc>
+          <w:tcPr>
+            <w:tcW w:w="0" w:type="auto"/>
+          </w:tcPr>
+          <w:p>
+            <w:pPr>
+              <w:keepNext w:val="0"/>
+              <w:keepLines w:val="0"/>
+              <w:pageBreakBefore w:val="0"/>
+              <w:widowControl w:val="0"/>
+              <w:kinsoku/>
+              <w:wordWrap w:val="0"/>
+              <w:overflowPunct/>
+              <w:topLinePunct w:val="0"/>
+              <w:autoSpaceDE/>
+              <w:autoSpaceDN/>
+              <w:bidi w:val="0"/>
+              <w:adjustRightInd/>
+              <w:snapToGrid/>
+              <w:spacing w:line="360" w:lineRule="auto"/>
+              <w:textAlignment w:val="auto"/>
+              <w:rPr>
+                <w:rFonts w:hint="default" w:ascii="宋体" w:hAnsi="宋体" w:cs="宋体"/>
+                <w:i w:val="0"/>
+                <w:iCs w:val="0"/>
+                <w:caps w:val="0"/>
+                <w:color w:val="0D0D0D" w:themeColor="text1" w:themeTint="F2"/>
+                <w:spacing w:val="0"/>
+                <w:sz w:val="27"/>
+                <w:szCs w:val="27"/>
+                <w:shd w:val="clear" w:fill="FFFFFF"/>
+                <w:vertAlign w:val="baseline"/>
+                <w:lang w:val="en-US" w:eastAsia="zh-CN"/>
+                <w14:textFill>
+                  <w14:solidFill>
+                    <w14:schemeClr w14:val="tx1">
+                      <w14:lumMod w14:val="95000"/>
+                      <w14:lumOff w14:val="5000"/>
+                    </w14:schemeClr>
+                  </w14:solidFill>
+                </w14:textFill>
+              </w:rPr>
+            </w:pPr>
+            <w:r>
+              <w:rPr>
+                <w:rFonts w:hint="eastAsia" w:ascii="宋体" w:hAnsi="宋体" w:cs="宋体"/>
+                <w:i w:val="0"/>
+                <w:iCs w:val="0"/>
+                <w:caps w:val="0"/>
+                <w:color w:val="0D0D0D" w:themeColor="text1" w:themeTint="F2"/>
+                <w:spacing w:val="0"/>
+                <w:sz w:val="27"/>
+                <w:szCs w:val="27"/>
+                <w:shd w:val="clear" w:fill="FFFFFF"/>
+                <w:vertAlign w:val="baseline"/>
+                <w:lang w:val="en-US" w:eastAsia="zh-CN"/>
+                <w14:textFill>
+                  <w14:solidFill>
+                    <w14:schemeClr w14:val="tx1">
+                      <w14:lumMod w14:val="95000"/>
+                      <w14:lumOff w14:val="5000"/>
+                    </w14:schemeClr>
+                  </w14:solidFill>
+                </w14:textFill>
+              </w:rPr>
+              <w:t>请求方式</w:t>
+            </w:r>
+          </w:p>
+        </w:tc>
+        <w:tc>
+          <w:tcPr>
+            <w:tcW w:w="0" w:type="auto"/>
+          </w:tcPr>
+          <w:p>
+            <w:pPr>
+              <w:keepNext w:val="0"/>
+              <w:keepLines w:val="0"/>
+              <w:pageBreakBefore w:val="0"/>
+              <w:widowControl w:val="0"/>
+              <w:kinsoku/>
+              <w:wordWrap w:val="0"/>
+              <w:overflowPunct/>
+              <w:topLinePunct w:val="0"/>
+              <w:autoSpaceDE/>
+              <w:autoSpaceDN/>
+              <w:bidi w:val="0"/>
+              <w:adjustRightInd/>
+              <w:snapToGrid/>
+              <w:spacing w:line="360" w:lineRule="auto"/>
+              <w:textAlignment w:val="auto"/>
+              <w:rPr>
+                <w:rFonts w:hint="default" w:ascii="宋体" w:hAnsi="宋体" w:cs="宋体"/>
+                <w:i w:val="0"/>
+                <w:iCs w:val="0"/>
+                <w:caps w:val="0"/>
+                <w:color w:val="0D0D0D" w:themeColor="text1" w:themeTint="F2"/>
+                <w:spacing w:val="0"/>
+                <w:sz w:val="27"/>
+                <w:szCs w:val="27"/>
+                <w:shd w:val="clear" w:fill="FFFFFF"/>
+                <w:vertAlign w:val="baseline"/>
+                <w:lang w:val="en-US" w:eastAsia="zh-CN"/>
+                <w14:textFill>
+                  <w14:solidFill>
+                    <w14:schemeClr w14:val="tx1">
+                      <w14:lumMod w14:val="95000"/>
+                      <w14:lumOff w14:val="5000"/>
+                    </w14:schemeClr>
+                  </w14:solidFill>
+                </w14:textFill>
+              </w:rPr>
+            </w:pPr>
+            <w:r>
+              <w:rPr>
+                <w:rFonts w:hint="eastAsia" w:ascii="宋体" w:hAnsi="宋体" w:cs="宋体"/>
+                <w:i w:val="0"/>
+                <w:iCs w:val="0"/>
+                <w:caps w:val="0"/>
+                <w:color w:val="0D0D0D" w:themeColor="text1" w:themeTint="F2"/>
+                <w:spacing w:val="0"/>
+                <w:sz w:val="27"/>
+                <w:szCs w:val="27"/>
+                <w:shd w:val="clear" w:fill="FFFFFF"/>
+                <w:vertAlign w:val="baseline"/>
+                <w:lang w:val="en-US" w:eastAsia="zh-CN"/>
+                <w14:textFill>
+                  <w14:solidFill>
+                    <w14:schemeClr w14:val="tx1">
+                      <w14:lumMod w14:val="95000"/>
+                      <w14:lumOff w14:val="5000"/>
+                    </w14:schemeClr>
+                  </w14:solidFill>
+                </w14:textFill>
+              </w:rPr>
+              <w:t>请求地址</w:t>
+            </w:r>
+          </w:p>
+        </w:tc>
+        <w:tc>
+          <w:tcPr>
+            <w:tcW w:w="0" w:type="auto"/>
+          </w:tcPr>
+          <w:p>
+            <w:pPr>
+              <w:keepNext w:val="0"/>
+              <w:keepLines w:val="0"/>
+              <w:pageBreakBefore w:val="0"/>
+              <w:widowControl w:val="0"/>
+              <w:kinsoku/>
+              <w:wordWrap w:val="0"/>
+              <w:overflowPunct/>
+              <w:topLinePunct w:val="0"/>
+              <w:autoSpaceDE/>
+              <w:autoSpaceDN/>
+              <w:bidi w:val="0"/>
+              <w:adjustRightInd/>
+              <w:snapToGrid/>
+              <w:spacing w:line="360" w:lineRule="auto"/>
+              <w:textAlignment w:val="auto"/>
+              <w:rPr>
+                <w:rFonts w:hint="default" w:ascii="宋体" w:hAnsi="宋体" w:cs="宋体"/>
+                <w:i w:val="0"/>
+                <w:iCs w:val="0"/>
+                <w:caps w:val="0"/>
+                <w:color w:val="0D0D0D" w:themeColor="text1" w:themeTint="F2"/>
+                <w:spacing w:val="0"/>
+                <w:sz w:val="27"/>
+                <w:szCs w:val="27"/>
+                <w:shd w:val="clear" w:fill="FFFFFF"/>
+                <w:vertAlign w:val="baseline"/>
+                <w:lang w:val="en-US" w:eastAsia="zh-CN"/>
+                <w14:textFill>
+                  <w14:solidFill>
+                    <w14:schemeClr w14:val="tx1">
+                      <w14:lumMod w14:val="95000"/>
+                      <w14:lumOff w14:val="5000"/>
+                    </w14:schemeClr>
+                  </w14:solidFill>
+                </w14:textFill>
+              </w:rPr>
+            </w:pPr>
+            <w:r>
+              <w:rPr>
+                <w:rFonts w:hint="eastAsia" w:ascii="宋体" w:hAnsi="宋体" w:cs="宋体"/>
+                <w:i w:val="0"/>
+                <w:iCs w:val="0"/>
+                <w:caps w:val="0"/>
+                <w:color w:val="0D0D0D" w:themeColor="text1" w:themeTint="F2"/>
+                <w:spacing w:val="0"/>
+                <w:sz w:val="27"/>
+                <w:szCs w:val="27"/>
+                <w:shd w:val="clear" w:fill="FFFFFF"/>
+                <w:vertAlign w:val="baseline"/>
+                <w:lang w:val="en-US" w:eastAsia="zh-CN"/>
+                <w14:textFill>
+                  <w14:solidFill>
+                    <w14:schemeClr w14:val="tx1">
+                      <w14:lumMod w14:val="95000"/>
+                      <w14:lumOff w14:val="5000"/>
+                    </w14:schemeClr>
+                  </w14:solidFill>
+                </w14:textFill>
+              </w:rPr>
+              <w:t>请求参数</w:t>
+            </w:r>
+          </w:p>
+        </w:tc>
+      </w:tr>
+      <w:tr>
+        <w:tblPrEx>
+          <w:tblBorders>
+            <w:top w:val="single" w:color="auto" w:sz="4" w:space="0"/>
+            <w:left w:val="single" w:color="auto" w:sz="4" w:space="0"/>
+            <w:bottom w:val="single" w:color="auto" w:sz="4" w:space="0"/>
+            <w:right w:val="single" w:color="auto" w:sz="4" w:space="0"/>
+            <w:insideH w:val="single" w:color="auto" w:sz="4" w:space="0"/>
+            <w:insideV w:val="single" w:color="auto" w:sz="4" w:space="0"/>
+          </w:tblBorders>
+          <w:tblCellMar>
+            <w:left w:w="108" w:type="dxa"/>
+            <w:right w:w="108" w:type="dxa"/>
+          </w:tblCellMar>
+        </w:tblPrEx>
+        <w:tc>
+          <w:tcPr>
+            <w:tcW w:w="0" w:type="auto"/>
+          </w:tcPr>
+          <w:p>
+            <w:pPr>
+              <w:keepNext w:val="0"/>
+              <w:keepLines w:val="0"/>
+              <w:pageBreakBefore w:val="0"/>
+              <w:widowControl w:val="0"/>
+              <w:kinsoku/>
+              <w:wordWrap w:val="0"/>
+              <w:overflowPunct/>
+              <w:topLinePunct w:val="0"/>
+              <w:autoSpaceDE/>
+              <w:autoSpaceDN/>
+              <w:bidi w:val="0"/>
+              <w:adjustRightInd/>
+              <w:snapToGrid/>
+              <w:spacing w:line="360" w:lineRule="auto"/>
+              <w:textAlignment w:val="auto"/>
+              <w:rPr>
+                <w:rFonts w:hint="default" w:ascii="宋体" w:hAnsi="宋体" w:cs="宋体"/>
+                <w:i w:val="0"/>
+                <w:iCs w:val="0"/>
+                <w:caps w:val="0"/>
+                <w:color w:val="0D0D0D" w:themeColor="text1" w:themeTint="F2"/>
+                <w:spacing w:val="0"/>
+                <w:sz w:val="27"/>
+                <w:szCs w:val="27"/>
+                <w:shd w:val="clear" w:fill="FFFFFF"/>
+                <w:vertAlign w:val="baseline"/>
+                <w:lang w:val="en-US" w:eastAsia="zh-CN"/>
+                <w14:textFill>
+                  <w14:solidFill>
+                    <w14:schemeClr w14:val="tx1">
+                      <w14:lumMod w14:val="95000"/>
+                      <w14:lumOff w14:val="5000"/>
+                    </w14:schemeClr>
+                  </w14:solidFill>
+                </w14:textFill>
+              </w:rPr>
+            </w:pPr>
+            <w:r>
+              <w:rPr>
+                <w:rFonts w:hint="eastAsia" w:ascii="宋体" w:hAnsi="宋体" w:cs="宋体"/>
+                <w:i w:val="0"/>
+                <w:iCs w:val="0"/>
+                <w:caps w:val="0"/>
+                <w:color w:val="0D0D0D" w:themeColor="text1" w:themeTint="F2"/>
+                <w:spacing w:val="0"/>
+                <w:sz w:val="27"/>
+                <w:szCs w:val="27"/>
+                <w:shd w:val="clear" w:fill="FFFFFF"/>
+                <w:vertAlign w:val="baseline"/>
+                <w:lang w:val="en-US" w:eastAsia="zh-CN"/>
+                <w14:textFill>
+                  <w14:solidFill>
+                    <w14:schemeClr w14:val="tx1">
+                      <w14:lumMod w14:val="95000"/>
+                      <w14:lumOff w14:val="5000"/>
+                    </w14:schemeClr>
+                  </w14:solidFill>
+                </w14:textFill>
+              </w:rPr>
+              <w:t>获取所有留言</w:t>
+            </w:r>
+          </w:p>
+        </w:tc>
+        <w:tc>
+          <w:tcPr>
+            <w:tcW w:w="0" w:type="auto"/>
+          </w:tcPr>
+          <w:p>
+            <w:pPr>
+              <w:keepNext w:val="0"/>
+              <w:keepLines w:val="0"/>
+              <w:pageBreakBefore w:val="0"/>
+              <w:widowControl w:val="0"/>
+              <w:kinsoku/>
+              <w:wordWrap w:val="0"/>
+              <w:overflowPunct/>
+              <w:topLinePunct w:val="0"/>
+              <w:autoSpaceDE/>
+              <w:autoSpaceDN/>
+              <w:bidi w:val="0"/>
+              <w:adjustRightInd/>
+              <w:snapToGrid/>
+              <w:spacing w:line="360" w:lineRule="auto"/>
+              <w:textAlignment w:val="auto"/>
+              <w:rPr>
+                <w:rFonts w:hint="default" w:ascii="宋体" w:hAnsi="宋体" w:cs="宋体"/>
+                <w:i w:val="0"/>
+                <w:iCs w:val="0"/>
+                <w:caps w:val="0"/>
+                <w:color w:val="0D0D0D" w:themeColor="text1" w:themeTint="F2"/>
+                <w:spacing w:val="0"/>
+                <w:sz w:val="27"/>
+                <w:szCs w:val="27"/>
+                <w:shd w:val="clear" w:fill="FFFFFF"/>
+                <w:vertAlign w:val="baseline"/>
+                <w:lang w:val="en-US" w:eastAsia="zh-CN"/>
+                <w14:textFill>
+                  <w14:solidFill>
+                    <w14:schemeClr w14:val="tx1">
+                      <w14:lumMod w14:val="95000"/>
+                      <w14:lumOff w14:val="5000"/>
+                    </w14:schemeClr>
+                  </w14:solidFill>
+                </w14:textFill>
+              </w:rPr>
+            </w:pPr>
+            <w:r>
+              <w:rPr>
+                <w:rFonts w:hint="eastAsia" w:ascii="宋体" w:hAnsi="宋体" w:cs="宋体"/>
+                <w:i w:val="0"/>
+                <w:iCs w:val="0"/>
+                <w:caps w:val="0"/>
+                <w:color w:val="0D0D0D" w:themeColor="text1" w:themeTint="F2"/>
+                <w:spacing w:val="0"/>
+                <w:sz w:val="27"/>
+                <w:szCs w:val="27"/>
+                <w:shd w:val="clear" w:fill="FFFFFF"/>
+                <w:vertAlign w:val="baseline"/>
+                <w:lang w:val="en-US" w:eastAsia="zh-CN"/>
+                <w14:textFill>
+                  <w14:solidFill>
+                    <w14:schemeClr w14:val="tx1">
+                      <w14:lumMod w14:val="95000"/>
+                      <w14:lumOff w14:val="5000"/>
+                    </w14:schemeClr>
+                  </w14:solidFill>
+                </w14:textFill>
+              </w:rPr>
+              <w:t>GET</w:t>
+            </w:r>
+          </w:p>
+        </w:tc>
+        <w:tc>
+          <w:tcPr>
+            <w:tcW w:w="0" w:type="auto"/>
+          </w:tcPr>
+          <w:p>
+            <w:pPr>
+              <w:keepNext w:val="0"/>
+              <w:keepLines w:val="0"/>
+              <w:pageBreakBefore w:val="0"/>
+              <w:widowControl w:val="0"/>
+              <w:kinsoku/>
+              <w:wordWrap w:val="0"/>
+              <w:overflowPunct/>
+              <w:topLinePunct w:val="0"/>
+              <w:autoSpaceDE/>
+              <w:autoSpaceDN/>
+              <w:bidi w:val="0"/>
+              <w:adjustRightInd/>
+              <w:snapToGrid/>
+              <w:spacing w:line="360" w:lineRule="auto"/>
+              <w:textAlignment w:val="auto"/>
+              <w:rPr>
+                <w:rFonts w:hint="eastAsia" w:ascii="宋体" w:hAnsi="宋体" w:cs="宋体"/>
+                <w:i w:val="0"/>
+                <w:iCs w:val="0"/>
+                <w:caps w:val="0"/>
+                <w:color w:val="0D0D0D" w:themeColor="text1" w:themeTint="F2"/>
+                <w:spacing w:val="0"/>
+                <w:sz w:val="27"/>
+                <w:szCs w:val="27"/>
+                <w:shd w:val="clear" w:fill="FFFFFF"/>
+                <w:vertAlign w:val="baseline"/>
+                <w:lang w:val="en-US" w:eastAsia="zh-CN"/>
+                <w14:textFill>
+                  <w14:solidFill>
+                    <w14:schemeClr w14:val="tx1">
+                      <w14:lumMod w14:val="95000"/>
+                      <w14:lumOff w14:val="5000"/>
+                    </w14:schemeClr>
+                  </w14:solidFill>
+                </w14:textFill>
+              </w:rPr>
+            </w:pPr>
+            <w:r>
+              <w:rPr>
+                <w:rFonts w:hint="eastAsia" w:ascii="宋体" w:hAnsi="宋体" w:cs="宋体"/>
+                <w:i w:val="0"/>
+                <w:iCs w:val="0"/>
+                <w:caps w:val="0"/>
+                <w:color w:val="0D0D0D" w:themeColor="text1" w:themeTint="F2"/>
+                <w:spacing w:val="0"/>
+                <w:sz w:val="27"/>
+                <w:szCs w:val="27"/>
+                <w:shd w:val="clear" w:fill="FFFFFF"/>
+                <w:vertAlign w:val="baseline"/>
+                <w:lang w:val="en-US" w:eastAsia="zh-CN"/>
+                <w14:textFill>
+                  <w14:solidFill>
+                    <w14:schemeClr w14:val="tx1">
+                      <w14:lumMod w14:val="95000"/>
+                      <w14:lumOff w14:val="5000"/>
+                    </w14:schemeClr>
+                  </w14:solidFill>
+                </w14:textFill>
+              </w:rPr>
+              <w:t>/api/messages/</w:t>
+            </w:r>
+          </w:p>
+        </w:tc>
+        <w:tc>
+          <w:tcPr>
+            <w:tcW w:w="0" w:type="auto"/>
+          </w:tcPr>
+          <w:p>
+            <w:pPr>
+              <w:keepNext w:val="0"/>
+              <w:keepLines w:val="0"/>
+              <w:pageBreakBefore w:val="0"/>
+              <w:widowControl w:val="0"/>
+              <w:kinsoku/>
+              <w:wordWrap w:val="0"/>
+              <w:overflowPunct/>
+              <w:topLinePunct w:val="0"/>
+              <w:autoSpaceDE/>
+              <w:autoSpaceDN/>
+              <w:bidi w:val="0"/>
+              <w:adjustRightInd/>
+              <w:snapToGrid/>
+              <w:spacing w:line="360" w:lineRule="auto"/>
+              <w:textAlignment w:val="auto"/>
+              <w:rPr>
+                <w:rFonts w:hint="eastAsia" w:ascii="宋体" w:hAnsi="宋体" w:cs="宋体"/>
+                <w:i w:val="0"/>
+                <w:iCs w:val="0"/>
+                <w:caps w:val="0"/>
+                <w:color w:val="0D0D0D" w:themeColor="text1" w:themeTint="F2"/>
+                <w:spacing w:val="0"/>
+                <w:sz w:val="27"/>
+                <w:szCs w:val="27"/>
+                <w:shd w:val="clear" w:fill="FFFFFF"/>
+                <w:vertAlign w:val="baseline"/>
+                <w:lang w:val="en-US" w:eastAsia="zh-CN"/>
+                <w14:textFill>
+                  <w14:solidFill>
+                    <w14:schemeClr w14:val="tx1">
+                      <w14:lumMod w14:val="95000"/>
+                      <w14:lumOff w14:val="5000"/>
+                    </w14:schemeClr>
+                  </w14:solidFill>
+                </w14:textFill>
+              </w:rPr>
+            </w:pPr>
+            <w:r>
+              <w:rPr>
+                <w:rFonts w:hint="eastAsia" w:ascii="宋体" w:hAnsi="宋体" w:cs="宋体"/>
+                <w:i w:val="0"/>
+                <w:iCs w:val="0"/>
+                <w:caps w:val="0"/>
+                <w:color w:val="0D0D0D" w:themeColor="text1" w:themeTint="F2"/>
+                <w:spacing w:val="0"/>
+                <w:sz w:val="27"/>
+                <w:szCs w:val="27"/>
+                <w:shd w:val="clear" w:fill="FFFFFF"/>
+                <w:vertAlign w:val="baseline"/>
+                <w:lang w:val="en-US" w:eastAsia="zh-CN"/>
+                <w14:textFill>
+                  <w14:solidFill>
+                    <w14:schemeClr w14:val="tx1">
+                      <w14:lumMod w14:val="95000"/>
+                      <w14:lumOff w14:val="5000"/>
+                    </w14:schemeClr>
+                  </w14:solidFill>
+                </w14:textFill>
+              </w:rPr>
+              <w:t>分页与检索参数（query）</w:t>
+            </w:r>
+          </w:p>
+        </w:tc>
+      </w:tr>
+      <w:tr>
+        <w:tblPrEx>
+          <w:tblBorders>
+            <w:top w:val="single" w:color="auto" w:sz="4" w:space="0"/>
+            <w:left w:val="single" w:color="auto" w:sz="4" w:space="0"/>
+            <w:bottom w:val="single" w:color="auto" w:sz="4" w:space="0"/>
+            <w:right w:val="single" w:color="auto" w:sz="4" w:space="0"/>
+            <w:insideH w:val="single" w:color="auto" w:sz="4" w:space="0"/>
+            <w:insideV w:val="single" w:color="auto" w:sz="4" w:space="0"/>
+          </w:tblBorders>
+          <w:tblCellMar>
+            <w:left w:w="108" w:type="dxa"/>
+            <w:right w:w="108" w:type="dxa"/>
+          </w:tblCellMar>
+        </w:tblPrEx>
+        <w:tc>
+          <w:tcPr>
+            <w:tcW w:w="0" w:type="auto"/>
+          </w:tcPr>
+          <w:p>
+            <w:pPr>
+              <w:keepNext w:val="0"/>
+              <w:keepLines w:val="0"/>
+              <w:pageBreakBefore w:val="0"/>
+              <w:widowControl w:val="0"/>
+              <w:kinsoku/>
+              <w:wordWrap w:val="0"/>
+              <w:overflowPunct/>
+              <w:topLinePunct w:val="0"/>
+              <w:autoSpaceDE/>
+              <w:autoSpaceDN/>
+              <w:bidi w:val="0"/>
+              <w:adjustRightInd/>
+              <w:snapToGrid/>
+              <w:spacing w:line="360" w:lineRule="auto"/>
+              <w:textAlignment w:val="auto"/>
+              <w:rPr>
+                <w:rFonts w:hint="default" w:ascii="宋体" w:hAnsi="宋体" w:cs="宋体"/>
+                <w:i w:val="0"/>
+                <w:iCs w:val="0"/>
+                <w:caps w:val="0"/>
+                <w:color w:val="0D0D0D" w:themeColor="text1" w:themeTint="F2"/>
+                <w:spacing w:val="0"/>
+                <w:sz w:val="27"/>
+                <w:szCs w:val="27"/>
+                <w:shd w:val="clear" w:fill="FFFFFF"/>
+                <w:vertAlign w:val="baseline"/>
+                <w:lang w:val="en-US" w:eastAsia="zh-CN"/>
+                <w14:textFill>
+                  <w14:solidFill>
+                    <w14:schemeClr w14:val="tx1">
+                      <w14:lumMod w14:val="95000"/>
+                      <w14:lumOff w14:val="5000"/>
+                    </w14:schemeClr>
+                  </w14:solidFill>
+                </w14:textFill>
+              </w:rPr>
+            </w:pPr>
+            <w:r>
+              <w:rPr>
+                <w:rFonts w:hint="eastAsia" w:ascii="宋体" w:hAnsi="宋体" w:cs="宋体"/>
+                <w:i w:val="0"/>
+                <w:iCs w:val="0"/>
+                <w:caps w:val="0"/>
+                <w:color w:val="0D0D0D" w:themeColor="text1" w:themeTint="F2"/>
+                <w:spacing w:val="0"/>
+                <w:sz w:val="27"/>
+                <w:szCs w:val="27"/>
+                <w:shd w:val="clear" w:fill="FFFFFF"/>
+                <w:vertAlign w:val="baseline"/>
+                <w:lang w:val="en-US" w:eastAsia="zh-CN"/>
+                <w14:textFill>
+                  <w14:solidFill>
+                    <w14:schemeClr w14:val="tx1">
+                      <w14:lumMod w14:val="95000"/>
+                      <w14:lumOff w14:val="5000"/>
+                    </w14:schemeClr>
+                  </w14:solidFill>
+                </w14:textFill>
+              </w:rPr>
+              <w:t>新增留言</w:t>
+            </w:r>
+          </w:p>
+        </w:tc>
+        <w:tc>
+          <w:tcPr>
+            <w:tcW w:w="0" w:type="auto"/>
+          </w:tcPr>
+          <w:p>
+            <w:pPr>
+              <w:keepNext w:val="0"/>
+              <w:keepLines w:val="0"/>
+              <w:pageBreakBefore w:val="0"/>
+              <w:widowControl w:val="0"/>
+              <w:kinsoku/>
+              <w:wordWrap w:val="0"/>
+              <w:overflowPunct/>
+              <w:topLinePunct w:val="0"/>
+              <w:autoSpaceDE/>
+              <w:autoSpaceDN/>
+              <w:bidi w:val="0"/>
+              <w:adjustRightInd/>
+              <w:snapToGrid/>
+              <w:spacing w:line="360" w:lineRule="auto"/>
+              <w:textAlignment w:val="auto"/>
+              <w:rPr>
+                <w:rFonts w:hint="default" w:ascii="宋体" w:hAnsi="宋体" w:cs="宋体"/>
+                <w:i w:val="0"/>
+                <w:iCs w:val="0"/>
+                <w:caps w:val="0"/>
+                <w:color w:val="0D0D0D" w:themeColor="text1" w:themeTint="F2"/>
+                <w:spacing w:val="0"/>
+                <w:sz w:val="27"/>
+                <w:szCs w:val="27"/>
+                <w:shd w:val="clear" w:fill="FFFFFF"/>
+                <w:vertAlign w:val="baseline"/>
+                <w:lang w:val="en-US" w:eastAsia="zh-CN"/>
+                <w14:textFill>
+                  <w14:solidFill>
+                    <w14:schemeClr w14:val="tx1">
+                      <w14:lumMod w14:val="95000"/>
+                      <w14:lumOff w14:val="5000"/>
+                    </w14:schemeClr>
+                  </w14:solidFill>
+                </w14:textFill>
+              </w:rPr>
+            </w:pPr>
+            <w:r>
+              <w:rPr>
+                <w:rFonts w:hint="eastAsia" w:ascii="宋体" w:hAnsi="宋体" w:cs="宋体"/>
+                <w:i w:val="0"/>
+                <w:iCs w:val="0"/>
+                <w:caps w:val="0"/>
+                <w:color w:val="0D0D0D" w:themeColor="text1" w:themeTint="F2"/>
+                <w:spacing w:val="0"/>
+                <w:sz w:val="27"/>
+                <w:szCs w:val="27"/>
+                <w:shd w:val="clear" w:fill="FFFFFF"/>
+                <w:vertAlign w:val="baseline"/>
+                <w:lang w:val="en-US" w:eastAsia="zh-CN"/>
+                <w14:textFill>
+                  <w14:solidFill>
+                    <w14:schemeClr w14:val="tx1">
+                      <w14:lumMod w14:val="95000"/>
+                      <w14:lumOff w14:val="5000"/>
+                    </w14:schemeClr>
+                  </w14:solidFill>
+                </w14:textFill>
+              </w:rPr>
+              <w:t>POST</w:t>
+            </w:r>
+          </w:p>
+        </w:tc>
+        <w:tc>
+          <w:tcPr>
+            <w:tcW w:w="0" w:type="auto"/>
+          </w:tcPr>
+          <w:p>
+            <w:pPr>
+              <w:keepNext w:val="0"/>
+              <w:keepLines w:val="0"/>
+              <w:pageBreakBefore w:val="0"/>
+              <w:widowControl w:val="0"/>
+              <w:kinsoku/>
+              <w:wordWrap w:val="0"/>
+              <w:overflowPunct/>
+              <w:topLinePunct w:val="0"/>
+              <w:autoSpaceDE/>
+              <w:autoSpaceDN/>
+              <w:bidi w:val="0"/>
+              <w:adjustRightInd/>
+              <w:snapToGrid/>
+              <w:spacing w:line="360" w:lineRule="auto"/>
+              <w:textAlignment w:val="auto"/>
+              <w:rPr>
+                <w:rFonts w:hint="eastAsia" w:ascii="宋体" w:hAnsi="宋体" w:cs="宋体"/>
+                <w:i w:val="0"/>
+                <w:iCs w:val="0"/>
+                <w:caps w:val="0"/>
+                <w:color w:val="0D0D0D" w:themeColor="text1" w:themeTint="F2"/>
+                <w:spacing w:val="0"/>
+                <w:sz w:val="27"/>
+                <w:szCs w:val="27"/>
+                <w:shd w:val="clear" w:fill="FFFFFF"/>
+                <w:vertAlign w:val="baseline"/>
+                <w:lang w:val="en-US" w:eastAsia="zh-CN"/>
+                <w14:textFill>
+                  <w14:solidFill>
+                    <w14:schemeClr w14:val="tx1">
+                      <w14:lumMod w14:val="95000"/>
+                      <w14:lumOff w14:val="5000"/>
+                    </w14:schemeClr>
+                  </w14:solidFill>
+                </w14:textFill>
+              </w:rPr>
+            </w:pPr>
+            <w:r>
+              <w:rPr>
+                <w:rFonts w:hint="eastAsia" w:ascii="宋体" w:hAnsi="宋体" w:cs="宋体"/>
+                <w:i w:val="0"/>
+                <w:iCs w:val="0"/>
+                <w:caps w:val="0"/>
+                <w:color w:val="0D0D0D" w:themeColor="text1" w:themeTint="F2"/>
+                <w:spacing w:val="0"/>
+                <w:sz w:val="27"/>
+                <w:szCs w:val="27"/>
+                <w:shd w:val="clear" w:fill="FFFFFF"/>
+                <w:vertAlign w:val="baseline"/>
+                <w:lang w:val="en-US" w:eastAsia="zh-CN"/>
+                <w14:textFill>
+                  <w14:solidFill>
+                    <w14:schemeClr w14:val="tx1">
+                      <w14:lumMod w14:val="95000"/>
+                      <w14:lumOff w14:val="5000"/>
+                    </w14:schemeClr>
+                  </w14:solidFill>
+                </w14:textFill>
+              </w:rPr>
+              <w:t>/api/messages/</w:t>
+            </w:r>
+          </w:p>
+        </w:tc>
+        <w:tc>
+          <w:tcPr>
+            <w:tcW w:w="0" w:type="auto"/>
+          </w:tcPr>
+          <w:p>
+            <w:pPr>
+              <w:keepNext w:val="0"/>
+              <w:keepLines w:val="0"/>
+              <w:pageBreakBefore w:val="0"/>
+              <w:widowControl w:val="0"/>
+              <w:kinsoku/>
+              <w:wordWrap w:val="0"/>
+              <w:overflowPunct/>
+              <w:topLinePunct w:val="0"/>
+              <w:autoSpaceDE/>
+              <w:autoSpaceDN/>
+              <w:bidi w:val="0"/>
+              <w:adjustRightInd/>
+              <w:snapToGrid/>
+              <w:spacing w:line="360" w:lineRule="auto"/>
+              <w:textAlignment w:val="auto"/>
+              <w:rPr>
+                <w:rFonts w:hint="eastAsia" w:ascii="宋体" w:hAnsi="宋体" w:cs="宋体"/>
+                <w:i w:val="0"/>
+                <w:iCs w:val="0"/>
+                <w:caps w:val="0"/>
+                <w:color w:val="0D0D0D" w:themeColor="text1" w:themeTint="F2"/>
+                <w:spacing w:val="0"/>
+                <w:sz w:val="27"/>
+                <w:szCs w:val="27"/>
+                <w:shd w:val="clear" w:fill="FFFFFF"/>
+                <w:vertAlign w:val="baseline"/>
+                <w:lang w:val="en-US" w:eastAsia="zh-CN"/>
+                <w14:textFill>
+                  <w14:solidFill>
+                    <w14:schemeClr w14:val="tx1">
+                      <w14:lumMod w14:val="95000"/>
+                      <w14:lumOff w14:val="5000"/>
+                    </w14:schemeClr>
+                  </w14:solidFill>
+                </w14:textFill>
+              </w:rPr>
+            </w:pPr>
+            <w:r>
+              <w:rPr>
+                <w:rFonts w:hint="eastAsia" w:ascii="宋体" w:hAnsi="宋体" w:cs="宋体"/>
+                <w:i w:val="0"/>
+                <w:iCs w:val="0"/>
+                <w:caps w:val="0"/>
+                <w:color w:val="0D0D0D" w:themeColor="text1" w:themeTint="F2"/>
+                <w:spacing w:val="0"/>
+                <w:sz w:val="27"/>
+                <w:szCs w:val="27"/>
+                <w:shd w:val="clear" w:fill="FFFFFF"/>
+                <w:vertAlign w:val="baseline"/>
+                <w:lang w:val="en-US" w:eastAsia="zh-CN"/>
+                <w14:textFill>
+                  <w14:solidFill>
+                    <w14:schemeClr w14:val="tx1">
+                      <w14:lumMod w14:val="95000"/>
+                      <w14:lumOff w14:val="5000"/>
+                    </w14:schemeClr>
+                  </w14:solidFill>
+                </w14:textFill>
+              </w:rPr>
+              <w:t>留言内容（body）</w:t>
+            </w:r>
+          </w:p>
+        </w:tc>
+      </w:tr>
+      <w:tr>
+        <w:tblPrEx>
+          <w:tblBorders>
+            <w:top w:val="single" w:color="auto" w:sz="4" w:space="0"/>
+            <w:left w:val="single" w:color="auto" w:sz="4" w:space="0"/>
+            <w:bottom w:val="single" w:color="auto" w:sz="4" w:space="0"/>
+            <w:right w:val="single" w:color="auto" w:sz="4" w:space="0"/>
+            <w:insideH w:val="single" w:color="auto" w:sz="4" w:space="0"/>
+            <w:insideV w:val="single" w:color="auto" w:sz="4" w:space="0"/>
+          </w:tblBorders>
+          <w:tblCellMar>
+            <w:left w:w="108" w:type="dxa"/>
+            <w:right w:w="108" w:type="dxa"/>
+          </w:tblCellMar>
+        </w:tblPrEx>
+        <w:tc>
+          <w:tcPr>
+            <w:tcW w:w="0" w:type="auto"/>
+          </w:tcPr>
+          <w:p>
+            <w:pPr>
+              <w:keepNext w:val="0"/>
+              <w:keepLines w:val="0"/>
+              <w:pageBreakBefore w:val="0"/>
+              <w:widowControl w:val="0"/>
+              <w:kinsoku/>
+              <w:wordWrap w:val="0"/>
+              <w:overflowPunct/>
+              <w:topLinePunct w:val="0"/>
+              <w:autoSpaceDE/>
+              <w:autoSpaceDN/>
+              <w:bidi w:val="0"/>
+              <w:adjustRightInd/>
+              <w:snapToGrid/>
+              <w:spacing w:line="360" w:lineRule="auto"/>
+              <w:textAlignment w:val="auto"/>
+              <w:rPr>
+                <w:rFonts w:hint="default" w:ascii="宋体" w:hAnsi="宋体" w:cs="宋体"/>
+                <w:i w:val="0"/>
+                <w:iCs w:val="0"/>
+                <w:caps w:val="0"/>
+                <w:color w:val="0D0D0D" w:themeColor="text1" w:themeTint="F2"/>
+                <w:spacing w:val="0"/>
+                <w:sz w:val="27"/>
+                <w:szCs w:val="27"/>
+                <w:shd w:val="clear" w:fill="FFFFFF"/>
+                <w:vertAlign w:val="baseline"/>
+                <w:lang w:val="en-US" w:eastAsia="zh-CN"/>
+                <w14:textFill>
+                  <w14:solidFill>
+                    <w14:schemeClr w14:val="tx1">
+                      <w14:lumMod w14:val="95000"/>
+                      <w14:lumOff w14:val="5000"/>
+                    </w14:schemeClr>
+                  </w14:solidFill>
+                </w14:textFill>
+              </w:rPr>
+            </w:pPr>
+            <w:r>
+              <w:rPr>
+                <w:rFonts w:hint="eastAsia" w:ascii="宋体" w:hAnsi="宋体" w:cs="宋体"/>
+                <w:i w:val="0"/>
+                <w:iCs w:val="0"/>
+                <w:caps w:val="0"/>
+                <w:color w:val="0D0D0D" w:themeColor="text1" w:themeTint="F2"/>
+                <w:spacing w:val="0"/>
+                <w:sz w:val="27"/>
+                <w:szCs w:val="27"/>
+                <w:shd w:val="clear" w:fill="FFFFFF"/>
+                <w:vertAlign w:val="baseline"/>
+                <w:lang w:val="en-US" w:eastAsia="zh-CN"/>
+                <w14:textFill>
+                  <w14:solidFill>
+                    <w14:schemeClr w14:val="tx1">
+                      <w14:lumMod w14:val="95000"/>
+                      <w14:lumOff w14:val="5000"/>
+                    </w14:schemeClr>
+                  </w14:solidFill>
+                </w14:textFill>
+              </w:rPr>
+              <w:t>编辑留言</w:t>
+            </w:r>
+          </w:p>
+        </w:tc>
+        <w:tc>
+          <w:tcPr>
+            <w:tcW w:w="0" w:type="auto"/>
+          </w:tcPr>
+          <w:p>
+            <w:pPr>
+              <w:keepNext w:val="0"/>
+              <w:keepLines w:val="0"/>
+              <w:pageBreakBefore w:val="0"/>
+              <w:widowControl w:val="0"/>
+              <w:kinsoku/>
+              <w:wordWrap w:val="0"/>
+              <w:overflowPunct/>
+              <w:topLinePunct w:val="0"/>
+              <w:autoSpaceDE/>
+              <w:autoSpaceDN/>
+              <w:bidi w:val="0"/>
+              <w:adjustRightInd/>
+              <w:snapToGrid/>
+              <w:spacing w:line="360" w:lineRule="auto"/>
+              <w:textAlignment w:val="auto"/>
+              <w:rPr>
+                <w:rFonts w:hint="default" w:ascii="宋体" w:hAnsi="宋体" w:cs="宋体"/>
+                <w:i w:val="0"/>
+                <w:iCs w:val="0"/>
+                <w:caps w:val="0"/>
+                <w:color w:val="0D0D0D" w:themeColor="text1" w:themeTint="F2"/>
+                <w:spacing w:val="0"/>
+                <w:sz w:val="27"/>
+                <w:szCs w:val="27"/>
+                <w:shd w:val="clear" w:fill="FFFFFF"/>
+                <w:vertAlign w:val="baseline"/>
+                <w:lang w:val="en-US" w:eastAsia="zh-CN"/>
+                <w14:textFill>
+                  <w14:solidFill>
+                    <w14:schemeClr w14:val="tx1">
+                      <w14:lumMod w14:val="95000"/>
+                      <w14:lumOff w14:val="5000"/>
+                    </w14:schemeClr>
+                  </w14:solidFill>
+                </w14:textFill>
+              </w:rPr>
+            </w:pPr>
+            <w:r>
+              <w:rPr>
+                <w:rFonts w:hint="eastAsia" w:ascii="宋体" w:hAnsi="宋体" w:cs="宋体"/>
+                <w:i w:val="0"/>
+                <w:iCs w:val="0"/>
+                <w:caps w:val="0"/>
+                <w:color w:val="0D0D0D" w:themeColor="text1" w:themeTint="F2"/>
+                <w:spacing w:val="0"/>
+                <w:sz w:val="27"/>
+                <w:szCs w:val="27"/>
+                <w:shd w:val="clear" w:fill="FFFFFF"/>
+                <w:vertAlign w:val="baseline"/>
+                <w:lang w:val="en-US" w:eastAsia="zh-CN"/>
+                <w14:textFill>
+                  <w14:solidFill>
+                    <w14:schemeClr w14:val="tx1">
+                      <w14:lumMod w14:val="95000"/>
+                      <w14:lumOff w14:val="5000"/>
+                    </w14:schemeClr>
+                  </w14:solidFill>
+                </w14:textFill>
+              </w:rPr>
+              <w:t>PUT</w:t>
+            </w:r>
+          </w:p>
+        </w:tc>
+        <w:tc>
+          <w:tcPr>
+            <w:tcW w:w="0" w:type="auto"/>
+          </w:tcPr>
+          <w:p>
+            <w:pPr>
+              <w:keepNext w:val="0"/>
+              <w:keepLines w:val="0"/>
+              <w:pageBreakBefore w:val="0"/>
+              <w:widowControl w:val="0"/>
+              <w:kinsoku/>
+              <w:wordWrap w:val="0"/>
+              <w:overflowPunct/>
+              <w:topLinePunct w:val="0"/>
+              <w:autoSpaceDE/>
+              <w:autoSpaceDN/>
+              <w:bidi w:val="0"/>
+              <w:adjustRightInd/>
+              <w:snapToGrid/>
+              <w:spacing w:line="360" w:lineRule="auto"/>
+              <w:textAlignment w:val="auto"/>
+              <w:rPr>
+                <w:rFonts w:hint="eastAsia" w:ascii="宋体" w:hAnsi="宋体" w:cs="宋体"/>
+                <w:i w:val="0"/>
+                <w:iCs w:val="0"/>
+                <w:caps w:val="0"/>
+                <w:color w:val="0D0D0D" w:themeColor="text1" w:themeTint="F2"/>
+                <w:spacing w:val="0"/>
+                <w:sz w:val="27"/>
+                <w:szCs w:val="27"/>
+                <w:shd w:val="clear" w:fill="FFFFFF"/>
+                <w:vertAlign w:val="baseline"/>
+                <w:lang w:val="en-US" w:eastAsia="zh-CN"/>
+                <w14:textFill>
+                  <w14:solidFill>
+                    <w14:schemeClr w14:val="tx1">
+                      <w14:lumMod w14:val="95000"/>
+                      <w14:lumOff w14:val="5000"/>
+                    </w14:schemeClr>
+                  </w14:solidFill>
+                </w14:textFill>
+              </w:rPr>
+            </w:pPr>
+            <w:r>
+              <w:rPr>
+                <w:rFonts w:hint="eastAsia" w:ascii="宋体" w:hAnsi="宋体" w:cs="宋体"/>
+                <w:i w:val="0"/>
+                <w:iCs w:val="0"/>
+                <w:caps w:val="0"/>
+                <w:color w:val="0D0D0D" w:themeColor="text1" w:themeTint="F2"/>
+                <w:spacing w:val="0"/>
+                <w:sz w:val="27"/>
+                <w:szCs w:val="27"/>
+                <w:shd w:val="clear" w:fill="FFFFFF"/>
+                <w:vertAlign w:val="baseline"/>
+                <w:lang w:val="en-US" w:eastAsia="zh-CN"/>
+                <w14:textFill>
+                  <w14:solidFill>
+                    <w14:schemeClr w14:val="tx1">
+                      <w14:lumMod w14:val="95000"/>
+                      <w14:lumOff w14:val="5000"/>
+                    </w14:schemeClr>
+                  </w14:solidFill>
+                </w14:textFill>
+              </w:rPr>
+              <w:t>/api/messages/:id</w:t>
+            </w:r>
+          </w:p>
+        </w:tc>
+        <w:tc>
+          <w:tcPr>
+            <w:tcW w:w="0" w:type="auto"/>
+          </w:tcPr>
+          <w:p>
+            <w:pPr>
+              <w:keepNext w:val="0"/>
+              <w:keepLines w:val="0"/>
+              <w:pageBreakBefore w:val="0"/>
+              <w:widowControl w:val="0"/>
+              <w:kinsoku/>
+              <w:wordWrap w:val="0"/>
+              <w:overflowPunct/>
+              <w:topLinePunct w:val="0"/>
+              <w:autoSpaceDE/>
+              <w:autoSpaceDN/>
+              <w:bidi w:val="0"/>
+              <w:adjustRightInd/>
+              <w:snapToGrid/>
+              <w:spacing w:line="360" w:lineRule="auto"/>
+              <w:textAlignment w:val="auto"/>
+              <w:rPr>
+                <w:rFonts w:hint="eastAsia" w:ascii="宋体" w:hAnsi="宋体" w:cs="宋体"/>
+                <w:i w:val="0"/>
+                <w:iCs w:val="0"/>
+                <w:caps w:val="0"/>
+                <w:color w:val="0D0D0D" w:themeColor="text1" w:themeTint="F2"/>
+                <w:spacing w:val="0"/>
+                <w:sz w:val="27"/>
+                <w:szCs w:val="27"/>
+                <w:shd w:val="clear" w:fill="FFFFFF"/>
+                <w:vertAlign w:val="baseline"/>
+                <w:lang w:val="en-US" w:eastAsia="zh-CN"/>
+                <w14:textFill>
+                  <w14:solidFill>
+                    <w14:schemeClr w14:val="tx1">
+                      <w14:lumMod w14:val="95000"/>
+                      <w14:lumOff w14:val="5000"/>
+                    </w14:schemeClr>
+                  </w14:solidFill>
+                </w14:textFill>
+              </w:rPr>
+            </w:pPr>
+            <w:r>
+              <w:rPr>
+                <w:rFonts w:hint="eastAsia" w:ascii="宋体" w:hAnsi="宋体" w:cs="宋体"/>
+                <w:i w:val="0"/>
+                <w:iCs w:val="0"/>
+                <w:caps w:val="0"/>
+                <w:color w:val="0D0D0D" w:themeColor="text1" w:themeTint="F2"/>
+                <w:spacing w:val="0"/>
+                <w:sz w:val="27"/>
+                <w:szCs w:val="27"/>
+                <w:shd w:val="clear" w:fill="FFFFFF"/>
+                <w:vertAlign w:val="baseline"/>
+                <w:lang w:val="en-US" w:eastAsia="zh-CN"/>
+                <w14:textFill>
+                  <w14:solidFill>
+                    <w14:schemeClr w14:val="tx1">
+                      <w14:lumMod w14:val="95000"/>
+                      <w14:lumOff w14:val="5000"/>
+                    </w14:schemeClr>
+                  </w14:solidFill>
+                </w14:textFill>
+              </w:rPr>
+              <w:t>id（路径参数），内容（body）</w:t>
+            </w:r>
+          </w:p>
+        </w:tc>
+      </w:tr>
+      <w:tr>
+        <w:tblPrEx>
+          <w:tblBorders>
+            <w:top w:val="single" w:color="auto" w:sz="4" w:space="0"/>
+            <w:left w:val="single" w:color="auto" w:sz="4" w:space="0"/>
+            <w:bottom w:val="single" w:color="auto" w:sz="4" w:space="0"/>
+            <w:right w:val="single" w:color="auto" w:sz="4" w:space="0"/>
+            <w:insideH w:val="single" w:color="auto" w:sz="4" w:space="0"/>
+            <w:insideV w:val="single" w:color="auto" w:sz="4" w:space="0"/>
+          </w:tblBorders>
+          <w:tblCellMar>
+            <w:left w:w="108" w:type="dxa"/>
+            <w:right w:w="108" w:type="dxa"/>
+          </w:tblCellMar>
+        </w:tblPrEx>
+        <w:tc>
+          <w:tcPr>
+            <w:tcW w:w="0" w:type="auto"/>
+          </w:tcPr>
+          <w:p>
+            <w:pPr>
+              <w:keepNext w:val="0"/>
+              <w:keepLines w:val="0"/>
+              <w:pageBreakBefore w:val="0"/>
+              <w:widowControl w:val="0"/>
+              <w:kinsoku/>
+              <w:wordWrap w:val="0"/>
+              <w:overflowPunct/>
+              <w:topLinePunct w:val="0"/>
+              <w:autoSpaceDE/>
+              <w:autoSpaceDN/>
+              <w:bidi w:val="0"/>
+              <w:adjustRightInd/>
+              <w:snapToGrid/>
+              <w:spacing w:line="360" w:lineRule="auto"/>
+              <w:textAlignment w:val="auto"/>
+              <w:rPr>
+                <w:rFonts w:hint="default" w:ascii="宋体" w:hAnsi="宋体" w:cs="宋体"/>
+                <w:i w:val="0"/>
+                <w:iCs w:val="0"/>
+                <w:caps w:val="0"/>
+                <w:color w:val="0D0D0D" w:themeColor="text1" w:themeTint="F2"/>
+                <w:spacing w:val="0"/>
+                <w:sz w:val="27"/>
+                <w:szCs w:val="27"/>
+                <w:shd w:val="clear" w:fill="FFFFFF"/>
+                <w:vertAlign w:val="baseline"/>
+                <w:lang w:val="en-US" w:eastAsia="zh-CN"/>
+                <w14:textFill>
+                  <w14:solidFill>
+                    <w14:schemeClr w14:val="tx1">
+                      <w14:lumMod w14:val="95000"/>
+                      <w14:lumOff w14:val="5000"/>
+                    </w14:schemeClr>
+                  </w14:solidFill>
+                </w14:textFill>
+              </w:rPr>
+            </w:pPr>
+            <w:r>
+              <w:rPr>
+                <w:rFonts w:hint="eastAsia" w:ascii="宋体" w:hAnsi="宋体" w:cs="宋体"/>
+                <w:i w:val="0"/>
+                <w:iCs w:val="0"/>
+                <w:caps w:val="0"/>
+                <w:color w:val="0D0D0D" w:themeColor="text1" w:themeTint="F2"/>
+                <w:spacing w:val="0"/>
+                <w:sz w:val="27"/>
+                <w:szCs w:val="27"/>
+                <w:shd w:val="clear" w:fill="FFFFFF"/>
+                <w:vertAlign w:val="baseline"/>
+                <w:lang w:val="en-US" w:eastAsia="zh-CN"/>
+                <w14:textFill>
+                  <w14:solidFill>
+                    <w14:schemeClr w14:val="tx1">
+                      <w14:lumMod w14:val="95000"/>
+                      <w14:lumOff w14:val="5000"/>
+                    </w14:schemeClr>
+                  </w14:solidFill>
+                </w14:textFill>
+              </w:rPr>
+              <w:t>删除留言</w:t>
+            </w:r>
+          </w:p>
+        </w:tc>
+        <w:tc>
+          <w:tcPr>
+            <w:tcW w:w="0" w:type="auto"/>
+          </w:tcPr>
+          <w:p>
+            <w:pPr>
+              <w:keepNext w:val="0"/>
+              <w:keepLines w:val="0"/>
+              <w:pageBreakBefore w:val="0"/>
+              <w:widowControl w:val="0"/>
+              <w:kinsoku/>
+              <w:wordWrap w:val="0"/>
+              <w:overflowPunct/>
+              <w:topLinePunct w:val="0"/>
+              <w:autoSpaceDE/>
+              <w:autoSpaceDN/>
+              <w:bidi w:val="0"/>
+              <w:adjustRightInd/>
+              <w:snapToGrid/>
+              <w:spacing w:line="360" w:lineRule="auto"/>
+              <w:textAlignment w:val="auto"/>
+              <w:rPr>
+                <w:rFonts w:hint="default" w:ascii="宋体" w:hAnsi="宋体" w:cs="宋体"/>
+                <w:i w:val="0"/>
+                <w:iCs w:val="0"/>
+                <w:caps w:val="0"/>
+                <w:color w:val="0D0D0D" w:themeColor="text1" w:themeTint="F2"/>
+                <w:spacing w:val="0"/>
+                <w:sz w:val="27"/>
+                <w:szCs w:val="27"/>
+                <w:shd w:val="clear" w:fill="FFFFFF"/>
+                <w:vertAlign w:val="baseline"/>
+                <w:lang w:val="en-US" w:eastAsia="zh-CN"/>
+                <w14:textFill>
+                  <w14:solidFill>
+                    <w14:schemeClr w14:val="tx1">
+                      <w14:lumMod w14:val="95000"/>
+                      <w14:lumOff w14:val="5000"/>
+                    </w14:schemeClr>
+                  </w14:solidFill>
+                </w14:textFill>
+              </w:rPr>
+            </w:pPr>
+            <w:r>
+              <w:rPr>
+                <w:rFonts w:hint="eastAsia" w:ascii="宋体" w:hAnsi="宋体" w:cs="宋体"/>
+                <w:i w:val="0"/>
+                <w:iCs w:val="0"/>
+                <w:caps w:val="0"/>
+                <w:color w:val="0D0D0D" w:themeColor="text1" w:themeTint="F2"/>
+                <w:spacing w:val="0"/>
+                <w:sz w:val="27"/>
+                <w:szCs w:val="27"/>
+                <w:shd w:val="clear" w:fill="FFFFFF"/>
+                <w:vertAlign w:val="baseline"/>
+                <w:lang w:val="en-US" w:eastAsia="zh-CN"/>
+                <w14:textFill>
+                  <w14:solidFill>
+                    <w14:schemeClr w14:val="tx1">
+                      <w14:lumMod w14:val="95000"/>
+                      <w14:lumOff w14:val="5000"/>
+                    </w14:schemeClr>
+                  </w14:solidFill>
+                </w14:textFill>
+              </w:rPr>
+              <w:t>DELETE</w:t>
+            </w:r>
+          </w:p>
+        </w:tc>
+        <w:tc>
+          <w:tcPr>
+            <w:tcW w:w="0" w:type="auto"/>
+          </w:tcPr>
+          <w:p>
+            <w:pPr>
+              <w:keepNext w:val="0"/>
+              <w:keepLines w:val="0"/>
+              <w:pageBreakBefore w:val="0"/>
+              <w:widowControl w:val="0"/>
+              <w:kinsoku/>
+              <w:wordWrap w:val="0"/>
+              <w:overflowPunct/>
+              <w:topLinePunct w:val="0"/>
+              <w:autoSpaceDE/>
+              <w:autoSpaceDN/>
+              <w:bidi w:val="0"/>
+              <w:adjustRightInd/>
+              <w:snapToGrid/>
+              <w:spacing w:line="360" w:lineRule="auto"/>
+              <w:textAlignment w:val="auto"/>
+              <w:rPr>
+                <w:rFonts w:hint="eastAsia" w:ascii="宋体" w:hAnsi="宋体" w:cs="宋体"/>
+                <w:i w:val="0"/>
+                <w:iCs w:val="0"/>
+                <w:caps w:val="0"/>
+                <w:color w:val="0D0D0D" w:themeColor="text1" w:themeTint="F2"/>
+                <w:spacing w:val="0"/>
+                <w:sz w:val="27"/>
+                <w:szCs w:val="27"/>
+                <w:shd w:val="clear" w:fill="FFFFFF"/>
+                <w:vertAlign w:val="baseline"/>
+                <w:lang w:val="en-US" w:eastAsia="zh-CN"/>
+                <w14:textFill>
+                  <w14:solidFill>
+                    <w14:schemeClr w14:val="tx1">
+                      <w14:lumMod w14:val="95000"/>
+                      <w14:lumOff w14:val="5000"/>
+                    </w14:schemeClr>
+                  </w14:solidFill>
+                </w14:textFill>
+              </w:rPr>
+            </w:pPr>
+            <w:r>
+              <w:rPr>
+                <w:rFonts w:hint="eastAsia" w:ascii="宋体" w:hAnsi="宋体" w:cs="宋体"/>
+                <w:i w:val="0"/>
+                <w:iCs w:val="0"/>
+                <w:caps w:val="0"/>
+                <w:color w:val="0D0D0D" w:themeColor="text1" w:themeTint="F2"/>
+                <w:spacing w:val="0"/>
+                <w:sz w:val="27"/>
+                <w:szCs w:val="27"/>
+                <w:shd w:val="clear" w:fill="FFFFFF"/>
+                <w:vertAlign w:val="baseline"/>
+                <w:lang w:val="en-US" w:eastAsia="zh-CN"/>
+                <w14:textFill>
+                  <w14:solidFill>
+                    <w14:schemeClr w14:val="tx1">
+                      <w14:lumMod w14:val="95000"/>
+                      <w14:lumOff w14:val="5000"/>
+                    </w14:schemeClr>
+                  </w14:solidFill>
+                </w14:textFill>
+              </w:rPr>
+              <w:t>/api/messages/:id</w:t>
+            </w:r>
+          </w:p>
+        </w:tc>
+        <w:tc>
+          <w:tcPr>
+            <w:tcW w:w="0" w:type="auto"/>
+          </w:tcPr>
+          <w:p>
+            <w:pPr>
+              <w:keepNext w:val="0"/>
+              <w:keepLines w:val="0"/>
+              <w:pageBreakBefore w:val="0"/>
+              <w:widowControl w:val="0"/>
+              <w:kinsoku/>
+              <w:wordWrap w:val="0"/>
+              <w:overflowPunct/>
+              <w:topLinePunct w:val="0"/>
+              <w:autoSpaceDE/>
+              <w:autoSpaceDN/>
+              <w:bidi w:val="0"/>
+              <w:adjustRightInd/>
+              <w:snapToGrid/>
+              <w:spacing w:line="360" w:lineRule="auto"/>
+              <w:textAlignment w:val="auto"/>
+              <w:rPr>
+                <w:rFonts w:hint="eastAsia" w:ascii="宋体" w:hAnsi="宋体" w:cs="宋体"/>
+                <w:i w:val="0"/>
+                <w:iCs w:val="0"/>
+                <w:caps w:val="0"/>
+                <w:color w:val="0D0D0D" w:themeColor="text1" w:themeTint="F2"/>
+                <w:spacing w:val="0"/>
+                <w:sz w:val="27"/>
+                <w:szCs w:val="27"/>
+                <w:shd w:val="clear" w:fill="FFFFFF"/>
+                <w:vertAlign w:val="baseline"/>
+                <w:lang w:val="en-US" w:eastAsia="zh-CN"/>
+                <w14:textFill>
+                  <w14:solidFill>
+                    <w14:schemeClr w14:val="tx1">
+                      <w14:lumMod w14:val="95000"/>
+                      <w14:lumOff w14:val="5000"/>
+                    </w14:schemeClr>
+                  </w14:solidFill>
+                </w14:textFill>
+              </w:rPr>
+            </w:pPr>
+            <w:r>
+              <w:rPr>
+                <w:rFonts w:hint="eastAsia" w:ascii="宋体" w:hAnsi="宋体" w:cs="宋体"/>
+                <w:i w:val="0"/>
+                <w:iCs w:val="0"/>
+                <w:caps w:val="0"/>
+                <w:color w:val="0D0D0D" w:themeColor="text1" w:themeTint="F2"/>
+                <w:spacing w:val="0"/>
+                <w:sz w:val="27"/>
+                <w:szCs w:val="27"/>
+                <w:shd w:val="clear" w:fill="FFFFFF"/>
+                <w:vertAlign w:val="baseline"/>
+                <w:lang w:val="en-US" w:eastAsia="zh-CN"/>
+                <w14:textFill>
+                  <w14:solidFill>
+                    <w14:schemeClr w14:val="tx1">
+                      <w14:lumMod w14:val="95000"/>
+                      <w14:lumOff w14:val="5000"/>
+                    </w14:schemeClr>
+                  </w14:solidFill>
+                </w14:textFill>
+              </w:rPr>
+              <w:t>id（路径参数）</w:t>
+            </w:r>
+          </w:p>
+        </w:tc>
+      </w:tr>
+      <w:tr>
+        <w:tblPrEx>
+          <w:tblBorders>
+            <w:top w:val="single" w:color="auto" w:sz="4" w:space="0"/>
+            <w:left w:val="single" w:color="auto" w:sz="4" w:space="0"/>
+            <w:bottom w:val="single" w:color="auto" w:sz="4" w:space="0"/>
+            <w:right w:val="single" w:color="auto" w:sz="4" w:space="0"/>
+            <w:insideH w:val="single" w:color="auto" w:sz="4" w:space="0"/>
+            <w:insideV w:val="single" w:color="auto" w:sz="4" w:space="0"/>
+          </w:tblBorders>
+          <w:tblCellMar>
+            <w:left w:w="108" w:type="dxa"/>
+            <w:right w:w="108" w:type="dxa"/>
+          </w:tblCellMar>
+        </w:tblPrEx>
+        <w:tc>
+          <w:tcPr>
+            <w:tcW w:w="0" w:type="auto"/>
+          </w:tcPr>
+          <w:p>
+            <w:pPr>
+              <w:keepNext w:val="0"/>
+              <w:keepLines w:val="0"/>
+              <w:pageBreakBefore w:val="0"/>
+              <w:widowControl w:val="0"/>
+              <w:kinsoku/>
+              <w:wordWrap w:val="0"/>
+              <w:overflowPunct/>
+              <w:topLinePunct w:val="0"/>
+              <w:autoSpaceDE/>
+              <w:autoSpaceDN/>
+              <w:bidi w:val="0"/>
+              <w:adjustRightInd/>
+              <w:snapToGrid/>
+              <w:spacing w:line="360" w:lineRule="auto"/>
+              <w:textAlignment w:val="auto"/>
+              <w:rPr>
+                <w:rFonts w:hint="default" w:ascii="宋体" w:hAnsi="宋体" w:cs="宋体"/>
+                <w:i w:val="0"/>
+                <w:iCs w:val="0"/>
+                <w:caps w:val="0"/>
+                <w:color w:val="0D0D0D" w:themeColor="text1" w:themeTint="F2"/>
+                <w:spacing w:val="0"/>
+                <w:sz w:val="27"/>
+                <w:szCs w:val="27"/>
+                <w:shd w:val="clear" w:fill="FFFFFF"/>
+                <w:vertAlign w:val="baseline"/>
+                <w:lang w:val="en-US" w:eastAsia="zh-CN"/>
+                <w14:textFill>
+                  <w14:solidFill>
+                    <w14:schemeClr w14:val="tx1">
+                      <w14:lumMod w14:val="95000"/>
+                      <w14:lumOff w14:val="5000"/>
+                    </w14:schemeClr>
+                  </w14:solidFill>
+                </w14:textFill>
+              </w:rPr>
+            </w:pPr>
+            <w:r>
+              <w:rPr>
+                <w:rFonts w:hint="eastAsia" w:ascii="宋体" w:hAnsi="宋体" w:cs="宋体"/>
+                <w:i w:val="0"/>
+                <w:iCs w:val="0"/>
+                <w:caps w:val="0"/>
+                <w:color w:val="0D0D0D" w:themeColor="text1" w:themeTint="F2"/>
+                <w:spacing w:val="0"/>
+                <w:sz w:val="27"/>
+                <w:szCs w:val="27"/>
+                <w:shd w:val="clear" w:fill="FFFFFF"/>
+                <w:vertAlign w:val="baseline"/>
+                <w:lang w:val="en-US" w:eastAsia="zh-CN"/>
+                <w14:textFill>
+                  <w14:solidFill>
+                    <w14:schemeClr w14:val="tx1">
+                      <w14:lumMod w14:val="95000"/>
+                      <w14:lumOff w14:val="5000"/>
+                    </w14:schemeClr>
+                  </w14:solidFill>
+                </w14:textFill>
+              </w:rPr>
+              <w:t>按区域查询留言</w:t>
+            </w:r>
+          </w:p>
+        </w:tc>
+        <w:tc>
+          <w:tcPr>
+            <w:tcW w:w="0" w:type="auto"/>
+          </w:tcPr>
+          <w:p>
+            <w:pPr>
+              <w:keepNext w:val="0"/>
+              <w:keepLines w:val="0"/>
+              <w:pageBreakBefore w:val="0"/>
+              <w:widowControl w:val="0"/>
+              <w:kinsoku/>
+              <w:wordWrap w:val="0"/>
+              <w:overflowPunct/>
+              <w:topLinePunct w:val="0"/>
+              <w:autoSpaceDE/>
+              <w:autoSpaceDN/>
+              <w:bidi w:val="0"/>
+              <w:adjustRightInd/>
+              <w:snapToGrid/>
+              <w:spacing w:line="360" w:lineRule="auto"/>
+              <w:textAlignment w:val="auto"/>
+              <w:rPr>
+                <w:rFonts w:hint="default" w:ascii="宋体" w:hAnsi="宋体" w:cs="宋体"/>
+                <w:i w:val="0"/>
+                <w:iCs w:val="0"/>
+                <w:caps w:val="0"/>
+                <w:color w:val="0D0D0D" w:themeColor="text1" w:themeTint="F2"/>
+                <w:spacing w:val="0"/>
+                <w:sz w:val="27"/>
+                <w:szCs w:val="27"/>
+                <w:shd w:val="clear" w:fill="FFFFFF"/>
+                <w:vertAlign w:val="baseline"/>
+                <w:lang w:val="en-US" w:eastAsia="zh-CN"/>
+                <w14:textFill>
+                  <w14:solidFill>
+                    <w14:schemeClr w14:val="tx1">
+                      <w14:lumMod w14:val="95000"/>
+                      <w14:lumOff w14:val="5000"/>
+                    </w14:schemeClr>
+                  </w14:solidFill>
+                </w14:textFill>
+              </w:rPr>
+            </w:pPr>
+            <w:r>
+              <w:rPr>
+                <w:rFonts w:hint="eastAsia" w:ascii="宋体" w:hAnsi="宋体" w:cs="宋体"/>
+                <w:i w:val="0"/>
+                <w:iCs w:val="0"/>
+                <w:caps w:val="0"/>
+                <w:color w:val="0D0D0D" w:themeColor="text1" w:themeTint="F2"/>
+                <w:spacing w:val="0"/>
+                <w:sz w:val="27"/>
+                <w:szCs w:val="27"/>
+                <w:shd w:val="clear" w:fill="FFFFFF"/>
+                <w:vertAlign w:val="baseline"/>
+                <w:lang w:val="en-US" w:eastAsia="zh-CN"/>
+                <w14:textFill>
+                  <w14:solidFill>
+                    <w14:schemeClr w14:val="tx1">
+                      <w14:lumMod w14:val="95000"/>
+                      <w14:lumOff w14:val="5000"/>
+                    </w14:schemeClr>
+                  </w14:solidFill>
+                </w14:textFill>
+              </w:rPr>
+              <w:t>GET</w:t>
+            </w:r>
+          </w:p>
+        </w:tc>
+        <w:tc>
+          <w:tcPr>
+            <w:tcW w:w="0" w:type="auto"/>
+          </w:tcPr>
+          <w:p>
+            <w:pPr>
+              <w:keepNext w:val="0"/>
+              <w:keepLines w:val="0"/>
+              <w:pageBreakBefore w:val="0"/>
+              <w:widowControl w:val="0"/>
+              <w:kinsoku/>
+              <w:wordWrap w:val="0"/>
+              <w:overflowPunct/>
+              <w:topLinePunct w:val="0"/>
+              <w:autoSpaceDE/>
+              <w:autoSpaceDN/>
+              <w:bidi w:val="0"/>
+              <w:adjustRightInd/>
+              <w:snapToGrid/>
+              <w:spacing w:line="360" w:lineRule="auto"/>
+              <w:textAlignment w:val="auto"/>
+              <w:rPr>
+                <w:rFonts w:hint="eastAsia" w:ascii="宋体" w:hAnsi="宋体" w:cs="宋体"/>
+                <w:i w:val="0"/>
+                <w:iCs w:val="0"/>
+                <w:caps w:val="0"/>
+                <w:color w:val="0D0D0D" w:themeColor="text1" w:themeTint="F2"/>
+                <w:spacing w:val="0"/>
+                <w:sz w:val="27"/>
+                <w:szCs w:val="27"/>
+                <w:shd w:val="clear" w:fill="FFFFFF"/>
+                <w:vertAlign w:val="baseline"/>
+                <w:lang w:val="en-US" w:eastAsia="zh-CN"/>
+                <w14:textFill>
+                  <w14:solidFill>
+                    <w14:schemeClr w14:val="tx1">
+                      <w14:lumMod w14:val="95000"/>
+                      <w14:lumOff w14:val="5000"/>
+                    </w14:schemeClr>
+                  </w14:solidFill>
+                </w14:textFill>
+              </w:rPr>
+            </w:pPr>
+            <w:r>
+              <w:rPr>
+                <w:rFonts w:hint="eastAsia" w:ascii="宋体" w:hAnsi="宋体" w:cs="宋体"/>
+                <w:i w:val="0"/>
+                <w:iCs w:val="0"/>
+                <w:caps w:val="0"/>
+                <w:color w:val="0D0D0D" w:themeColor="text1" w:themeTint="F2"/>
+                <w:spacing w:val="0"/>
+                <w:sz w:val="27"/>
+                <w:szCs w:val="27"/>
+                <w:shd w:val="clear" w:fill="FFFFFF"/>
+                <w:vertAlign w:val="baseline"/>
+                <w:lang w:val="en-US" w:eastAsia="zh-CN"/>
+                <w14:textFill>
+                  <w14:solidFill>
+                    <w14:schemeClr w14:val="tx1">
+                      <w14:lumMod w14:val="95000"/>
+                      <w14:lumOff w14:val="5000"/>
+                    </w14:schemeClr>
+                  </w14:solidFill>
+                </w14:textFill>
+              </w:rPr>
+              <w:t>/api/messages/district/:districtName</w:t>
+            </w:r>
+          </w:p>
+        </w:tc>
+        <w:tc>
+          <w:tcPr>
+            <w:tcW w:w="0" w:type="auto"/>
+          </w:tcPr>
+          <w:p>
+            <w:pPr>
+              <w:keepNext w:val="0"/>
+              <w:keepLines w:val="0"/>
+              <w:pageBreakBefore w:val="0"/>
+              <w:widowControl w:val="0"/>
+              <w:kinsoku/>
+              <w:wordWrap w:val="0"/>
+              <w:overflowPunct/>
+              <w:topLinePunct w:val="0"/>
+              <w:autoSpaceDE/>
+              <w:autoSpaceDN/>
+              <w:bidi w:val="0"/>
+              <w:adjustRightInd/>
+              <w:snapToGrid/>
+              <w:spacing w:line="360" w:lineRule="auto"/>
+              <w:textAlignment w:val="auto"/>
+              <w:rPr>
+                <w:rFonts w:hint="eastAsia" w:ascii="宋体" w:hAnsi="宋体" w:cs="宋体"/>
+                <w:i w:val="0"/>
+                <w:iCs w:val="0"/>
+                <w:caps w:val="0"/>
+                <w:color w:val="0D0D0D" w:themeColor="text1" w:themeTint="F2"/>
+                <w:spacing w:val="0"/>
+                <w:sz w:val="27"/>
+                <w:szCs w:val="27"/>
+                <w:shd w:val="clear" w:fill="FFFFFF"/>
+                <w:vertAlign w:val="baseline"/>
+                <w:lang w:val="en-US" w:eastAsia="zh-CN"/>
+                <w14:textFill>
+                  <w14:solidFill>
+                    <w14:schemeClr w14:val="tx1">
+                      <w14:lumMod w14:val="95000"/>
+                      <w14:lumOff w14:val="5000"/>
+                    </w14:schemeClr>
+                  </w14:solidFill>
+                </w14:textFill>
+              </w:rPr>
+            </w:pPr>
+            <w:r>
+              <w:rPr>
+                <w:rFonts w:hint="eastAsia" w:ascii="宋体" w:hAnsi="宋体" w:cs="宋体"/>
+                <w:i w:val="0"/>
+                <w:iCs w:val="0"/>
+                <w:caps w:val="0"/>
+                <w:color w:val="0D0D0D" w:themeColor="text1" w:themeTint="F2"/>
+                <w:spacing w:val="0"/>
+                <w:sz w:val="27"/>
+                <w:szCs w:val="27"/>
+                <w:shd w:val="clear" w:fill="FFFFFF"/>
+                <w:vertAlign w:val="baseline"/>
+                <w:lang w:val="en-US" w:eastAsia="zh-CN"/>
+                <w14:textFill>
+                  <w14:solidFill>
+                    <w14:schemeClr w14:val="tx1">
+                      <w14:lumMod w14:val="95000"/>
+                      <w14:lumOff w14:val="5000"/>
+                    </w14:schemeClr>
+                  </w14:solidFill>
+                </w14:textFill>
+              </w:rPr>
+              <w:t>districtName（路径参数），分页与检索参数（query）</w:t>
+            </w:r>
+          </w:p>
+        </w:tc>
+      </w:tr>
+    </w:tbl>
     <w:p>
       <w:pPr>
         <w:keepNext w:val="0"/>
@@ -1196,7 +3843,7 @@
         <w:pageBreakBefore w:val="0"/>
         <w:widowControl w:val="0"/>
         <w:kinsoku/>
-        <w:wordWrap/>
+        <w:wordWrap w:val="0"/>
         <w:overflowPunct/>
         <w:topLinePunct w:val="0"/>
         <w:autoSpaceDE/>
@@ -1205,13 +3852,78 @@
         <w:adjustRightInd/>
         <w:snapToGrid/>
         <w:spacing w:line="360" w:lineRule="auto"/>
+        <w:ind w:firstLine="420" w:firstLineChars="0"/>
+        <w:jc w:val="center"/>
         <w:textAlignment w:val="auto"/>
         <w:rPr>
-          <w:rFonts w:hint="eastAsia"/>
-          <w:sz w:val="24"/>
-          <w:szCs w:val="24"/>
-        </w:rPr>
-      </w:pPr>
+          <w:rFonts w:hint="default" w:ascii="宋体" w:hAnsi="宋体" w:cs="宋体"/>
+          <w:i w:val="0"/>
+          <w:iCs w:val="0"/>
+          <w:caps w:val="0"/>
+          <w:color w:val="0D0D0D" w:themeColor="text1" w:themeTint="F2"/>
+          <w:spacing w:val="0"/>
+          <w:sz w:val="27"/>
+          <w:szCs w:val="27"/>
+          <w:shd w:val="clear" w:fill="FFFFFF"/>
+          <w:lang w:val="en-US" w:eastAsia="zh-CN"/>
+          <w14:textFill>
+            <w14:solidFill>
+              <w14:schemeClr w14:val="tx1">
+                <w14:lumMod w14:val="95000"/>
+                <w14:lumOff w14:val="5000"/>
+              </w14:schemeClr>
+            </w14:solidFill>
+          </w14:textFill>
+        </w:rPr>
+      </w:pPr>
+      <w:r>
+        <w:rPr>
+          <w:rFonts w:hint="eastAsia" w:ascii="宋体" w:hAnsi="宋体" w:cs="宋体"/>
+          <w:i w:val="0"/>
+          <w:iCs w:val="0"/>
+          <w:caps w:val="0"/>
+          <w:color w:val="0D0D0D" w:themeColor="text1" w:themeTint="F2"/>
+          <w:spacing w:val="0"/>
+          <w:sz w:val="27"/>
+          <w:szCs w:val="27"/>
+          <w:shd w:val="clear" w:fill="FFFFFF"/>
+          <w:lang w:val="en-US" w:eastAsia="zh-CN"/>
+          <w14:textFill>
+            <w14:solidFill>
+              <w14:schemeClr w14:val="tx1">
+                <w14:lumMod w14:val="95000"/>
+                <w14:lumOff w14:val="5000"/>
+              </w14:schemeClr>
+            </w14:solidFill>
+          </w14:textFill>
+        </w:rPr>
+        <w:t>表1 留言</w:t>
+      </w:r>
+      <w:bookmarkStart w:id="0" w:name="_GoBack"/>
+      <w:bookmarkEnd w:id="0"/>
+      <w:r>
+        <w:rPr>
+          <w:rFonts w:hint="eastAsia" w:ascii="宋体" w:hAnsi="宋体" w:cs="宋体"/>
+          <w:i w:val="0"/>
+          <w:iCs w:val="0"/>
+          <w:caps w:val="0"/>
+          <w:color w:val="0D0D0D" w:themeColor="text1" w:themeTint="F2"/>
+          <w:spacing w:val="0"/>
+          <w:sz w:val="27"/>
+          <w:szCs w:val="27"/>
+          <w:shd w:val="clear" w:fill="FFFFFF"/>
+          <w:lang w:val="en-US" w:eastAsia="zh-CN"/>
+          <w14:textFill>
+            <w14:solidFill>
+              <w14:schemeClr w14:val="tx1">
+                <w14:lumMod w14:val="95000"/>
+                <w14:lumOff w14:val="5000"/>
+              </w14:schemeClr>
+            </w14:solidFill>
+          </w14:textFill>
+        </w:rPr>
+        <w:t>相关接口</w:t>
+      </w:r>
     </w:p>
     <w:p>
       <w:pPr>
@@ -1220,7 +3932,7 @@
         <w:pageBreakBefore w:val="0"/>
         <w:widowControl w:val="0"/>
         <w:kinsoku/>
-        <w:wordWrap/>
+        <w:wordWrap w:val="0"/>
         <w:overflowPunct/>
         <w:topLinePunct w:val="0"/>
         <w:autoSpaceDE/>
@@ -1229,22 +3941,1836 @@
         <w:adjustRightInd/>
         <w:snapToGrid/>
         <w:spacing w:line="360" w:lineRule="auto"/>
+        <w:ind w:firstLine="420" w:firstLineChars="0"/>
         <w:textAlignment w:val="auto"/>
         <w:rPr>
-          <w:rFonts w:hint="eastAsia"/>
-          <w:sz w:val="24"/>
-          <w:szCs w:val="24"/>
-        </w:rPr>
-      </w:pPr>
-      <w:r>
-        <w:rPr>
-          <w:rFonts w:hint="eastAsia"/>
-          <w:sz w:val="24"/>
-          <w:szCs w:val="24"/>
-        </w:rPr>
-        <w:t>主要成果</w:t>
-      </w:r>
-    </w:p>
+          <w:rFonts w:hint="eastAsia" w:ascii="宋体" w:hAnsi="宋体" w:cs="宋体"/>
+          <w:i w:val="0"/>
+          <w:iCs w:val="0"/>
+          <w:caps w:val="0"/>
+          <w:color w:val="0D0D0D" w:themeColor="text1" w:themeTint="F2"/>
+          <w:spacing w:val="0"/>
+          <w:sz w:val="27"/>
+          <w:szCs w:val="27"/>
+          <w:shd w:val="clear" w:fill="FFFFFF"/>
+          <w:lang w:val="en-US" w:eastAsia="zh-CN"/>
+          <w14:textFill>
+            <w14:solidFill>
+              <w14:schemeClr w14:val="tx1">
+                <w14:lumMod w14:val="95000"/>
+                <w14:lumOff w14:val="5000"/>
+              </w14:schemeClr>
+            </w14:solidFill>
+          </w14:textFill>
+        </w:rPr>
+      </w:pPr>
+    </w:p>
+    <w:tbl>
+      <w:tblPr>
+        <w:tblStyle w:val="6"/>
+        <w:tblW w:w="0" w:type="auto"/>
+        <w:tblInd w:w="0" w:type="dxa"/>
+        <w:tblBorders>
+          <w:top w:val="single" w:color="auto" w:sz="4" w:space="0"/>
+          <w:left w:val="single" w:color="auto" w:sz="4" w:space="0"/>
+          <w:bottom w:val="single" w:color="auto" w:sz="4" w:space="0"/>
+          <w:right w:val="single" w:color="auto" w:sz="4" w:space="0"/>
+          <w:insideH w:val="single" w:color="auto" w:sz="4" w:space="0"/>
+          <w:insideV w:val="single" w:color="auto" w:sz="4" w:space="0"/>
+        </w:tblBorders>
+        <w:tblLayout w:type="autofit"/>
+        <w:tblCellMar>
+          <w:left w:w="108" w:type="dxa"/>
+          <w:right w:w="108" w:type="dxa"/>
+        </w:tblCellMar>
+      </w:tblPr>
+      <w:tblGrid>
+        <w:gridCol w:w="2106"/>
+        <w:gridCol w:w="1296"/>
+        <w:gridCol w:w="3321"/>
+        <w:gridCol w:w="1296"/>
+      </w:tblGrid>
+      <w:tr>
+        <w:tblPrEx>
+          <w:tblBorders>
+            <w:top w:val="single" w:color="auto" w:sz="4" w:space="0"/>
+            <w:left w:val="single" w:color="auto" w:sz="4" w:space="0"/>
+            <w:bottom w:val="single" w:color="auto" w:sz="4" w:space="0"/>
+            <w:right w:val="single" w:color="auto" w:sz="4" w:space="0"/>
+            <w:insideH w:val="single" w:color="auto" w:sz="4" w:space="0"/>
+            <w:insideV w:val="single" w:color="auto" w:sz="4" w:space="0"/>
+          </w:tblBorders>
+          <w:tblCellMar>
+            <w:left w:w="108" w:type="dxa"/>
+            <w:right w:w="108" w:type="dxa"/>
+          </w:tblCellMar>
+        </w:tblPrEx>
+        <w:tc>
+          <w:tcPr>
+            <w:tcW w:w="0" w:type="auto"/>
+            <w:vAlign w:val="top"/>
+          </w:tcPr>
+          <w:p>
+            <w:pPr>
+              <w:keepNext w:val="0"/>
+              <w:keepLines w:val="0"/>
+              <w:pageBreakBefore w:val="0"/>
+              <w:widowControl w:val="0"/>
+              <w:kinsoku/>
+              <w:wordWrap w:val="0"/>
+              <w:overflowPunct/>
+              <w:topLinePunct w:val="0"/>
+              <w:autoSpaceDE/>
+              <w:autoSpaceDN/>
+              <w:bidi w:val="0"/>
+              <w:adjustRightInd/>
+              <w:snapToGrid/>
+              <w:spacing w:line="360" w:lineRule="auto"/>
+              <w:textAlignment w:val="auto"/>
+              <w:rPr>
+                <w:rFonts w:hint="eastAsia" w:ascii="宋体" w:hAnsi="宋体" w:cs="宋体"/>
+                <w:i w:val="0"/>
+                <w:iCs w:val="0"/>
+                <w:caps w:val="0"/>
+                <w:color w:val="0D0D0D" w:themeColor="text1" w:themeTint="F2"/>
+                <w:spacing w:val="0"/>
+                <w:sz w:val="27"/>
+                <w:szCs w:val="27"/>
+                <w:shd w:val="clear" w:fill="FFFFFF"/>
+                <w:vertAlign w:val="baseline"/>
+                <w:lang w:val="en-US" w:eastAsia="zh-CN"/>
+                <w14:textFill>
+                  <w14:solidFill>
+                    <w14:schemeClr w14:val="tx1">
+                      <w14:lumMod w14:val="95000"/>
+                      <w14:lumOff w14:val="5000"/>
+                    </w14:schemeClr>
+                  </w14:solidFill>
+                </w14:textFill>
+              </w:rPr>
+            </w:pPr>
+            <w:r>
+              <w:rPr>
+                <w:rFonts w:hint="eastAsia" w:ascii="宋体" w:hAnsi="宋体" w:cs="宋体"/>
+                <w:i w:val="0"/>
+                <w:iCs w:val="0"/>
+                <w:caps w:val="0"/>
+                <w:color w:val="0D0D0D" w:themeColor="text1" w:themeTint="F2"/>
+                <w:spacing w:val="0"/>
+                <w:sz w:val="27"/>
+                <w:szCs w:val="27"/>
+                <w:shd w:val="clear" w:fill="FFFFFF"/>
+                <w:vertAlign w:val="baseline"/>
+                <w:lang w:val="en-US" w:eastAsia="zh-CN"/>
+                <w14:textFill>
+                  <w14:solidFill>
+                    <w14:schemeClr w14:val="tx1">
+                      <w14:lumMod w14:val="95000"/>
+                      <w14:lumOff w14:val="5000"/>
+                    </w14:schemeClr>
+                  </w14:solidFill>
+                </w14:textFill>
+              </w:rPr>
+              <w:t>接口名称</w:t>
+            </w:r>
+          </w:p>
+        </w:tc>
+        <w:tc>
+          <w:tcPr>
+            <w:tcW w:w="0" w:type="auto"/>
+            <w:vAlign w:val="top"/>
+          </w:tcPr>
+          <w:p>
+            <w:pPr>
+              <w:keepNext w:val="0"/>
+              <w:keepLines w:val="0"/>
+              <w:pageBreakBefore w:val="0"/>
+              <w:widowControl w:val="0"/>
+              <w:kinsoku/>
+              <w:wordWrap w:val="0"/>
+              <w:overflowPunct/>
+              <w:topLinePunct w:val="0"/>
+              <w:autoSpaceDE/>
+              <w:autoSpaceDN/>
+              <w:bidi w:val="0"/>
+              <w:adjustRightInd/>
+              <w:snapToGrid/>
+              <w:spacing w:line="360" w:lineRule="auto"/>
+              <w:textAlignment w:val="auto"/>
+              <w:rPr>
+                <w:rFonts w:hint="eastAsia" w:ascii="宋体" w:hAnsi="宋体" w:cs="宋体"/>
+                <w:i w:val="0"/>
+                <w:iCs w:val="0"/>
+                <w:caps w:val="0"/>
+                <w:color w:val="0D0D0D" w:themeColor="text1" w:themeTint="F2"/>
+                <w:spacing w:val="0"/>
+                <w:sz w:val="27"/>
+                <w:szCs w:val="27"/>
+                <w:shd w:val="clear" w:fill="FFFFFF"/>
+                <w:vertAlign w:val="baseline"/>
+                <w:lang w:val="en-US" w:eastAsia="zh-CN"/>
+                <w14:textFill>
+                  <w14:solidFill>
+                    <w14:schemeClr w14:val="tx1">
+                      <w14:lumMod w14:val="95000"/>
+                      <w14:lumOff w14:val="5000"/>
+                    </w14:schemeClr>
+                  </w14:solidFill>
+                </w14:textFill>
+              </w:rPr>
+            </w:pPr>
+            <w:r>
+              <w:rPr>
+                <w:rFonts w:hint="eastAsia" w:ascii="宋体" w:hAnsi="宋体" w:cs="宋体"/>
+                <w:i w:val="0"/>
+                <w:iCs w:val="0"/>
+                <w:caps w:val="0"/>
+                <w:color w:val="0D0D0D" w:themeColor="text1" w:themeTint="F2"/>
+                <w:spacing w:val="0"/>
+                <w:sz w:val="27"/>
+                <w:szCs w:val="27"/>
+                <w:shd w:val="clear" w:fill="FFFFFF"/>
+                <w:vertAlign w:val="baseline"/>
+                <w:lang w:val="en-US" w:eastAsia="zh-CN"/>
+                <w14:textFill>
+                  <w14:solidFill>
+                    <w14:schemeClr w14:val="tx1">
+                      <w14:lumMod w14:val="95000"/>
+                      <w14:lumOff w14:val="5000"/>
+                    </w14:schemeClr>
+                  </w14:solidFill>
+                </w14:textFill>
+              </w:rPr>
+              <w:t>请求方式</w:t>
+            </w:r>
+          </w:p>
+        </w:tc>
+        <w:tc>
+          <w:tcPr>
+            <w:tcW w:w="0" w:type="auto"/>
+            <w:vAlign w:val="top"/>
+          </w:tcPr>
+          <w:p>
+            <w:pPr>
+              <w:keepNext w:val="0"/>
+              <w:keepLines w:val="0"/>
+              <w:pageBreakBefore w:val="0"/>
+              <w:widowControl w:val="0"/>
+              <w:kinsoku/>
+              <w:wordWrap w:val="0"/>
+              <w:overflowPunct/>
+              <w:topLinePunct w:val="0"/>
+              <w:autoSpaceDE/>
+              <w:autoSpaceDN/>
+              <w:bidi w:val="0"/>
+              <w:adjustRightInd/>
+              <w:snapToGrid/>
+              <w:spacing w:line="360" w:lineRule="auto"/>
+              <w:textAlignment w:val="auto"/>
+              <w:rPr>
+                <w:rFonts w:hint="eastAsia" w:ascii="宋体" w:hAnsi="宋体" w:cs="宋体"/>
+                <w:i w:val="0"/>
+                <w:iCs w:val="0"/>
+                <w:caps w:val="0"/>
+                <w:color w:val="0D0D0D" w:themeColor="text1" w:themeTint="F2"/>
+                <w:spacing w:val="0"/>
+                <w:sz w:val="27"/>
+                <w:szCs w:val="27"/>
+                <w:shd w:val="clear" w:fill="FFFFFF"/>
+                <w:vertAlign w:val="baseline"/>
+                <w:lang w:val="en-US" w:eastAsia="zh-CN"/>
+                <w14:textFill>
+                  <w14:solidFill>
+                    <w14:schemeClr w14:val="tx1">
+                      <w14:lumMod w14:val="95000"/>
+                      <w14:lumOff w14:val="5000"/>
+                    </w14:schemeClr>
+                  </w14:solidFill>
+                </w14:textFill>
+              </w:rPr>
+            </w:pPr>
+            <w:r>
+              <w:rPr>
+                <w:rFonts w:hint="eastAsia" w:ascii="宋体" w:hAnsi="宋体" w:cs="宋体"/>
+                <w:i w:val="0"/>
+                <w:iCs w:val="0"/>
+                <w:caps w:val="0"/>
+                <w:color w:val="0D0D0D" w:themeColor="text1" w:themeTint="F2"/>
+                <w:spacing w:val="0"/>
+                <w:sz w:val="27"/>
+                <w:szCs w:val="27"/>
+                <w:shd w:val="clear" w:fill="FFFFFF"/>
+                <w:vertAlign w:val="baseline"/>
+                <w:lang w:val="en-US" w:eastAsia="zh-CN"/>
+                <w14:textFill>
+                  <w14:solidFill>
+                    <w14:schemeClr w14:val="tx1">
+                      <w14:lumMod w14:val="95000"/>
+                      <w14:lumOff w14:val="5000"/>
+                    </w14:schemeClr>
+                  </w14:solidFill>
+                </w14:textFill>
+              </w:rPr>
+              <w:t>请求地址</w:t>
+            </w:r>
+          </w:p>
+        </w:tc>
+        <w:tc>
+          <w:tcPr>
+            <w:tcW w:w="0" w:type="auto"/>
+            <w:vAlign w:val="top"/>
+          </w:tcPr>
+          <w:p>
+            <w:pPr>
+              <w:keepNext w:val="0"/>
+              <w:keepLines w:val="0"/>
+              <w:pageBreakBefore w:val="0"/>
+              <w:widowControl w:val="0"/>
+              <w:kinsoku/>
+              <w:wordWrap w:val="0"/>
+              <w:overflowPunct/>
+              <w:topLinePunct w:val="0"/>
+              <w:autoSpaceDE/>
+              <w:autoSpaceDN/>
+              <w:bidi w:val="0"/>
+              <w:adjustRightInd/>
+              <w:snapToGrid/>
+              <w:spacing w:line="360" w:lineRule="auto"/>
+              <w:textAlignment w:val="auto"/>
+              <w:rPr>
+                <w:rFonts w:hint="eastAsia" w:ascii="宋体" w:hAnsi="宋体" w:cs="宋体"/>
+                <w:i w:val="0"/>
+                <w:iCs w:val="0"/>
+                <w:caps w:val="0"/>
+                <w:color w:val="0D0D0D" w:themeColor="text1" w:themeTint="F2"/>
+                <w:spacing w:val="0"/>
+                <w:sz w:val="27"/>
+                <w:szCs w:val="27"/>
+                <w:shd w:val="clear" w:fill="FFFFFF"/>
+                <w:vertAlign w:val="baseline"/>
+                <w:lang w:val="en-US" w:eastAsia="zh-CN"/>
+                <w14:textFill>
+                  <w14:solidFill>
+                    <w14:schemeClr w14:val="tx1">
+                      <w14:lumMod w14:val="95000"/>
+                      <w14:lumOff w14:val="5000"/>
+                    </w14:schemeClr>
+                  </w14:solidFill>
+                </w14:textFill>
+              </w:rPr>
+            </w:pPr>
+            <w:r>
+              <w:rPr>
+                <w:rFonts w:hint="eastAsia" w:ascii="宋体" w:hAnsi="宋体" w:cs="宋体"/>
+                <w:i w:val="0"/>
+                <w:iCs w:val="0"/>
+                <w:caps w:val="0"/>
+                <w:color w:val="0D0D0D" w:themeColor="text1" w:themeTint="F2"/>
+                <w:spacing w:val="0"/>
+                <w:sz w:val="27"/>
+                <w:szCs w:val="27"/>
+                <w:shd w:val="clear" w:fill="FFFFFF"/>
+                <w:vertAlign w:val="baseline"/>
+                <w:lang w:val="en-US" w:eastAsia="zh-CN"/>
+                <w14:textFill>
+                  <w14:solidFill>
+                    <w14:schemeClr w14:val="tx1">
+                      <w14:lumMod w14:val="95000"/>
+                      <w14:lumOff w14:val="5000"/>
+                    </w14:schemeClr>
+                  </w14:solidFill>
+                </w14:textFill>
+              </w:rPr>
+              <w:t>请求参数</w:t>
+            </w:r>
+          </w:p>
+        </w:tc>
+      </w:tr>
+      <w:tr>
+        <w:tblPrEx>
+          <w:tblBorders>
+            <w:top w:val="single" w:color="auto" w:sz="4" w:space="0"/>
+            <w:left w:val="single" w:color="auto" w:sz="4" w:space="0"/>
+            <w:bottom w:val="single" w:color="auto" w:sz="4" w:space="0"/>
+            <w:right w:val="single" w:color="auto" w:sz="4" w:space="0"/>
+            <w:insideH w:val="single" w:color="auto" w:sz="4" w:space="0"/>
+            <w:insideV w:val="single" w:color="auto" w:sz="4" w:space="0"/>
+          </w:tblBorders>
+          <w:tblCellMar>
+            <w:left w:w="108" w:type="dxa"/>
+            <w:right w:w="108" w:type="dxa"/>
+          </w:tblCellMar>
+        </w:tblPrEx>
+        <w:tc>
+          <w:tcPr>
+            <w:tcW w:w="0" w:type="auto"/>
+          </w:tcPr>
+          <w:p>
+            <w:pPr>
+              <w:keepNext w:val="0"/>
+              <w:keepLines w:val="0"/>
+              <w:pageBreakBefore w:val="0"/>
+              <w:widowControl w:val="0"/>
+              <w:kinsoku/>
+              <w:wordWrap w:val="0"/>
+              <w:overflowPunct/>
+              <w:topLinePunct w:val="0"/>
+              <w:autoSpaceDE/>
+              <w:autoSpaceDN/>
+              <w:bidi w:val="0"/>
+              <w:adjustRightInd/>
+              <w:snapToGrid/>
+              <w:spacing w:line="360" w:lineRule="auto"/>
+              <w:textAlignment w:val="auto"/>
+              <w:rPr>
+                <w:rFonts w:hint="eastAsia" w:ascii="宋体" w:hAnsi="宋体" w:cs="宋体"/>
+                <w:i w:val="0"/>
+                <w:iCs w:val="0"/>
+                <w:caps w:val="0"/>
+                <w:color w:val="0D0D0D" w:themeColor="text1" w:themeTint="F2"/>
+                <w:spacing w:val="0"/>
+                <w:sz w:val="27"/>
+                <w:szCs w:val="27"/>
+                <w:shd w:val="clear" w:fill="FFFFFF"/>
+                <w:vertAlign w:val="baseline"/>
+                <w:lang w:val="en-US" w:eastAsia="zh-CN"/>
+                <w14:textFill>
+                  <w14:solidFill>
+                    <w14:schemeClr w14:val="tx1">
+                      <w14:lumMod w14:val="95000"/>
+                      <w14:lumOff w14:val="5000"/>
+                    </w14:schemeClr>
+                  </w14:solidFill>
+                </w14:textFill>
+              </w:rPr>
+            </w:pPr>
+            <w:r>
+              <w:rPr>
+                <w:rFonts w:hint="eastAsia" w:ascii="宋体" w:hAnsi="宋体" w:cs="宋体"/>
+                <w:i w:val="0"/>
+                <w:iCs w:val="0"/>
+                <w:caps w:val="0"/>
+                <w:color w:val="0D0D0D" w:themeColor="text1" w:themeTint="F2"/>
+                <w:spacing w:val="0"/>
+                <w:sz w:val="27"/>
+                <w:szCs w:val="27"/>
+                <w:shd w:val="clear" w:fill="FFFFFF"/>
+                <w:vertAlign w:val="baseline"/>
+                <w:lang w:val="en-US" w:eastAsia="zh-CN"/>
+                <w14:textFill>
+                  <w14:solidFill>
+                    <w14:schemeClr w14:val="tx1">
+                      <w14:lumMod w14:val="95000"/>
+                      <w14:lumOff w14:val="5000"/>
+                    </w14:schemeClr>
+                  </w14:solidFill>
+                </w14:textFill>
+              </w:rPr>
+              <w:t>获取类别统计</w:t>
+            </w:r>
+          </w:p>
+        </w:tc>
+        <w:tc>
+          <w:tcPr>
+            <w:tcW w:w="0" w:type="auto"/>
+          </w:tcPr>
+          <w:p>
+            <w:pPr>
+              <w:keepNext w:val="0"/>
+              <w:keepLines w:val="0"/>
+              <w:pageBreakBefore w:val="0"/>
+              <w:widowControl w:val="0"/>
+              <w:kinsoku/>
+              <w:wordWrap w:val="0"/>
+              <w:overflowPunct/>
+              <w:topLinePunct w:val="0"/>
+              <w:autoSpaceDE/>
+              <w:autoSpaceDN/>
+              <w:bidi w:val="0"/>
+              <w:adjustRightInd/>
+              <w:snapToGrid/>
+              <w:spacing w:line="360" w:lineRule="auto"/>
+              <w:textAlignment w:val="auto"/>
+              <w:rPr>
+                <w:rFonts w:hint="default" w:ascii="宋体" w:hAnsi="宋体" w:cs="宋体"/>
+                <w:i w:val="0"/>
+                <w:iCs w:val="0"/>
+                <w:caps w:val="0"/>
+                <w:color w:val="0D0D0D" w:themeColor="text1" w:themeTint="F2"/>
+                <w:spacing w:val="0"/>
+                <w:sz w:val="27"/>
+                <w:szCs w:val="27"/>
+                <w:shd w:val="clear" w:fill="FFFFFF"/>
+                <w:vertAlign w:val="baseline"/>
+                <w:lang w:val="en-US" w:eastAsia="zh-CN"/>
+                <w14:textFill>
+                  <w14:solidFill>
+                    <w14:schemeClr w14:val="tx1">
+                      <w14:lumMod w14:val="95000"/>
+                      <w14:lumOff w14:val="5000"/>
+                    </w14:schemeClr>
+                  </w14:solidFill>
+                </w14:textFill>
+              </w:rPr>
+            </w:pPr>
+            <w:r>
+              <w:rPr>
+                <w:rFonts w:hint="eastAsia" w:ascii="宋体" w:hAnsi="宋体" w:cs="宋体"/>
+                <w:i w:val="0"/>
+                <w:iCs w:val="0"/>
+                <w:caps w:val="0"/>
+                <w:color w:val="0D0D0D" w:themeColor="text1" w:themeTint="F2"/>
+                <w:spacing w:val="0"/>
+                <w:sz w:val="27"/>
+                <w:szCs w:val="27"/>
+                <w:shd w:val="clear" w:fill="FFFFFF"/>
+                <w:vertAlign w:val="baseline"/>
+                <w:lang w:val="en-US" w:eastAsia="zh-CN"/>
+                <w14:textFill>
+                  <w14:solidFill>
+                    <w14:schemeClr w14:val="tx1">
+                      <w14:lumMod w14:val="95000"/>
+                      <w14:lumOff w14:val="5000"/>
+                    </w14:schemeClr>
+                  </w14:solidFill>
+                </w14:textFill>
+              </w:rPr>
+              <w:t>GET</w:t>
+            </w:r>
+          </w:p>
+        </w:tc>
+        <w:tc>
+          <w:tcPr>
+            <w:tcW w:w="0" w:type="auto"/>
+          </w:tcPr>
+          <w:p>
+            <w:pPr>
+              <w:keepNext w:val="0"/>
+              <w:keepLines w:val="0"/>
+              <w:pageBreakBefore w:val="0"/>
+              <w:widowControl w:val="0"/>
+              <w:kinsoku/>
+              <w:wordWrap w:val="0"/>
+              <w:overflowPunct/>
+              <w:topLinePunct w:val="0"/>
+              <w:autoSpaceDE/>
+              <w:autoSpaceDN/>
+              <w:bidi w:val="0"/>
+              <w:adjustRightInd/>
+              <w:snapToGrid/>
+              <w:spacing w:line="360" w:lineRule="auto"/>
+              <w:textAlignment w:val="auto"/>
+              <w:rPr>
+                <w:rFonts w:hint="eastAsia" w:ascii="宋体" w:hAnsi="宋体" w:cs="宋体"/>
+                <w:i w:val="0"/>
+                <w:iCs w:val="0"/>
+                <w:caps w:val="0"/>
+                <w:color w:val="0D0D0D" w:themeColor="text1" w:themeTint="F2"/>
+                <w:spacing w:val="0"/>
+                <w:sz w:val="27"/>
+                <w:szCs w:val="27"/>
+                <w:shd w:val="clear" w:fill="FFFFFF"/>
+                <w:vertAlign w:val="baseline"/>
+                <w:lang w:val="en-US" w:eastAsia="zh-CN"/>
+                <w14:textFill>
+                  <w14:solidFill>
+                    <w14:schemeClr w14:val="tx1">
+                      <w14:lumMod w14:val="95000"/>
+                      <w14:lumOff w14:val="5000"/>
+                    </w14:schemeClr>
+                  </w14:solidFill>
+                </w14:textFill>
+              </w:rPr>
+            </w:pPr>
+            <w:r>
+              <w:rPr>
+                <w:rFonts w:hint="eastAsia" w:ascii="宋体" w:hAnsi="宋体" w:cs="宋体"/>
+                <w:i w:val="0"/>
+                <w:iCs w:val="0"/>
+                <w:caps w:val="0"/>
+                <w:color w:val="0D0D0D" w:themeColor="text1" w:themeTint="F2"/>
+                <w:spacing w:val="0"/>
+                <w:sz w:val="27"/>
+                <w:szCs w:val="27"/>
+                <w:shd w:val="clear" w:fill="FFFFFF"/>
+                <w:vertAlign w:val="baseline"/>
+                <w:lang w:val="en-US" w:eastAsia="zh-CN"/>
+                <w14:textFill>
+                  <w14:solidFill>
+                    <w14:schemeClr w14:val="tx1">
+                      <w14:lumMod w14:val="95000"/>
+                      <w14:lumOff w14:val="5000"/>
+                    </w14:schemeClr>
+                  </w14:solidFill>
+                </w14:textFill>
+              </w:rPr>
+              <w:t>/api/stats/category</w:t>
+            </w:r>
+            <w:r>
+              <w:rPr>
+                <w:rFonts w:hint="eastAsia" w:ascii="宋体" w:hAnsi="宋体" w:cs="宋体"/>
+                <w:i w:val="0"/>
+                <w:iCs w:val="0"/>
+                <w:caps w:val="0"/>
+                <w:color w:val="0D0D0D" w:themeColor="text1" w:themeTint="F2"/>
+                <w:spacing w:val="0"/>
+                <w:sz w:val="27"/>
+                <w:szCs w:val="27"/>
+                <w:shd w:val="clear" w:fill="FFFFFF"/>
+                <w:vertAlign w:val="baseline"/>
+                <w:lang w:val="en-US" w:eastAsia="zh-CN"/>
+                <w14:textFill>
+                  <w14:solidFill>
+                    <w14:schemeClr w14:val="tx1">
+                      <w14:lumMod w14:val="95000"/>
+                      <w14:lumOff w14:val="5000"/>
+                    </w14:schemeClr>
+                  </w14:solidFill>
+                </w14:textFill>
+              </w:rPr>
+              <w:tab/>
+            </w:r>
+          </w:p>
+        </w:tc>
+        <w:tc>
+          <w:tcPr>
+            <w:tcW w:w="0" w:type="auto"/>
+          </w:tcPr>
+          <w:p>
+            <w:pPr>
+              <w:keepNext w:val="0"/>
+              <w:keepLines w:val="0"/>
+              <w:pageBreakBefore w:val="0"/>
+              <w:widowControl w:val="0"/>
+              <w:kinsoku/>
+              <w:wordWrap w:val="0"/>
+              <w:overflowPunct/>
+              <w:topLinePunct w:val="0"/>
+              <w:autoSpaceDE/>
+              <w:autoSpaceDN/>
+              <w:bidi w:val="0"/>
+              <w:adjustRightInd/>
+              <w:snapToGrid/>
+              <w:spacing w:line="360" w:lineRule="auto"/>
+              <w:textAlignment w:val="auto"/>
+              <w:rPr>
+                <w:rFonts w:hint="default" w:ascii="宋体" w:hAnsi="宋体" w:cs="宋体"/>
+                <w:i w:val="0"/>
+                <w:iCs w:val="0"/>
+                <w:caps w:val="0"/>
+                <w:color w:val="0D0D0D" w:themeColor="text1" w:themeTint="F2"/>
+                <w:spacing w:val="0"/>
+                <w:sz w:val="27"/>
+                <w:szCs w:val="27"/>
+                <w:shd w:val="clear" w:fill="FFFFFF"/>
+                <w:vertAlign w:val="baseline"/>
+                <w:lang w:val="en-US" w:eastAsia="zh-CN"/>
+                <w14:textFill>
+                  <w14:solidFill>
+                    <w14:schemeClr w14:val="tx1">
+                      <w14:lumMod w14:val="95000"/>
+                      <w14:lumOff w14:val="5000"/>
+                    </w14:schemeClr>
+                  </w14:solidFill>
+                </w14:textFill>
+              </w:rPr>
+            </w:pPr>
+            <w:r>
+              <w:rPr>
+                <w:rFonts w:hint="eastAsia" w:ascii="宋体" w:hAnsi="宋体" w:cs="宋体"/>
+                <w:i w:val="0"/>
+                <w:iCs w:val="0"/>
+                <w:caps w:val="0"/>
+                <w:color w:val="0D0D0D" w:themeColor="text1" w:themeTint="F2"/>
+                <w:spacing w:val="0"/>
+                <w:sz w:val="27"/>
+                <w:szCs w:val="27"/>
+                <w:shd w:val="clear" w:fill="FFFFFF"/>
+                <w:vertAlign w:val="baseline"/>
+                <w:lang w:val="en-US" w:eastAsia="zh-CN"/>
+                <w14:textFill>
+                  <w14:solidFill>
+                    <w14:schemeClr w14:val="tx1">
+                      <w14:lumMod w14:val="95000"/>
+                      <w14:lumOff w14:val="5000"/>
+                    </w14:schemeClr>
+                  </w14:solidFill>
+                </w14:textFill>
+              </w:rPr>
+              <w:t>无</w:t>
+            </w:r>
+          </w:p>
+        </w:tc>
+      </w:tr>
+      <w:tr>
+        <w:tblPrEx>
+          <w:tblBorders>
+            <w:top w:val="single" w:color="auto" w:sz="4" w:space="0"/>
+            <w:left w:val="single" w:color="auto" w:sz="4" w:space="0"/>
+            <w:bottom w:val="single" w:color="auto" w:sz="4" w:space="0"/>
+            <w:right w:val="single" w:color="auto" w:sz="4" w:space="0"/>
+            <w:insideH w:val="single" w:color="auto" w:sz="4" w:space="0"/>
+            <w:insideV w:val="single" w:color="auto" w:sz="4" w:space="0"/>
+          </w:tblBorders>
+          <w:tblCellMar>
+            <w:left w:w="108" w:type="dxa"/>
+            <w:right w:w="108" w:type="dxa"/>
+          </w:tblCellMar>
+        </w:tblPrEx>
+        <w:tc>
+          <w:tcPr>
+            <w:tcW w:w="0" w:type="auto"/>
+          </w:tcPr>
+          <w:p>
+            <w:pPr>
+              <w:keepNext w:val="0"/>
+              <w:keepLines w:val="0"/>
+              <w:pageBreakBefore w:val="0"/>
+              <w:widowControl w:val="0"/>
+              <w:kinsoku/>
+              <w:wordWrap w:val="0"/>
+              <w:overflowPunct/>
+              <w:topLinePunct w:val="0"/>
+              <w:autoSpaceDE/>
+              <w:autoSpaceDN/>
+              <w:bidi w:val="0"/>
+              <w:adjustRightInd/>
+              <w:snapToGrid/>
+              <w:spacing w:line="360" w:lineRule="auto"/>
+              <w:textAlignment w:val="auto"/>
+              <w:rPr>
+                <w:rFonts w:hint="default" w:ascii="宋体" w:hAnsi="宋体" w:cs="宋体"/>
+                <w:i w:val="0"/>
+                <w:iCs w:val="0"/>
+                <w:caps w:val="0"/>
+                <w:color w:val="0D0D0D" w:themeColor="text1" w:themeTint="F2"/>
+                <w:spacing w:val="0"/>
+                <w:sz w:val="27"/>
+                <w:szCs w:val="27"/>
+                <w:shd w:val="clear" w:fill="FFFFFF"/>
+                <w:vertAlign w:val="baseline"/>
+                <w:lang w:val="en-US" w:eastAsia="zh-CN"/>
+                <w14:textFill>
+                  <w14:solidFill>
+                    <w14:schemeClr w14:val="tx1">
+                      <w14:lumMod w14:val="95000"/>
+                      <w14:lumOff w14:val="5000"/>
+                    </w14:schemeClr>
+                  </w14:solidFill>
+                </w14:textFill>
+              </w:rPr>
+            </w:pPr>
+            <w:r>
+              <w:rPr>
+                <w:rFonts w:hint="eastAsia" w:ascii="宋体" w:hAnsi="宋体" w:cs="宋体"/>
+                <w:i w:val="0"/>
+                <w:iCs w:val="0"/>
+                <w:caps w:val="0"/>
+                <w:color w:val="0D0D0D" w:themeColor="text1" w:themeTint="F2"/>
+                <w:spacing w:val="0"/>
+                <w:sz w:val="27"/>
+                <w:szCs w:val="27"/>
+                <w:shd w:val="clear" w:fill="FFFFFF"/>
+                <w:vertAlign w:val="baseline"/>
+                <w:lang w:val="en-US" w:eastAsia="zh-CN"/>
+                <w14:textFill>
+                  <w14:solidFill>
+                    <w14:schemeClr w14:val="tx1">
+                      <w14:lumMod w14:val="95000"/>
+                      <w14:lumOff w14:val="5000"/>
+                    </w14:schemeClr>
+                  </w14:solidFill>
+                </w14:textFill>
+              </w:rPr>
+              <w:t>获取区域统计</w:t>
+            </w:r>
+          </w:p>
+        </w:tc>
+        <w:tc>
+          <w:tcPr>
+            <w:tcW w:w="0" w:type="auto"/>
+          </w:tcPr>
+          <w:p>
+            <w:pPr>
+              <w:keepNext w:val="0"/>
+              <w:keepLines w:val="0"/>
+              <w:pageBreakBefore w:val="0"/>
+              <w:widowControl w:val="0"/>
+              <w:kinsoku/>
+              <w:wordWrap w:val="0"/>
+              <w:overflowPunct/>
+              <w:topLinePunct w:val="0"/>
+              <w:autoSpaceDE/>
+              <w:autoSpaceDN/>
+              <w:bidi w:val="0"/>
+              <w:adjustRightInd/>
+              <w:snapToGrid/>
+              <w:spacing w:line="360" w:lineRule="auto"/>
+              <w:textAlignment w:val="auto"/>
+              <w:rPr>
+                <w:rFonts w:hint="default" w:ascii="宋体" w:hAnsi="宋体" w:cs="宋体"/>
+                <w:i w:val="0"/>
+                <w:iCs w:val="0"/>
+                <w:caps w:val="0"/>
+                <w:color w:val="0D0D0D" w:themeColor="text1" w:themeTint="F2"/>
+                <w:spacing w:val="0"/>
+                <w:sz w:val="27"/>
+                <w:szCs w:val="27"/>
+                <w:shd w:val="clear" w:fill="FFFFFF"/>
+                <w:vertAlign w:val="baseline"/>
+                <w:lang w:val="en-US" w:eastAsia="zh-CN"/>
+                <w14:textFill>
+                  <w14:solidFill>
+                    <w14:schemeClr w14:val="tx1">
+                      <w14:lumMod w14:val="95000"/>
+                      <w14:lumOff w14:val="5000"/>
+                    </w14:schemeClr>
+                  </w14:solidFill>
+                </w14:textFill>
+              </w:rPr>
+            </w:pPr>
+            <w:r>
+              <w:rPr>
+                <w:rFonts w:hint="eastAsia" w:ascii="宋体" w:hAnsi="宋体" w:cs="宋体"/>
+                <w:i w:val="0"/>
+                <w:iCs w:val="0"/>
+                <w:caps w:val="0"/>
+                <w:color w:val="0D0D0D" w:themeColor="text1" w:themeTint="F2"/>
+                <w:spacing w:val="0"/>
+                <w:sz w:val="27"/>
+                <w:szCs w:val="27"/>
+                <w:shd w:val="clear" w:fill="FFFFFF"/>
+                <w:vertAlign w:val="baseline"/>
+                <w:lang w:val="en-US" w:eastAsia="zh-CN"/>
+                <w14:textFill>
+                  <w14:solidFill>
+                    <w14:schemeClr w14:val="tx1">
+                      <w14:lumMod w14:val="95000"/>
+                      <w14:lumOff w14:val="5000"/>
+                    </w14:schemeClr>
+                  </w14:solidFill>
+                </w14:textFill>
+              </w:rPr>
+              <w:t>GET</w:t>
+            </w:r>
+          </w:p>
+        </w:tc>
+        <w:tc>
+          <w:tcPr>
+            <w:tcW w:w="0" w:type="auto"/>
+          </w:tcPr>
+          <w:p>
+            <w:pPr>
+              <w:keepNext w:val="0"/>
+              <w:keepLines w:val="0"/>
+              <w:pageBreakBefore w:val="0"/>
+              <w:widowControl w:val="0"/>
+              <w:kinsoku/>
+              <w:wordWrap w:val="0"/>
+              <w:overflowPunct/>
+              <w:topLinePunct w:val="0"/>
+              <w:autoSpaceDE/>
+              <w:autoSpaceDN/>
+              <w:bidi w:val="0"/>
+              <w:adjustRightInd/>
+              <w:snapToGrid/>
+              <w:spacing w:line="360" w:lineRule="auto"/>
+              <w:textAlignment w:val="auto"/>
+              <w:rPr>
+                <w:rFonts w:hint="eastAsia" w:ascii="宋体" w:hAnsi="宋体" w:cs="宋体"/>
+                <w:i w:val="0"/>
+                <w:iCs w:val="0"/>
+                <w:caps w:val="0"/>
+                <w:color w:val="0D0D0D" w:themeColor="text1" w:themeTint="F2"/>
+                <w:spacing w:val="0"/>
+                <w:sz w:val="27"/>
+                <w:szCs w:val="27"/>
+                <w:shd w:val="clear" w:fill="FFFFFF"/>
+                <w:vertAlign w:val="baseline"/>
+                <w:lang w:val="en-US" w:eastAsia="zh-CN"/>
+                <w14:textFill>
+                  <w14:solidFill>
+                    <w14:schemeClr w14:val="tx1">
+                      <w14:lumMod w14:val="95000"/>
+                      <w14:lumOff w14:val="5000"/>
+                    </w14:schemeClr>
+                  </w14:solidFill>
+                </w14:textFill>
+              </w:rPr>
+            </w:pPr>
+            <w:r>
+              <w:rPr>
+                <w:rFonts w:hint="eastAsia" w:ascii="宋体" w:hAnsi="宋体" w:cs="宋体"/>
+                <w:i w:val="0"/>
+                <w:iCs w:val="0"/>
+                <w:caps w:val="0"/>
+                <w:color w:val="0D0D0D" w:themeColor="text1" w:themeTint="F2"/>
+                <w:spacing w:val="0"/>
+                <w:sz w:val="27"/>
+                <w:szCs w:val="27"/>
+                <w:shd w:val="clear" w:fill="FFFFFF"/>
+                <w:vertAlign w:val="baseline"/>
+                <w:lang w:val="en-US" w:eastAsia="zh-CN"/>
+                <w14:textFill>
+                  <w14:solidFill>
+                    <w14:schemeClr w14:val="tx1">
+                      <w14:lumMod w14:val="95000"/>
+                      <w14:lumOff w14:val="5000"/>
+                    </w14:schemeClr>
+                  </w14:solidFill>
+                </w14:textFill>
+              </w:rPr>
+              <w:t>/api/stats/district</w:t>
+            </w:r>
+          </w:p>
+        </w:tc>
+        <w:tc>
+          <w:tcPr>
+            <w:tcW w:w="0" w:type="auto"/>
+          </w:tcPr>
+          <w:p>
+            <w:pPr>
+              <w:keepNext w:val="0"/>
+              <w:keepLines w:val="0"/>
+              <w:pageBreakBefore w:val="0"/>
+              <w:widowControl w:val="0"/>
+              <w:kinsoku/>
+              <w:wordWrap w:val="0"/>
+              <w:overflowPunct/>
+              <w:topLinePunct w:val="0"/>
+              <w:autoSpaceDE/>
+              <w:autoSpaceDN/>
+              <w:bidi w:val="0"/>
+              <w:adjustRightInd/>
+              <w:snapToGrid/>
+              <w:spacing w:line="360" w:lineRule="auto"/>
+              <w:textAlignment w:val="auto"/>
+              <w:rPr>
+                <w:rFonts w:hint="default" w:ascii="宋体" w:hAnsi="宋体" w:cs="宋体"/>
+                <w:i w:val="0"/>
+                <w:iCs w:val="0"/>
+                <w:caps w:val="0"/>
+                <w:color w:val="0D0D0D" w:themeColor="text1" w:themeTint="F2"/>
+                <w:spacing w:val="0"/>
+                <w:sz w:val="27"/>
+                <w:szCs w:val="27"/>
+                <w:shd w:val="clear" w:fill="FFFFFF"/>
+                <w:vertAlign w:val="baseline"/>
+                <w:lang w:val="en-US" w:eastAsia="zh-CN"/>
+                <w14:textFill>
+                  <w14:solidFill>
+                    <w14:schemeClr w14:val="tx1">
+                      <w14:lumMod w14:val="95000"/>
+                      <w14:lumOff w14:val="5000"/>
+                    </w14:schemeClr>
+                  </w14:solidFill>
+                </w14:textFill>
+              </w:rPr>
+            </w:pPr>
+            <w:r>
+              <w:rPr>
+                <w:rFonts w:hint="eastAsia" w:ascii="宋体" w:hAnsi="宋体" w:cs="宋体"/>
+                <w:i w:val="0"/>
+                <w:iCs w:val="0"/>
+                <w:caps w:val="0"/>
+                <w:color w:val="0D0D0D" w:themeColor="text1" w:themeTint="F2"/>
+                <w:spacing w:val="0"/>
+                <w:sz w:val="27"/>
+                <w:szCs w:val="27"/>
+                <w:shd w:val="clear" w:fill="FFFFFF"/>
+                <w:vertAlign w:val="baseline"/>
+                <w:lang w:val="en-US" w:eastAsia="zh-CN"/>
+                <w14:textFill>
+                  <w14:solidFill>
+                    <w14:schemeClr w14:val="tx1">
+                      <w14:lumMod w14:val="95000"/>
+                      <w14:lumOff w14:val="5000"/>
+                    </w14:schemeClr>
+                  </w14:solidFill>
+                </w14:textFill>
+              </w:rPr>
+              <w:t>无</w:t>
+            </w:r>
+          </w:p>
+        </w:tc>
+      </w:tr>
+      <w:tr>
+        <w:tblPrEx>
+          <w:tblBorders>
+            <w:top w:val="single" w:color="auto" w:sz="4" w:space="0"/>
+            <w:left w:val="single" w:color="auto" w:sz="4" w:space="0"/>
+            <w:bottom w:val="single" w:color="auto" w:sz="4" w:space="0"/>
+            <w:right w:val="single" w:color="auto" w:sz="4" w:space="0"/>
+            <w:insideH w:val="single" w:color="auto" w:sz="4" w:space="0"/>
+            <w:insideV w:val="single" w:color="auto" w:sz="4" w:space="0"/>
+          </w:tblBorders>
+          <w:tblCellMar>
+            <w:left w:w="108" w:type="dxa"/>
+            <w:right w:w="108" w:type="dxa"/>
+          </w:tblCellMar>
+        </w:tblPrEx>
+        <w:tc>
+          <w:tcPr>
+            <w:tcW w:w="0" w:type="auto"/>
+          </w:tcPr>
+          <w:p>
+            <w:pPr>
+              <w:keepNext w:val="0"/>
+              <w:keepLines w:val="0"/>
+              <w:pageBreakBefore w:val="0"/>
+              <w:widowControl w:val="0"/>
+              <w:kinsoku/>
+              <w:wordWrap w:val="0"/>
+              <w:overflowPunct/>
+              <w:topLinePunct w:val="0"/>
+              <w:autoSpaceDE/>
+              <w:autoSpaceDN/>
+              <w:bidi w:val="0"/>
+              <w:adjustRightInd/>
+              <w:snapToGrid/>
+              <w:spacing w:line="360" w:lineRule="auto"/>
+              <w:textAlignment w:val="auto"/>
+              <w:rPr>
+                <w:rFonts w:hint="default" w:ascii="宋体" w:hAnsi="宋体" w:cs="宋体"/>
+                <w:i w:val="0"/>
+                <w:iCs w:val="0"/>
+                <w:caps w:val="0"/>
+                <w:color w:val="0D0D0D" w:themeColor="text1" w:themeTint="F2"/>
+                <w:spacing w:val="0"/>
+                <w:sz w:val="27"/>
+                <w:szCs w:val="27"/>
+                <w:shd w:val="clear" w:fill="FFFFFF"/>
+                <w:vertAlign w:val="baseline"/>
+                <w:lang w:val="en-US" w:eastAsia="zh-CN"/>
+                <w14:textFill>
+                  <w14:solidFill>
+                    <w14:schemeClr w14:val="tx1">
+                      <w14:lumMod w14:val="95000"/>
+                      <w14:lumOff w14:val="5000"/>
+                    </w14:schemeClr>
+                  </w14:solidFill>
+                </w14:textFill>
+              </w:rPr>
+            </w:pPr>
+            <w:r>
+              <w:rPr>
+                <w:rFonts w:hint="eastAsia" w:ascii="宋体" w:hAnsi="宋体" w:cs="宋体"/>
+                <w:i w:val="0"/>
+                <w:iCs w:val="0"/>
+                <w:caps w:val="0"/>
+                <w:color w:val="0D0D0D" w:themeColor="text1" w:themeTint="F2"/>
+                <w:spacing w:val="0"/>
+                <w:sz w:val="27"/>
+                <w:szCs w:val="27"/>
+                <w:shd w:val="clear" w:fill="FFFFFF"/>
+                <w:vertAlign w:val="baseline"/>
+                <w:lang w:val="en-US" w:eastAsia="zh-CN"/>
+                <w14:textFill>
+                  <w14:solidFill>
+                    <w14:schemeClr w14:val="tx1">
+                      <w14:lumMod w14:val="95000"/>
+                      <w14:lumOff w14:val="5000"/>
+                    </w14:schemeClr>
+                  </w14:solidFill>
+                </w14:textFill>
+              </w:rPr>
+              <w:t>获取满意度统计</w:t>
+            </w:r>
+          </w:p>
+        </w:tc>
+        <w:tc>
+          <w:tcPr>
+            <w:tcW w:w="0" w:type="auto"/>
+          </w:tcPr>
+          <w:p>
+            <w:pPr>
+              <w:keepNext w:val="0"/>
+              <w:keepLines w:val="0"/>
+              <w:pageBreakBefore w:val="0"/>
+              <w:widowControl w:val="0"/>
+              <w:kinsoku/>
+              <w:wordWrap w:val="0"/>
+              <w:overflowPunct/>
+              <w:topLinePunct w:val="0"/>
+              <w:autoSpaceDE/>
+              <w:autoSpaceDN/>
+              <w:bidi w:val="0"/>
+              <w:adjustRightInd/>
+              <w:snapToGrid/>
+              <w:spacing w:line="360" w:lineRule="auto"/>
+              <w:textAlignment w:val="auto"/>
+              <w:rPr>
+                <w:rFonts w:hint="default" w:ascii="宋体" w:hAnsi="宋体" w:cs="宋体"/>
+                <w:i w:val="0"/>
+                <w:iCs w:val="0"/>
+                <w:caps w:val="0"/>
+                <w:color w:val="0D0D0D" w:themeColor="text1" w:themeTint="F2"/>
+                <w:spacing w:val="0"/>
+                <w:sz w:val="27"/>
+                <w:szCs w:val="27"/>
+                <w:shd w:val="clear" w:fill="FFFFFF"/>
+                <w:vertAlign w:val="baseline"/>
+                <w:lang w:val="en-US" w:eastAsia="zh-CN"/>
+                <w14:textFill>
+                  <w14:solidFill>
+                    <w14:schemeClr w14:val="tx1">
+                      <w14:lumMod w14:val="95000"/>
+                      <w14:lumOff w14:val="5000"/>
+                    </w14:schemeClr>
+                  </w14:solidFill>
+                </w14:textFill>
+              </w:rPr>
+            </w:pPr>
+            <w:r>
+              <w:rPr>
+                <w:rFonts w:hint="eastAsia" w:ascii="宋体" w:hAnsi="宋体" w:cs="宋体"/>
+                <w:i w:val="0"/>
+                <w:iCs w:val="0"/>
+                <w:caps w:val="0"/>
+                <w:color w:val="0D0D0D" w:themeColor="text1" w:themeTint="F2"/>
+                <w:spacing w:val="0"/>
+                <w:sz w:val="27"/>
+                <w:szCs w:val="27"/>
+                <w:shd w:val="clear" w:fill="FFFFFF"/>
+                <w:vertAlign w:val="baseline"/>
+                <w:lang w:val="en-US" w:eastAsia="zh-CN"/>
+                <w14:textFill>
+                  <w14:solidFill>
+                    <w14:schemeClr w14:val="tx1">
+                      <w14:lumMod w14:val="95000"/>
+                      <w14:lumOff w14:val="5000"/>
+                    </w14:schemeClr>
+                  </w14:solidFill>
+                </w14:textFill>
+              </w:rPr>
+              <w:t>GET</w:t>
+            </w:r>
+          </w:p>
+        </w:tc>
+        <w:tc>
+          <w:tcPr>
+            <w:tcW w:w="0" w:type="auto"/>
+          </w:tcPr>
+          <w:p>
+            <w:pPr>
+              <w:keepNext w:val="0"/>
+              <w:keepLines w:val="0"/>
+              <w:pageBreakBefore w:val="0"/>
+              <w:widowControl w:val="0"/>
+              <w:kinsoku/>
+              <w:wordWrap w:val="0"/>
+              <w:overflowPunct/>
+              <w:topLinePunct w:val="0"/>
+              <w:autoSpaceDE/>
+              <w:autoSpaceDN/>
+              <w:bidi w:val="0"/>
+              <w:adjustRightInd/>
+              <w:snapToGrid/>
+              <w:spacing w:line="360" w:lineRule="auto"/>
+              <w:textAlignment w:val="auto"/>
+              <w:rPr>
+                <w:rFonts w:hint="eastAsia" w:ascii="宋体" w:hAnsi="宋体" w:cs="宋体"/>
+                <w:i w:val="0"/>
+                <w:iCs w:val="0"/>
+                <w:caps w:val="0"/>
+                <w:color w:val="0D0D0D" w:themeColor="text1" w:themeTint="F2"/>
+                <w:spacing w:val="0"/>
+                <w:sz w:val="27"/>
+                <w:szCs w:val="27"/>
+                <w:shd w:val="clear" w:fill="FFFFFF"/>
+                <w:vertAlign w:val="baseline"/>
+                <w:lang w:val="en-US" w:eastAsia="zh-CN"/>
+                <w14:textFill>
+                  <w14:solidFill>
+                    <w14:schemeClr w14:val="tx1">
+                      <w14:lumMod w14:val="95000"/>
+                      <w14:lumOff w14:val="5000"/>
+                    </w14:schemeClr>
+                  </w14:solidFill>
+                </w14:textFill>
+              </w:rPr>
+            </w:pPr>
+            <w:r>
+              <w:rPr>
+                <w:rFonts w:hint="eastAsia" w:ascii="宋体" w:hAnsi="宋体" w:cs="宋体"/>
+                <w:i w:val="0"/>
+                <w:iCs w:val="0"/>
+                <w:caps w:val="0"/>
+                <w:color w:val="0D0D0D" w:themeColor="text1" w:themeTint="F2"/>
+                <w:spacing w:val="0"/>
+                <w:sz w:val="27"/>
+                <w:szCs w:val="27"/>
+                <w:shd w:val="clear" w:fill="FFFFFF"/>
+                <w:vertAlign w:val="baseline"/>
+                <w:lang w:val="en-US" w:eastAsia="zh-CN"/>
+                <w14:textFill>
+                  <w14:solidFill>
+                    <w14:schemeClr w14:val="tx1">
+                      <w14:lumMod w14:val="95000"/>
+                      <w14:lumOff w14:val="5000"/>
+                    </w14:schemeClr>
+                  </w14:solidFill>
+                </w14:textFill>
+              </w:rPr>
+              <w:t>/api/stats/satisfaction</w:t>
+            </w:r>
+          </w:p>
+        </w:tc>
+        <w:tc>
+          <w:tcPr>
+            <w:tcW w:w="0" w:type="auto"/>
+          </w:tcPr>
+          <w:p>
+            <w:pPr>
+              <w:keepNext w:val="0"/>
+              <w:keepLines w:val="0"/>
+              <w:pageBreakBefore w:val="0"/>
+              <w:widowControl w:val="0"/>
+              <w:kinsoku/>
+              <w:wordWrap w:val="0"/>
+              <w:overflowPunct/>
+              <w:topLinePunct w:val="0"/>
+              <w:autoSpaceDE/>
+              <w:autoSpaceDN/>
+              <w:bidi w:val="0"/>
+              <w:adjustRightInd/>
+              <w:snapToGrid/>
+              <w:spacing w:line="360" w:lineRule="auto"/>
+              <w:textAlignment w:val="auto"/>
+              <w:rPr>
+                <w:rFonts w:hint="default" w:ascii="宋体" w:hAnsi="宋体" w:cs="宋体"/>
+                <w:i w:val="0"/>
+                <w:iCs w:val="0"/>
+                <w:caps w:val="0"/>
+                <w:color w:val="0D0D0D" w:themeColor="text1" w:themeTint="F2"/>
+                <w:spacing w:val="0"/>
+                <w:sz w:val="27"/>
+                <w:szCs w:val="27"/>
+                <w:shd w:val="clear" w:fill="FFFFFF"/>
+                <w:vertAlign w:val="baseline"/>
+                <w:lang w:val="en-US" w:eastAsia="zh-CN"/>
+                <w14:textFill>
+                  <w14:solidFill>
+                    <w14:schemeClr w14:val="tx1">
+                      <w14:lumMod w14:val="95000"/>
+                      <w14:lumOff w14:val="5000"/>
+                    </w14:schemeClr>
+                  </w14:solidFill>
+                </w14:textFill>
+              </w:rPr>
+            </w:pPr>
+            <w:r>
+              <w:rPr>
+                <w:rFonts w:hint="eastAsia" w:ascii="宋体" w:hAnsi="宋体" w:cs="宋体"/>
+                <w:i w:val="0"/>
+                <w:iCs w:val="0"/>
+                <w:caps w:val="0"/>
+                <w:color w:val="0D0D0D" w:themeColor="text1" w:themeTint="F2"/>
+                <w:spacing w:val="0"/>
+                <w:sz w:val="27"/>
+                <w:szCs w:val="27"/>
+                <w:shd w:val="clear" w:fill="FFFFFF"/>
+                <w:vertAlign w:val="baseline"/>
+                <w:lang w:val="en-US" w:eastAsia="zh-CN"/>
+                <w14:textFill>
+                  <w14:solidFill>
+                    <w14:schemeClr w14:val="tx1">
+                      <w14:lumMod w14:val="95000"/>
+                      <w14:lumOff w14:val="5000"/>
+                    </w14:schemeClr>
+                  </w14:solidFill>
+                </w14:textFill>
+              </w:rPr>
+              <w:t>无</w:t>
+            </w:r>
+          </w:p>
+        </w:tc>
+      </w:tr>
+      <w:tr>
+        <w:tblPrEx>
+          <w:tblBorders>
+            <w:top w:val="single" w:color="auto" w:sz="4" w:space="0"/>
+            <w:left w:val="single" w:color="auto" w:sz="4" w:space="0"/>
+            <w:bottom w:val="single" w:color="auto" w:sz="4" w:space="0"/>
+            <w:right w:val="single" w:color="auto" w:sz="4" w:space="0"/>
+            <w:insideH w:val="single" w:color="auto" w:sz="4" w:space="0"/>
+            <w:insideV w:val="single" w:color="auto" w:sz="4" w:space="0"/>
+          </w:tblBorders>
+          <w:tblCellMar>
+            <w:left w:w="108" w:type="dxa"/>
+            <w:right w:w="108" w:type="dxa"/>
+          </w:tblCellMar>
+        </w:tblPrEx>
+        <w:tc>
+          <w:tcPr>
+            <w:tcW w:w="0" w:type="auto"/>
+          </w:tcPr>
+          <w:p>
+            <w:pPr>
+              <w:keepNext w:val="0"/>
+              <w:keepLines w:val="0"/>
+              <w:pageBreakBefore w:val="0"/>
+              <w:widowControl w:val="0"/>
+              <w:kinsoku/>
+              <w:wordWrap w:val="0"/>
+              <w:overflowPunct/>
+              <w:topLinePunct w:val="0"/>
+              <w:autoSpaceDE/>
+              <w:autoSpaceDN/>
+              <w:bidi w:val="0"/>
+              <w:adjustRightInd/>
+              <w:snapToGrid/>
+              <w:spacing w:line="360" w:lineRule="auto"/>
+              <w:textAlignment w:val="auto"/>
+              <w:rPr>
+                <w:rFonts w:hint="default" w:ascii="宋体" w:hAnsi="宋体" w:cs="宋体"/>
+                <w:i w:val="0"/>
+                <w:iCs w:val="0"/>
+                <w:caps w:val="0"/>
+                <w:color w:val="0D0D0D" w:themeColor="text1" w:themeTint="F2"/>
+                <w:spacing w:val="0"/>
+                <w:sz w:val="27"/>
+                <w:szCs w:val="27"/>
+                <w:shd w:val="clear" w:fill="FFFFFF"/>
+                <w:vertAlign w:val="baseline"/>
+                <w:lang w:val="en-US" w:eastAsia="zh-CN"/>
+                <w14:textFill>
+                  <w14:solidFill>
+                    <w14:schemeClr w14:val="tx1">
+                      <w14:lumMod w14:val="95000"/>
+                      <w14:lumOff w14:val="5000"/>
+                    </w14:schemeClr>
+                  </w14:solidFill>
+                </w14:textFill>
+              </w:rPr>
+            </w:pPr>
+            <w:r>
+              <w:rPr>
+                <w:rFonts w:hint="eastAsia" w:ascii="宋体" w:hAnsi="宋体" w:cs="宋体"/>
+                <w:i w:val="0"/>
+                <w:iCs w:val="0"/>
+                <w:caps w:val="0"/>
+                <w:color w:val="0D0D0D" w:themeColor="text1" w:themeTint="F2"/>
+                <w:spacing w:val="0"/>
+                <w:sz w:val="27"/>
+                <w:szCs w:val="27"/>
+                <w:shd w:val="clear" w:fill="FFFFFF"/>
+                <w:vertAlign w:val="baseline"/>
+                <w:lang w:val="en-US" w:eastAsia="zh-CN"/>
+                <w14:textFill>
+                  <w14:solidFill>
+                    <w14:schemeClr w14:val="tx1">
+                      <w14:lumMod w14:val="95000"/>
+                      <w14:lumOff w14:val="5000"/>
+                    </w14:schemeClr>
+                  </w14:solidFill>
+                </w14:textFill>
+              </w:rPr>
+              <w:t>获取状态统计</w:t>
+            </w:r>
+          </w:p>
+        </w:tc>
+        <w:tc>
+          <w:tcPr>
+            <w:tcW w:w="0" w:type="auto"/>
+          </w:tcPr>
+          <w:p>
+            <w:pPr>
+              <w:keepNext w:val="0"/>
+              <w:keepLines w:val="0"/>
+              <w:pageBreakBefore w:val="0"/>
+              <w:widowControl w:val="0"/>
+              <w:kinsoku/>
+              <w:wordWrap w:val="0"/>
+              <w:overflowPunct/>
+              <w:topLinePunct w:val="0"/>
+              <w:autoSpaceDE/>
+              <w:autoSpaceDN/>
+              <w:bidi w:val="0"/>
+              <w:adjustRightInd/>
+              <w:snapToGrid/>
+              <w:spacing w:line="360" w:lineRule="auto"/>
+              <w:textAlignment w:val="auto"/>
+              <w:rPr>
+                <w:rFonts w:hint="default" w:ascii="宋体" w:hAnsi="宋体" w:cs="宋体"/>
+                <w:i w:val="0"/>
+                <w:iCs w:val="0"/>
+                <w:caps w:val="0"/>
+                <w:color w:val="0D0D0D" w:themeColor="text1" w:themeTint="F2"/>
+                <w:spacing w:val="0"/>
+                <w:sz w:val="27"/>
+                <w:szCs w:val="27"/>
+                <w:shd w:val="clear" w:fill="FFFFFF"/>
+                <w:vertAlign w:val="baseline"/>
+                <w:lang w:val="en-US" w:eastAsia="zh-CN"/>
+                <w14:textFill>
+                  <w14:solidFill>
+                    <w14:schemeClr w14:val="tx1">
+                      <w14:lumMod w14:val="95000"/>
+                      <w14:lumOff w14:val="5000"/>
+                    </w14:schemeClr>
+                  </w14:solidFill>
+                </w14:textFill>
+              </w:rPr>
+            </w:pPr>
+            <w:r>
+              <w:rPr>
+                <w:rFonts w:hint="eastAsia" w:ascii="宋体" w:hAnsi="宋体" w:cs="宋体"/>
+                <w:i w:val="0"/>
+                <w:iCs w:val="0"/>
+                <w:caps w:val="0"/>
+                <w:color w:val="0D0D0D" w:themeColor="text1" w:themeTint="F2"/>
+                <w:spacing w:val="0"/>
+                <w:sz w:val="27"/>
+                <w:szCs w:val="27"/>
+                <w:shd w:val="clear" w:fill="FFFFFF"/>
+                <w:vertAlign w:val="baseline"/>
+                <w:lang w:val="en-US" w:eastAsia="zh-CN"/>
+                <w14:textFill>
+                  <w14:solidFill>
+                    <w14:schemeClr w14:val="tx1">
+                      <w14:lumMod w14:val="95000"/>
+                      <w14:lumOff w14:val="5000"/>
+                    </w14:schemeClr>
+                  </w14:solidFill>
+                </w14:textFill>
+              </w:rPr>
+              <w:t>GET</w:t>
+            </w:r>
+          </w:p>
+        </w:tc>
+        <w:tc>
+          <w:tcPr>
+            <w:tcW w:w="0" w:type="auto"/>
+          </w:tcPr>
+          <w:p>
+            <w:pPr>
+              <w:keepNext w:val="0"/>
+              <w:keepLines w:val="0"/>
+              <w:pageBreakBefore w:val="0"/>
+              <w:widowControl w:val="0"/>
+              <w:kinsoku/>
+              <w:wordWrap w:val="0"/>
+              <w:overflowPunct/>
+              <w:topLinePunct w:val="0"/>
+              <w:autoSpaceDE/>
+              <w:autoSpaceDN/>
+              <w:bidi w:val="0"/>
+              <w:adjustRightInd/>
+              <w:snapToGrid/>
+              <w:spacing w:line="360" w:lineRule="auto"/>
+              <w:textAlignment w:val="auto"/>
+              <w:rPr>
+                <w:rFonts w:hint="eastAsia" w:ascii="宋体" w:hAnsi="宋体" w:cs="宋体"/>
+                <w:i w:val="0"/>
+                <w:iCs w:val="0"/>
+                <w:caps w:val="0"/>
+                <w:color w:val="0D0D0D" w:themeColor="text1" w:themeTint="F2"/>
+                <w:spacing w:val="0"/>
+                <w:sz w:val="27"/>
+                <w:szCs w:val="27"/>
+                <w:shd w:val="clear" w:fill="FFFFFF"/>
+                <w:vertAlign w:val="baseline"/>
+                <w:lang w:val="en-US" w:eastAsia="zh-CN"/>
+                <w14:textFill>
+                  <w14:solidFill>
+                    <w14:schemeClr w14:val="tx1">
+                      <w14:lumMod w14:val="95000"/>
+                      <w14:lumOff w14:val="5000"/>
+                    </w14:schemeClr>
+                  </w14:solidFill>
+                </w14:textFill>
+              </w:rPr>
+            </w:pPr>
+            <w:r>
+              <w:rPr>
+                <w:rFonts w:hint="eastAsia" w:ascii="宋体" w:hAnsi="宋体" w:cs="宋体"/>
+                <w:i w:val="0"/>
+                <w:iCs w:val="0"/>
+                <w:caps w:val="0"/>
+                <w:color w:val="0D0D0D" w:themeColor="text1" w:themeTint="F2"/>
+                <w:spacing w:val="0"/>
+                <w:sz w:val="27"/>
+                <w:szCs w:val="27"/>
+                <w:shd w:val="clear" w:fill="FFFFFF"/>
+                <w:vertAlign w:val="baseline"/>
+                <w:lang w:val="en-US" w:eastAsia="zh-CN"/>
+                <w14:textFill>
+                  <w14:solidFill>
+                    <w14:schemeClr w14:val="tx1">
+                      <w14:lumMod w14:val="95000"/>
+                      <w14:lumOff w14:val="5000"/>
+                    </w14:schemeClr>
+                  </w14:solidFill>
+                </w14:textFill>
+              </w:rPr>
+              <w:t>/api/stats/status</w:t>
+            </w:r>
+          </w:p>
+        </w:tc>
+        <w:tc>
+          <w:tcPr>
+            <w:tcW w:w="0" w:type="auto"/>
+          </w:tcPr>
+          <w:p>
+            <w:pPr>
+              <w:keepNext w:val="0"/>
+              <w:keepLines w:val="0"/>
+              <w:pageBreakBefore w:val="0"/>
+              <w:widowControl w:val="0"/>
+              <w:kinsoku/>
+              <w:wordWrap w:val="0"/>
+              <w:overflowPunct/>
+              <w:topLinePunct w:val="0"/>
+              <w:autoSpaceDE/>
+              <w:autoSpaceDN/>
+              <w:bidi w:val="0"/>
+              <w:adjustRightInd/>
+              <w:snapToGrid/>
+              <w:spacing w:line="360" w:lineRule="auto"/>
+              <w:textAlignment w:val="auto"/>
+              <w:rPr>
+                <w:rFonts w:hint="default" w:ascii="宋体" w:hAnsi="宋体" w:cs="宋体"/>
+                <w:i w:val="0"/>
+                <w:iCs w:val="0"/>
+                <w:caps w:val="0"/>
+                <w:color w:val="0D0D0D" w:themeColor="text1" w:themeTint="F2"/>
+                <w:spacing w:val="0"/>
+                <w:sz w:val="27"/>
+                <w:szCs w:val="27"/>
+                <w:shd w:val="clear" w:fill="FFFFFF"/>
+                <w:vertAlign w:val="baseline"/>
+                <w:lang w:val="en-US" w:eastAsia="zh-CN"/>
+                <w14:textFill>
+                  <w14:solidFill>
+                    <w14:schemeClr w14:val="tx1">
+                      <w14:lumMod w14:val="95000"/>
+                      <w14:lumOff w14:val="5000"/>
+                    </w14:schemeClr>
+                  </w14:solidFill>
+                </w14:textFill>
+              </w:rPr>
+            </w:pPr>
+            <w:r>
+              <w:rPr>
+                <w:rFonts w:hint="eastAsia" w:ascii="宋体" w:hAnsi="宋体" w:cs="宋体"/>
+                <w:i w:val="0"/>
+                <w:iCs w:val="0"/>
+                <w:caps w:val="0"/>
+                <w:color w:val="0D0D0D" w:themeColor="text1" w:themeTint="F2"/>
+                <w:spacing w:val="0"/>
+                <w:sz w:val="27"/>
+                <w:szCs w:val="27"/>
+                <w:shd w:val="clear" w:fill="FFFFFF"/>
+                <w:vertAlign w:val="baseline"/>
+                <w:lang w:val="en-US" w:eastAsia="zh-CN"/>
+                <w14:textFill>
+                  <w14:solidFill>
+                    <w14:schemeClr w14:val="tx1">
+                      <w14:lumMod w14:val="95000"/>
+                      <w14:lumOff w14:val="5000"/>
+                    </w14:schemeClr>
+                  </w14:solidFill>
+                </w14:textFill>
+              </w:rPr>
+              <w:t>无</w:t>
+            </w:r>
+          </w:p>
+        </w:tc>
+      </w:tr>
+      <w:tr>
+        <w:tblPrEx>
+          <w:tblBorders>
+            <w:top w:val="single" w:color="auto" w:sz="4" w:space="0"/>
+            <w:left w:val="single" w:color="auto" w:sz="4" w:space="0"/>
+            <w:bottom w:val="single" w:color="auto" w:sz="4" w:space="0"/>
+            <w:right w:val="single" w:color="auto" w:sz="4" w:space="0"/>
+            <w:insideH w:val="single" w:color="auto" w:sz="4" w:space="0"/>
+            <w:insideV w:val="single" w:color="auto" w:sz="4" w:space="0"/>
+          </w:tblBorders>
+          <w:tblCellMar>
+            <w:left w:w="108" w:type="dxa"/>
+            <w:right w:w="108" w:type="dxa"/>
+          </w:tblCellMar>
+        </w:tblPrEx>
+        <w:tc>
+          <w:tcPr>
+            <w:tcW w:w="0" w:type="auto"/>
+          </w:tcPr>
+          <w:p>
+            <w:pPr>
+              <w:keepNext w:val="0"/>
+              <w:keepLines w:val="0"/>
+              <w:pageBreakBefore w:val="0"/>
+              <w:widowControl w:val="0"/>
+              <w:kinsoku/>
+              <w:wordWrap w:val="0"/>
+              <w:overflowPunct/>
+              <w:topLinePunct w:val="0"/>
+              <w:autoSpaceDE/>
+              <w:autoSpaceDN/>
+              <w:bidi w:val="0"/>
+              <w:adjustRightInd/>
+              <w:snapToGrid/>
+              <w:spacing w:line="360" w:lineRule="auto"/>
+              <w:textAlignment w:val="auto"/>
+              <w:rPr>
+                <w:rFonts w:hint="default" w:ascii="宋体" w:hAnsi="宋体" w:cs="宋体"/>
+                <w:i w:val="0"/>
+                <w:iCs w:val="0"/>
+                <w:caps w:val="0"/>
+                <w:color w:val="0D0D0D" w:themeColor="text1" w:themeTint="F2"/>
+                <w:spacing w:val="0"/>
+                <w:sz w:val="27"/>
+                <w:szCs w:val="27"/>
+                <w:shd w:val="clear" w:fill="FFFFFF"/>
+                <w:vertAlign w:val="baseline"/>
+                <w:lang w:val="en-US" w:eastAsia="zh-CN"/>
+                <w14:textFill>
+                  <w14:solidFill>
+                    <w14:schemeClr w14:val="tx1">
+                      <w14:lumMod w14:val="95000"/>
+                      <w14:lumOff w14:val="5000"/>
+                    </w14:schemeClr>
+                  </w14:solidFill>
+                </w14:textFill>
+              </w:rPr>
+            </w:pPr>
+            <w:r>
+              <w:rPr>
+                <w:rFonts w:hint="eastAsia" w:ascii="宋体" w:hAnsi="宋体" w:cs="宋体"/>
+                <w:i w:val="0"/>
+                <w:iCs w:val="0"/>
+                <w:caps w:val="0"/>
+                <w:color w:val="0D0D0D" w:themeColor="text1" w:themeTint="F2"/>
+                <w:spacing w:val="0"/>
+                <w:sz w:val="27"/>
+                <w:szCs w:val="27"/>
+                <w:shd w:val="clear" w:fill="FFFFFF"/>
+                <w:vertAlign w:val="baseline"/>
+                <w:lang w:val="en-US" w:eastAsia="zh-CN"/>
+                <w14:textFill>
+                  <w14:solidFill>
+                    <w14:schemeClr w14:val="tx1">
+                      <w14:lumMod w14:val="95000"/>
+                      <w14:lumOff w14:val="5000"/>
+                    </w14:schemeClr>
+                  </w14:solidFill>
+                </w14:textFill>
+              </w:rPr>
+              <w:t>获取领域统计</w:t>
+            </w:r>
+          </w:p>
+        </w:tc>
+        <w:tc>
+          <w:tcPr>
+            <w:tcW w:w="0" w:type="auto"/>
+          </w:tcPr>
+          <w:p>
+            <w:pPr>
+              <w:keepNext w:val="0"/>
+              <w:keepLines w:val="0"/>
+              <w:pageBreakBefore w:val="0"/>
+              <w:widowControl w:val="0"/>
+              <w:kinsoku/>
+              <w:wordWrap w:val="0"/>
+              <w:overflowPunct/>
+              <w:topLinePunct w:val="0"/>
+              <w:autoSpaceDE/>
+              <w:autoSpaceDN/>
+              <w:bidi w:val="0"/>
+              <w:adjustRightInd/>
+              <w:snapToGrid/>
+              <w:spacing w:line="360" w:lineRule="auto"/>
+              <w:textAlignment w:val="auto"/>
+              <w:rPr>
+                <w:rFonts w:hint="default" w:ascii="宋体" w:hAnsi="宋体" w:cs="宋体"/>
+                <w:i w:val="0"/>
+                <w:iCs w:val="0"/>
+                <w:caps w:val="0"/>
+                <w:color w:val="0D0D0D" w:themeColor="text1" w:themeTint="F2"/>
+                <w:spacing w:val="0"/>
+                <w:sz w:val="27"/>
+                <w:szCs w:val="27"/>
+                <w:shd w:val="clear" w:fill="FFFFFF"/>
+                <w:vertAlign w:val="baseline"/>
+                <w:lang w:val="en-US" w:eastAsia="zh-CN"/>
+                <w14:textFill>
+                  <w14:solidFill>
+                    <w14:schemeClr w14:val="tx1">
+                      <w14:lumMod w14:val="95000"/>
+                      <w14:lumOff w14:val="5000"/>
+                    </w14:schemeClr>
+                  </w14:solidFill>
+                </w14:textFill>
+              </w:rPr>
+            </w:pPr>
+            <w:r>
+              <w:rPr>
+                <w:rFonts w:hint="eastAsia" w:ascii="宋体" w:hAnsi="宋体" w:cs="宋体"/>
+                <w:i w:val="0"/>
+                <w:iCs w:val="0"/>
+                <w:caps w:val="0"/>
+                <w:color w:val="0D0D0D" w:themeColor="text1" w:themeTint="F2"/>
+                <w:spacing w:val="0"/>
+                <w:sz w:val="27"/>
+                <w:szCs w:val="27"/>
+                <w:shd w:val="clear" w:fill="FFFFFF"/>
+                <w:vertAlign w:val="baseline"/>
+                <w:lang w:val="en-US" w:eastAsia="zh-CN"/>
+                <w14:textFill>
+                  <w14:solidFill>
+                    <w14:schemeClr w14:val="tx1">
+                      <w14:lumMod w14:val="95000"/>
+                      <w14:lumOff w14:val="5000"/>
+                    </w14:schemeClr>
+                  </w14:solidFill>
+                </w14:textFill>
+              </w:rPr>
+              <w:t>GET</w:t>
+            </w:r>
+          </w:p>
+        </w:tc>
+        <w:tc>
+          <w:tcPr>
+            <w:tcW w:w="0" w:type="auto"/>
+          </w:tcPr>
+          <w:p>
+            <w:pPr>
+              <w:keepNext w:val="0"/>
+              <w:keepLines w:val="0"/>
+              <w:pageBreakBefore w:val="0"/>
+              <w:widowControl w:val="0"/>
+              <w:kinsoku/>
+              <w:wordWrap w:val="0"/>
+              <w:overflowPunct/>
+              <w:topLinePunct w:val="0"/>
+              <w:autoSpaceDE/>
+              <w:autoSpaceDN/>
+              <w:bidi w:val="0"/>
+              <w:adjustRightInd/>
+              <w:snapToGrid/>
+              <w:spacing w:line="360" w:lineRule="auto"/>
+              <w:textAlignment w:val="auto"/>
+              <w:rPr>
+                <w:rFonts w:hint="eastAsia" w:ascii="宋体" w:hAnsi="宋体" w:cs="宋体"/>
+                <w:i w:val="0"/>
+                <w:iCs w:val="0"/>
+                <w:caps w:val="0"/>
+                <w:color w:val="0D0D0D" w:themeColor="text1" w:themeTint="F2"/>
+                <w:spacing w:val="0"/>
+                <w:sz w:val="27"/>
+                <w:szCs w:val="27"/>
+                <w:shd w:val="clear" w:fill="FFFFFF"/>
+                <w:vertAlign w:val="baseline"/>
+                <w:lang w:val="en-US" w:eastAsia="zh-CN"/>
+                <w14:textFill>
+                  <w14:solidFill>
+                    <w14:schemeClr w14:val="tx1">
+                      <w14:lumMod w14:val="95000"/>
+                      <w14:lumOff w14:val="5000"/>
+                    </w14:schemeClr>
+                  </w14:solidFill>
+                </w14:textFill>
+              </w:rPr>
+            </w:pPr>
+            <w:r>
+              <w:rPr>
+                <w:rFonts w:hint="eastAsia" w:ascii="宋体" w:hAnsi="宋体" w:cs="宋体"/>
+                <w:i w:val="0"/>
+                <w:iCs w:val="0"/>
+                <w:caps w:val="0"/>
+                <w:color w:val="0D0D0D" w:themeColor="text1" w:themeTint="F2"/>
+                <w:spacing w:val="0"/>
+                <w:sz w:val="27"/>
+                <w:szCs w:val="27"/>
+                <w:shd w:val="clear" w:fill="FFFFFF"/>
+                <w:vertAlign w:val="baseline"/>
+                <w:lang w:val="en-US" w:eastAsia="zh-CN"/>
+                <w14:textFill>
+                  <w14:solidFill>
+                    <w14:schemeClr w14:val="tx1">
+                      <w14:lumMod w14:val="95000"/>
+                      <w14:lumOff w14:val="5000"/>
+                    </w14:schemeClr>
+                  </w14:solidFill>
+                </w14:textFill>
+              </w:rPr>
+              <w:t>/api/stats/domain</w:t>
+            </w:r>
+          </w:p>
+        </w:tc>
+        <w:tc>
+          <w:tcPr>
+            <w:tcW w:w="0" w:type="auto"/>
+          </w:tcPr>
+          <w:p>
+            <w:pPr>
+              <w:keepNext w:val="0"/>
+              <w:keepLines w:val="0"/>
+              <w:pageBreakBefore w:val="0"/>
+              <w:widowControl w:val="0"/>
+              <w:kinsoku/>
+              <w:wordWrap w:val="0"/>
+              <w:overflowPunct/>
+              <w:topLinePunct w:val="0"/>
+              <w:autoSpaceDE/>
+              <w:autoSpaceDN/>
+              <w:bidi w:val="0"/>
+              <w:adjustRightInd/>
+              <w:snapToGrid/>
+              <w:spacing w:line="360" w:lineRule="auto"/>
+              <w:textAlignment w:val="auto"/>
+              <w:rPr>
+                <w:rFonts w:hint="default" w:ascii="宋体" w:hAnsi="宋体" w:cs="宋体"/>
+                <w:i w:val="0"/>
+                <w:iCs w:val="0"/>
+                <w:caps w:val="0"/>
+                <w:color w:val="0D0D0D" w:themeColor="text1" w:themeTint="F2"/>
+                <w:spacing w:val="0"/>
+                <w:sz w:val="27"/>
+                <w:szCs w:val="27"/>
+                <w:shd w:val="clear" w:fill="FFFFFF"/>
+                <w:vertAlign w:val="baseline"/>
+                <w:lang w:val="en-US" w:eastAsia="zh-CN"/>
+                <w14:textFill>
+                  <w14:solidFill>
+                    <w14:schemeClr w14:val="tx1">
+                      <w14:lumMod w14:val="95000"/>
+                      <w14:lumOff w14:val="5000"/>
+                    </w14:schemeClr>
+                  </w14:solidFill>
+                </w14:textFill>
+              </w:rPr>
+            </w:pPr>
+            <w:r>
+              <w:rPr>
+                <w:rFonts w:hint="eastAsia" w:ascii="宋体" w:hAnsi="宋体" w:cs="宋体"/>
+                <w:i w:val="0"/>
+                <w:iCs w:val="0"/>
+                <w:caps w:val="0"/>
+                <w:color w:val="0D0D0D" w:themeColor="text1" w:themeTint="F2"/>
+                <w:spacing w:val="0"/>
+                <w:sz w:val="27"/>
+                <w:szCs w:val="27"/>
+                <w:shd w:val="clear" w:fill="FFFFFF"/>
+                <w:vertAlign w:val="baseline"/>
+                <w:lang w:val="en-US" w:eastAsia="zh-CN"/>
+                <w14:textFill>
+                  <w14:solidFill>
+                    <w14:schemeClr w14:val="tx1">
+                      <w14:lumMod w14:val="95000"/>
+                      <w14:lumOff w14:val="5000"/>
+                    </w14:schemeClr>
+                  </w14:solidFill>
+                </w14:textFill>
+              </w:rPr>
+              <w:t>无</w:t>
+            </w:r>
+          </w:p>
+        </w:tc>
+      </w:tr>
+    </w:tbl>
     <w:p>
       <w:pPr>
         <w:keepNext w:val="0"/>
@@ -1252,7 +5778,7 @@
         <w:pageBreakBefore w:val="0"/>
         <w:widowControl w:val="0"/>
         <w:kinsoku/>
-        <w:wordWrap/>
+        <w:wordWrap w:val="0"/>
         <w:overflowPunct/>
         <w:topLinePunct w:val="0"/>
         <w:autoSpaceDE/>
@@ -1261,11 +5787,67 @@
         <w:adjustRightInd/>
         <w:snapToGrid/>
         <w:spacing w:line="360" w:lineRule="auto"/>
+        <w:ind w:firstLine="420" w:firstLineChars="0"/>
         <w:textAlignment w:val="auto"/>
         <w:rPr>
-          <w:rFonts w:hint="eastAsia"/>
-          <w:sz w:val="24"/>
-          <w:szCs w:val="24"/>
+          <w:rFonts w:hint="eastAsia" w:ascii="宋体" w:hAnsi="宋体" w:cs="宋体"/>
+          <w:i w:val="0"/>
+          <w:iCs w:val="0"/>
+          <w:caps w:val="0"/>
+          <w:color w:val="0D0D0D" w:themeColor="text1" w:themeTint="F2"/>
+          <w:spacing w:val="0"/>
+          <w:sz w:val="27"/>
+          <w:szCs w:val="27"/>
+          <w:shd w:val="clear" w:fill="FFFFFF"/>
+          <w:lang w:val="en-US" w:eastAsia="zh-CN"/>
+          <w14:textFill>
+            <w14:solidFill>
+              <w14:schemeClr w14:val="tx1">
+                <w14:lumMod w14:val="95000"/>
+                <w14:lumOff w14:val="5000"/>
+              </w14:schemeClr>
+            </w14:solidFill>
+          </w14:textFill>
+        </w:rPr>
+      </w:pPr>
+    </w:p>
+    <w:p>
+      <w:pPr>
+        <w:keepNext w:val="0"/>
+        <w:keepLines w:val="0"/>
+        <w:pageBreakBefore w:val="0"/>
+        <w:widowControl w:val="0"/>
+        <w:kinsoku/>
+        <w:wordWrap w:val="0"/>
+        <w:overflowPunct/>
+        <w:topLinePunct w:val="0"/>
+        <w:autoSpaceDE/>
+        <w:autoSpaceDN/>
+        <w:bidi w:val="0"/>
+        <w:adjustRightInd/>
+        <w:snapToGrid/>
+        <w:spacing w:line="360" w:lineRule="auto"/>
+        <w:ind w:firstLine="420" w:firstLineChars="0"/>
+        <w:textAlignment w:val="auto"/>
+        <w:rPr>
+          <w:rFonts w:hint="eastAsia" w:ascii="宋体" w:hAnsi="宋体" w:cs="宋体"/>
+          <w:i w:val="0"/>
+          <w:iCs w:val="0"/>
+          <w:caps w:val="0"/>
+          <w:color w:val="0D0D0D" w:themeColor="text1" w:themeTint="F2"/>
+          <w:spacing w:val="0"/>
+          <w:sz w:val="27"/>
+          <w:szCs w:val="27"/>
+          <w:shd w:val="clear" w:fill="FFFFFF"/>
+          <w:lang w:val="en-US" w:eastAsia="zh-CN"/>
+          <w14:textFill>
+            <w14:solidFill>
+              <w14:schemeClr w14:val="tx1">
+                <w14:lumMod w14:val="95000"/>
+                <w14:lumOff w14:val="5000"/>
+              </w14:schemeClr>
+            </w14:solidFill>
+          </w14:textFill>
         </w:rPr>
       </w:pPr>
     </w:p>
@@ -1333,20 +5915,7 @@
           <w:szCs w:val="31"/>
           <w:lang w:val="en-US" w:eastAsia="zh-CN" w:bidi="ar"/>
         </w:rPr>
-        <w:t xml:space="preserve"> 界面设</w:t>
-      </w:r>
-      <w:r>
-        <w:rPr>
-          <w:rFonts w:ascii="黑体" w:hAnsi="宋体" w:eastAsia="黑体" w:cs="黑体"/>
-          <w:b/>
-          <w:bCs/>
-          <w:color w:val="000000"/>
-          <w:kern w:val="0"/>
-          <w:sz w:val="31"/>
-          <w:szCs w:val="31"/>
-          <w:lang w:val="en-US" w:eastAsia="zh-CN" w:bidi="ar"/>
-        </w:rPr>
-        <w:t>计</w:t>
+        <w:t xml:space="preserve"> 界面设计</w:t>
       </w:r>
     </w:p>
     <w:p>
@@ -3692,7 +8261,7 @@
     <w:lsdException w:uiPriority="99" w:name="HTML Sample"/>
     <w:lsdException w:uiPriority="99" w:name="HTML Typewriter"/>
     <w:lsdException w:uiPriority="99" w:name="HTML Variable"/>
-    <w:lsdException w:uiPriority="99" w:name="Normal Table"/>
+    <w:lsdException w:qFormat="1" w:uiPriority="99" w:name="Normal Table"/>
     <w:lsdException w:uiPriority="99" w:name="annotation subject"/>
     <w:lsdException w:uiPriority="99" w:name="Table Simple 1"/>
     <w:lsdException w:uiPriority="99" w:name="Table Simple 2"/>
@@ -3858,7 +8427,7 @@
     <w:name w:val="heading 1"/>
     <w:basedOn w:val="1"/>
     <w:next w:val="1"/>
-    <w:link w:val="11"/>
+    <w:link w:val="12"/>
     <w:qFormat/>
     <w:uiPriority w:val="0"/>
     <w:pPr>
@@ -3879,7 +8448,7 @@
     <w:name w:val="heading 2"/>
     <w:basedOn w:val="1"/>
     <w:next w:val="1"/>
-    <w:link w:val="10"/>
+    <w:link w:val="11"/>
     <w:qFormat/>
     <w:uiPriority w:val="0"/>
     <w:pPr>
@@ -3896,7 +8465,7 @@
       <w:szCs w:val="32"/>
     </w:rPr>
   </w:style>
-  <w:style w:type="character" w:default="1" w:styleId="6">
+  <w:style w:type="character" w:default="1" w:styleId="7">
     <w:name w:val="Default Paragraph Font"/>
     <w:semiHidden/>
     <w:unhideWhenUsed/>
@@ -3906,6 +8475,7 @@
     <w:name w:val="Normal Table"/>
     <w:semiHidden/>
     <w:unhideWhenUsed/>
+    <w:qFormat/>
     <w:uiPriority w:val="99"/>
     <w:tblPr>
       <w:tblCellMar>
@@ -3919,7 +8489,7 @@
   <w:style w:type="paragraph" w:styleId="4">
     <w:name w:val="Title"/>
     <w:basedOn w:val="1"/>
-    <w:link w:val="7"/>
+    <w:link w:val="8"/>
     <w:autoRedefine/>
     <w:qFormat/>
     <w:uiPriority w:val="0"/>
@@ -3937,10 +8507,30 @@
       <w:szCs w:val="28"/>
     </w:rPr>
   </w:style>
-  <w:style w:type="character" w:customStyle="1" w:styleId="7">
+  <w:style w:type="table" w:styleId="6">
+    <w:name w:val="Table Grid"/>
+    <w:basedOn w:val="5"/>
+    <w:uiPriority w:val="39"/>
+    <w:pPr>
+      <w:widowControl w:val="0"/>
+      <w:jc w:val="both"/>
+    </w:pPr>
+    <w:tblPr>
+      <w:tblBorders>
+        <w:top w:val="single" w:color="auto" w:sz="4" w:space="0"/>
+        <w:left w:val="single" w:color="auto" w:sz="4" w:space="0"/>
+        <w:bottom w:val="single" w:color="auto" w:sz="4" w:space="0"/>
+        <w:right w:val="single" w:color="auto" w:sz="4" w:space="0"/>
+        <w:insideH w:val="single" w:color="auto" w:sz="4" w:space="0"/>
+        <w:insideV w:val="single" w:color="auto" w:sz="4" w:space="0"/>
+      </w:tblBorders>
+    </w:tblPr>
+  </w:style>
+  <w:style w:type="character" w:customStyle="1" w:styleId="8">
     <w:name w:val="标题 字符"/>
-    <w:basedOn w:val="6"/>
+    <w:basedOn w:val="7"/>
     <w:link w:val="4"/>
+    <w:qFormat/>
     <w:uiPriority w:val="0"/>
     <w:rPr>
       <w:rFonts w:ascii="黑体" w:hAnsi="黑体" w:eastAsia="黑体" w:cs="方正小标宋简体"/>
@@ -3950,9 +8540,10 @@
       <w:szCs w:val="28"/>
     </w:rPr>
   </w:style>
-  <w:style w:type="character" w:customStyle="1" w:styleId="8">
+  <w:style w:type="character" w:customStyle="1" w:styleId="9">
     <w:name w:val="标题 1 字符"/>
-    <w:basedOn w:val="6"/>
+    <w:basedOn w:val="7"/>
+    <w:qFormat/>
     <w:uiPriority w:val="9"/>
     <w:rPr>
       <w:rFonts w:ascii="Times New Roman" w:hAnsi="Times New Roman" w:eastAsia="宋体" w:cs="Times New Roman"/>
@@ -3963,9 +8554,9 @@
       <w:szCs w:val="44"/>
     </w:rPr>
   </w:style>
-  <w:style w:type="character" w:customStyle="1" w:styleId="9">
+  <w:style w:type="character" w:customStyle="1" w:styleId="10">
     <w:name w:val="标题 2 字符"/>
-    <w:basedOn w:val="6"/>
+    <w:basedOn w:val="7"/>
     <w:semiHidden/>
     <w:qFormat/>
     <w:uiPriority w:val="9"/>
@@ -3977,10 +8568,11 @@
       <w:szCs w:val="32"/>
     </w:rPr>
   </w:style>
-  <w:style w:type="character" w:customStyle="1" w:styleId="10">
+  <w:style w:type="character" w:customStyle="1" w:styleId="11">
     <w:name w:val="标题 2 字符1"/>
-    <w:basedOn w:val="6"/>
+    <w:basedOn w:val="7"/>
     <w:link w:val="3"/>
+    <w:qFormat/>
     <w:uiPriority w:val="0"/>
     <w:rPr>
       <w:rFonts w:ascii="Cambria" w:hAnsi="Cambria" w:eastAsia="宋体" w:cs="Times New Roman"/>
@@ -3990,10 +8582,11 @@
       <w:szCs w:val="32"/>
     </w:rPr>
   </w:style>
-  <w:style w:type="character" w:customStyle="1" w:styleId="11">
+  <w:style w:type="character" w:customStyle="1" w:styleId="12">
     <w:name w:val="标题 1 字符1"/>
-    <w:basedOn w:val="6"/>
+    <w:basedOn w:val="7"/>
     <w:link w:val="2"/>
+    <w:qFormat/>
     <w:uiPriority w:val="0"/>
     <w:rPr>
       <w:rFonts w:ascii="Times New Roman" w:hAnsi="Times New Roman" w:eastAsia="宋体" w:cs="Times New Roman"/>
@@ -4260,4 +8853,23 @@
   </a:themeElements>
   <a:objectDefaults/>
 </a:theme>
+</file>
+
+<file path=customXml/item1.xml><?xml version="1.0" encoding="utf-8"?>
+<s:customData xmlns="http://www.wps.cn/officeDocument/2013/wpsCustomData" xmlns:s="http://www.wps.cn/officeDocument/2013/wpsCustomData">
+  <customSectProps/>
+  <extobjs>
+    <extobj name="ECB019B1-382A-4266-B25C-5B523AA43C14-1">
+      <extobjdata type="ECB019B1-382A-4266-B25C-5B523AA43C14" data="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"/>
+    </extobj>
+  </extobjs>
+</s:customData>
+</file>
+
+<file path=customXml/itemProps1.xml><?xml version="1.0" encoding="utf-8"?>
+<ds:datastoreItem xmlns:ds="http://schemas.openxmlformats.org/officeDocument/2006/customXml" ds:itemID="{B1977F7D-205B-4081-913C-38D41E755F92}">
+  <ds:schemaRefs>
+    <ds:schemaRef ds:uri="http://www.wps.cn/officeDocument/2013/wpsCustomData"/>
+  </ds:schemaRefs>
+</ds:datastoreItem>
 </file>